--- a/docs/Evaluation_Compatibilite_Infra_Hybride.docx
+++ b/docs/Evaluation_Compatibilite_Infra_Hybride.docx
@@ -1,20 +1,22 @@
 
 <file path=word/document.xml><?xml version="1.0" encoding="utf-8"?>
-<w:document xmlns:wpc="http://schemas.microsoft.com/office/word/2010/wordprocessingCanvas" xmlns:cx="http://schemas.microsoft.com/office/drawing/2014/chartex" xmlns:cx1="http://schemas.microsoft.com/office/drawing/2015/9/8/chartex" xmlns:cx2="http://schemas.microsoft.com/office/drawing/2015/10/21/chartex" xmlns:cx3="http://schemas.microsoft.com/office/drawing/2016/5/9/chartex" xmlns:cx4="http://schemas.microsoft.com/office/drawing/2016/5/10/chartex" xmlns:cx5="http://schemas.microsoft.com/office/drawing/2016/5/11/chartex" xmlns:cx6="http://schemas.microsoft.com/office/drawing/2016/5/12/chartex" xmlns:cx7="http://schemas.microsoft.com/office/drawing/2016/5/13/chartex" xmlns:cx8="http://schemas.microsoft.com/office/drawing/2016/5/14/chartex" xmlns:mc="http://schemas.openxmlformats.org/markup-compatibility/2006" xmlns:aink="http://schemas.microsoft.com/office/drawing/2016/ink" xmlns:am3d="http://schemas.microsoft.com/office/drawing/2017/model3d" xmlns:o="urn:schemas-microsoft-com:office:office" xmlns:oel="http://schemas.microsoft.com/office/2019/extlst" xmlns:r="http://schemas.openxmlformats.org/officeDocument/2006/relationships" xmlns:m="http://schemas.openxmlformats.org/officeDocument/2006/math" xmlns:v="urn:schemas-microsoft-com:vml" xmlns:wp14="http://schemas.microsoft.com/office/word/2010/wordprocessingDrawing" xmlns:wp="http://schemas.openxmlformats.org/drawingml/2006/wordprocessingDrawing" xmlns:w10="urn:schemas-microsoft-com:office:word" xmlns:w="http://schemas.openxmlformats.org/wordprocessingml/2006/main" xmlns:w14="http://schemas.microsoft.com/office/word/2010/wordml" xmlns:w15="http://schemas.microsoft.com/office/word/2012/wordml" xmlns:w16cex="http://schemas.microsoft.com/office/word/2018/wordml/cex" xmlns:w16cid="http://schemas.microsoft.com/office/word/2016/wordml/cid" xmlns:w16="http://schemas.microsoft.com/office/word/2018/wordml" xmlns:w16du="http://schemas.microsoft.com/office/word/2023/wordml/word16du" xmlns:w16sdtdh="http://schemas.microsoft.com/office/word/2020/wordml/sdtdatahash" xmlns:w16sdtfl="http://schemas.microsoft.com/office/word/2024/wordml/sdtformatlock" xmlns:w16se="http://schemas.microsoft.com/office/word/2015/wordml/symex" xmlns:wpg="http://schemas.microsoft.com/office/word/2010/wordprocessingGroup" xmlns:wpi="http://schemas.microsoft.com/office/word/2010/wordprocessingInk" xmlns:wne="http://schemas.microsoft.com/office/word/2006/wordml" xmlns:wps="http://schemas.microsoft.com/office/word/2010/wordprocessingShape" mc:Ignorable="w14 w15 w16se w16cid w16 w16cex w16sdtdh w16sdtfl w16du wp14">
+<w:document xmlns:wpc="http://schemas.microsoft.com/office/word/2010/wordprocessingCanvas" xmlns:cx="http://schemas.microsoft.com/office/drawing/2014/chartex" xmlns:cx1="http://schemas.microsoft.com/office/drawing/2015/9/8/chartex" xmlns:cx2="http://schemas.microsoft.com/office/drawing/2015/10/21/chartex" xmlns:cx3="http://schemas.microsoft.com/office/drawing/2016/5/9/chartex" xmlns:cx4="http://schemas.microsoft.com/office/drawing/2016/5/10/chartex" xmlns:cx5="http://schemas.microsoft.com/office/drawing/2016/5/11/chartex" xmlns:cx6="http://schemas.microsoft.com/office/drawing/2016/5/12/chartex" xmlns:cx7="http://schemas.microsoft.com/office/drawing/2016/5/13/chartex" xmlns:cx8="http://schemas.microsoft.com/office/drawing/2016/5/14/chartex" xmlns:mc="http://schemas.openxmlformats.org/markup-compatibility/2006" xmlns:aink="http://schemas.microsoft.com/office/drawing/2016/ink" xmlns:am3d="http://schemas.microsoft.com/office/drawing/2017/model3d" xmlns:o="urn:schemas-microsoft-com:office:office" xmlns:oel="http://schemas.microsoft.com/office/2019/extlst" xmlns:r="http://schemas.openxmlformats.org/officeDocument/2006/relationships" xmlns:m="http://schemas.openxmlformats.org/officeDocument/2006/math" xmlns:v="urn:schemas-microsoft-com:vml" xmlns:wp14="http://schemas.microsoft.com/office/word/2010/wordprocessingDrawing" xmlns:wp="http://schemas.openxmlformats.org/drawingml/2006/wordprocessingDrawing" xmlns:w10="urn:schemas-microsoft-com:office:word" xmlns:w="http://schemas.openxmlformats.org/wordprocessingml/2006/main" xmlns:w14="http://schemas.microsoft.com/office/word/2010/wordml" xmlns:w15="http://schemas.microsoft.com/office/word/2012/wordml" xmlns:w16cex="http://schemas.microsoft.com/office/word/2018/wordml/cex" xmlns:w16cid="http://schemas.microsoft.com/office/word/2016/wordml/cid" xmlns:w16="http://schemas.microsoft.com/office/word/2018/wordml" xmlns:w16sdtdh="http://schemas.microsoft.com/office/word/2020/wordml/sdtdatahash" xmlns:w16se="http://schemas.microsoft.com/office/word/2015/wordml/symex" xmlns:wpg="http://schemas.microsoft.com/office/word/2010/wordprocessingGroup" xmlns:wpi="http://schemas.microsoft.com/office/word/2010/wordprocessingInk" xmlns:wne="http://schemas.microsoft.com/office/word/2006/wordml" xmlns:wps="http://schemas.microsoft.com/office/word/2010/wordprocessingShape" mc:Ignorable="w14 w15 w16se w16cid w16 w16cex w16sdtdh wp14">
   <w:body>
     <w:p>
       <w:pPr>
         <w:pStyle w:val="Titre1"/>
         <w:rPr>
-          <w:sz w:val="32"/>
-          <w:szCs w:val="32"/>
+          <w:rFonts w:cstheme="majorHAnsi"/>
+          <w:sz w:val="36"/>
+          <w:szCs w:val="36"/>
           <w:lang w:val="fr-FR"/>
         </w:rPr>
       </w:pPr>
       <w:r>
         <w:rPr>
-          <w:sz w:val="32"/>
-          <w:szCs w:val="32"/>
+          <w:rFonts w:cstheme="majorHAnsi"/>
+          <w:sz w:val="36"/>
+          <w:szCs w:val="36"/>
           <w:lang w:val="fr-FR"/>
         </w:rPr>
         <w:t>Exercice 1 – Évaluation de compatibilité avec l’environnement SI</w:t>
@@ -22,38 +24,53 @@
     </w:p>
     <w:p>
       <w:pPr>
+        <w:pStyle w:val="Titre2"/>
+        <w:numPr>
+          <w:ilvl w:val="0"/>
+          <w:numId w:val="35"/>
+        </w:numPr>
         <w:rPr>
+          <w:rFonts w:cstheme="majorHAnsi"/>
           <w:lang w:val="fr-FR"/>
         </w:rPr>
       </w:pPr>
-    </w:p>
-    <w:p>
-      <w:pPr>
-        <w:pStyle w:val="Titre2"/>
+      <w:r>
         <w:rPr>
+          <w:rFonts w:cstheme="majorHAnsi"/>
           <w:lang w:val="fr-FR"/>
         </w:rPr>
-      </w:pPr>
-      <w:r>
-        <w:rPr>
-          <w:lang w:val="fr-FR"/>
-        </w:rPr>
-        <w:t xml:space="preserve"> 1. Choix des composants cloud pour l’architecture hybride</w:t>
+        <w:t>Choix des composants cloud pour l’architecture hybride</w:t>
       </w:r>
     </w:p>
     <w:p>
       <w:pPr>
         <w:rPr>
-          <w:rFonts w:ascii="Calibri" w:eastAsiaTheme="majorEastAsia" w:hAnsi="Calibri" w:cs="Calibri"/>
+          <w:rFonts w:asciiTheme="majorHAnsi" w:eastAsiaTheme="majorEastAsia" w:hAnsiTheme="majorHAnsi" w:cstheme="majorHAnsi"/>
           <w:lang w:val="fr-FR"/>
         </w:rPr>
       </w:pPr>
       <w:r>
         <w:rPr>
-          <w:rFonts w:ascii="Calibri" w:eastAsiaTheme="majorEastAsia" w:hAnsi="Calibri" w:cs="Calibri"/>
+          <w:rFonts w:asciiTheme="majorHAnsi" w:eastAsiaTheme="majorEastAsia" w:hAnsiTheme="majorHAnsi" w:cstheme="majorHAnsi"/>
           <w:lang w:val="fr-FR"/>
         </w:rPr>
-        <w:t>Pour chaque besoin identifié chez InduTechData, j’ai choisi un composant cloud typique et son alternative gratuite compatible Docker, pour permettre une mise en place locale ou en environnement de test.</w:t>
+        <w:t>Pour répondre aux besoins d’</w:t>
+      </w:r>
+      <w:proofErr w:type="spellStart"/>
+      <w:r>
+        <w:rPr>
+          <w:rFonts w:asciiTheme="majorHAnsi" w:eastAsiaTheme="majorEastAsia" w:hAnsiTheme="majorHAnsi" w:cstheme="majorHAnsi"/>
+          <w:lang w:val="fr-FR"/>
+        </w:rPr>
+        <w:t>InduTechData</w:t>
+      </w:r>
+      <w:proofErr w:type="spellEnd"/>
+      <w:r>
+        <w:rPr>
+          <w:rFonts w:asciiTheme="majorHAnsi" w:eastAsiaTheme="majorEastAsia" w:hAnsiTheme="majorHAnsi" w:cstheme="majorHAnsi"/>
+          <w:lang w:val="fr-FR"/>
+        </w:rPr>
+        <w:t>, j’ai identifié les composants essentiels à une infrastructure hybride performante. À chaque besoin, j’ai associé un service cloud managé couramment utilisé et une alternative gratuite, open source et compatible avec Docker. Cela permet de tester l’architecture localement ou dans un environnement de développement sans coût.</w:t>
       </w:r>
     </w:p>
     <w:tbl>
@@ -63,20 +80,20 @@
         <w:tblLook w:val="04A0" w:firstRow="1" w:lastRow="0" w:firstColumn="1" w:lastColumn="0" w:noHBand="0" w:noVBand="1"/>
       </w:tblPr>
       <w:tblGrid>
-        <w:gridCol w:w="2338"/>
-        <w:gridCol w:w="1855"/>
-        <w:gridCol w:w="2139"/>
-        <w:gridCol w:w="4684"/>
+        <w:gridCol w:w="2320"/>
+        <w:gridCol w:w="2017"/>
+        <w:gridCol w:w="2456"/>
+        <w:gridCol w:w="4223"/>
       </w:tblGrid>
       <w:tr>
         <w:trPr>
           <w:cnfStyle w:val="100000000000" w:firstRow="1" w:lastRow="0" w:firstColumn="0" w:lastColumn="0" w:oddVBand="0" w:evenVBand="0" w:oddHBand="0" w:evenHBand="0" w:firstRowFirstColumn="0" w:firstRowLastColumn="0" w:lastRowFirstColumn="0" w:lastRowLastColumn="0"/>
-          <w:trHeight w:val="1644"/>
         </w:trPr>
         <w:tc>
           <w:tcPr>
             <w:cnfStyle w:val="001000000000" w:firstRow="0" w:lastRow="0" w:firstColumn="1" w:lastColumn="0" w:oddVBand="0" w:evenVBand="0" w:oddHBand="0" w:evenHBand="0" w:firstRowFirstColumn="0" w:firstRowLastColumn="0" w:lastRowFirstColumn="0" w:lastRowLastColumn="0"/>
             <w:tcW w:w="0" w:type="auto"/>
+            <w:vAlign w:val="center"/>
             <w:hideMark/>
           </w:tcPr>
           <w:p>
@@ -84,7 +101,7 @@
               <w:spacing w:after="200" w:line="276" w:lineRule="auto"/>
               <w:jc w:val="center"/>
               <w:rPr>
-                <w:rFonts w:ascii="Calibri" w:eastAsiaTheme="majorEastAsia" w:hAnsi="Calibri" w:cs="Calibri"/>
+                <w:rFonts w:asciiTheme="majorHAnsi" w:eastAsiaTheme="majorEastAsia" w:hAnsiTheme="majorHAnsi" w:cstheme="majorHAnsi"/>
                 <w:sz w:val="28"/>
                 <w:szCs w:val="28"/>
                 <w:lang w:val="fr-FR"/>
@@ -92,7 +109,7 @@
             </w:pPr>
             <w:r>
               <w:rPr>
-                <w:rFonts w:ascii="Calibri" w:eastAsiaTheme="majorEastAsia" w:hAnsi="Calibri" w:cs="Calibri"/>
+                <w:rFonts w:asciiTheme="majorHAnsi" w:eastAsiaTheme="majorEastAsia" w:hAnsiTheme="majorHAnsi" w:cstheme="majorHAnsi"/>
                 <w:sz w:val="28"/>
                 <w:szCs w:val="28"/>
                 <w:lang w:val="fr-FR"/>
@@ -104,6 +121,7 @@
         <w:tc>
           <w:tcPr>
             <w:tcW w:w="0" w:type="auto"/>
+            <w:vAlign w:val="center"/>
             <w:hideMark/>
           </w:tcPr>
           <w:p>
@@ -112,7 +130,7 @@
               <w:jc w:val="center"/>
               <w:cnfStyle w:val="100000000000" w:firstRow="1" w:lastRow="0" w:firstColumn="0" w:lastColumn="0" w:oddVBand="0" w:evenVBand="0" w:oddHBand="0" w:evenHBand="0" w:firstRowFirstColumn="0" w:firstRowLastColumn="0" w:lastRowFirstColumn="0" w:lastRowLastColumn="0"/>
               <w:rPr>
-                <w:rFonts w:ascii="Calibri" w:eastAsiaTheme="majorEastAsia" w:hAnsi="Calibri" w:cs="Calibri"/>
+                <w:rFonts w:asciiTheme="majorHAnsi" w:eastAsiaTheme="majorEastAsia" w:hAnsiTheme="majorHAnsi" w:cstheme="majorHAnsi"/>
                 <w:sz w:val="28"/>
                 <w:szCs w:val="28"/>
                 <w:lang w:val="fr-FR"/>
@@ -120,7 +138,7 @@
             </w:pPr>
             <w:r>
               <w:rPr>
-                <w:rFonts w:ascii="Calibri" w:eastAsiaTheme="majorEastAsia" w:hAnsi="Calibri" w:cs="Calibri"/>
+                <w:rFonts w:asciiTheme="majorHAnsi" w:eastAsiaTheme="majorEastAsia" w:hAnsiTheme="majorHAnsi" w:cstheme="majorHAnsi"/>
                 <w:sz w:val="28"/>
                 <w:szCs w:val="28"/>
                 <w:lang w:val="fr-FR"/>
@@ -132,6 +150,7 @@
         <w:tc>
           <w:tcPr>
             <w:tcW w:w="0" w:type="auto"/>
+            <w:vAlign w:val="center"/>
             <w:hideMark/>
           </w:tcPr>
           <w:p>
@@ -140,7 +159,7 @@
               <w:jc w:val="center"/>
               <w:cnfStyle w:val="100000000000" w:firstRow="1" w:lastRow="0" w:firstColumn="0" w:lastColumn="0" w:oddVBand="0" w:evenVBand="0" w:oddHBand="0" w:evenHBand="0" w:firstRowFirstColumn="0" w:firstRowLastColumn="0" w:lastRowFirstColumn="0" w:lastRowLastColumn="0"/>
               <w:rPr>
-                <w:rFonts w:ascii="Calibri" w:eastAsiaTheme="majorEastAsia" w:hAnsi="Calibri" w:cs="Calibri"/>
+                <w:rFonts w:asciiTheme="majorHAnsi" w:eastAsiaTheme="majorEastAsia" w:hAnsiTheme="majorHAnsi" w:cstheme="majorHAnsi"/>
                 <w:sz w:val="28"/>
                 <w:szCs w:val="28"/>
                 <w:lang w:val="fr-FR"/>
@@ -148,7 +167,7 @@
             </w:pPr>
             <w:r>
               <w:rPr>
-                <w:rFonts w:ascii="Calibri" w:eastAsiaTheme="majorEastAsia" w:hAnsi="Calibri" w:cs="Calibri"/>
+                <w:rFonts w:asciiTheme="majorHAnsi" w:eastAsiaTheme="majorEastAsia" w:hAnsiTheme="majorHAnsi" w:cstheme="majorHAnsi"/>
                 <w:sz w:val="28"/>
                 <w:szCs w:val="28"/>
                 <w:lang w:val="fr-FR"/>
@@ -160,6 +179,7 @@
         <w:tc>
           <w:tcPr>
             <w:tcW w:w="0" w:type="auto"/>
+            <w:vAlign w:val="center"/>
             <w:hideMark/>
           </w:tcPr>
           <w:p>
@@ -168,7 +188,7 @@
               <w:jc w:val="center"/>
               <w:cnfStyle w:val="100000000000" w:firstRow="1" w:lastRow="0" w:firstColumn="0" w:lastColumn="0" w:oddVBand="0" w:evenVBand="0" w:oddHBand="0" w:evenHBand="0" w:firstRowFirstColumn="0" w:firstRowLastColumn="0" w:lastRowFirstColumn="0" w:lastRowLastColumn="0"/>
               <w:rPr>
-                <w:rFonts w:ascii="Calibri" w:eastAsiaTheme="majorEastAsia" w:hAnsi="Calibri" w:cs="Calibri"/>
+                <w:rFonts w:asciiTheme="majorHAnsi" w:eastAsiaTheme="majorEastAsia" w:hAnsiTheme="majorHAnsi" w:cstheme="majorHAnsi"/>
                 <w:sz w:val="28"/>
                 <w:szCs w:val="28"/>
                 <w:lang w:val="fr-FR"/>
@@ -176,7 +196,7 @@
             </w:pPr>
             <w:r>
               <w:rPr>
-                <w:rFonts w:ascii="Calibri" w:eastAsiaTheme="majorEastAsia" w:hAnsi="Calibri" w:cs="Calibri"/>
+                <w:rFonts w:asciiTheme="majorHAnsi" w:eastAsiaTheme="majorEastAsia" w:hAnsiTheme="majorHAnsi" w:cstheme="majorHAnsi"/>
                 <w:sz w:val="28"/>
                 <w:szCs w:val="28"/>
                 <w:lang w:val="fr-FR"/>
@@ -189,7 +209,6 @@
       <w:tr>
         <w:trPr>
           <w:cnfStyle w:val="000000100000" w:firstRow="0" w:lastRow="0" w:firstColumn="0" w:lastColumn="0" w:oddVBand="0" w:evenVBand="0" w:oddHBand="1" w:evenHBand="0" w:firstRowFirstColumn="0" w:firstRowLastColumn="0" w:lastRowFirstColumn="0" w:lastRowLastColumn="0"/>
-          <w:trHeight w:val="1644"/>
         </w:trPr>
         <w:tc>
           <w:tcPr>
@@ -201,7 +220,7 @@
             <w:pPr>
               <w:spacing w:after="200" w:line="276" w:lineRule="auto"/>
               <w:rPr>
-                <w:rFonts w:ascii="Calibri" w:eastAsiaTheme="majorEastAsia" w:hAnsi="Calibri" w:cs="Calibri"/>
+                <w:rFonts w:asciiTheme="majorHAnsi" w:eastAsiaTheme="majorEastAsia" w:hAnsiTheme="majorHAnsi" w:cstheme="majorHAnsi"/>
                 <w:b w:val="0"/>
                 <w:bCs w:val="0"/>
                 <w:lang w:val="fr-FR"/>
@@ -209,12 +228,12 @@
             </w:pPr>
             <w:r>
               <w:rPr>
-                <w:rFonts w:ascii="Calibri" w:eastAsiaTheme="majorEastAsia" w:hAnsi="Calibri" w:cs="Calibri"/>
+                <w:rFonts w:asciiTheme="majorHAnsi" w:eastAsiaTheme="majorEastAsia" w:hAnsiTheme="majorHAnsi" w:cstheme="majorHAnsi"/>
                 <w:b w:val="0"/>
                 <w:bCs w:val="0"/>
                 <w:lang w:val="fr-FR"/>
               </w:rPr>
-              <w:t>Stockage de données non structurées (logs, fichiers IoT, utilisateurs)</w:t>
+              <w:t>Stockage de données non structurées (logs, fichiers IoT…)</w:t>
             </w:r>
           </w:p>
         </w:tc>
@@ -228,13 +247,13 @@
               <w:spacing w:after="200" w:line="276" w:lineRule="auto"/>
               <w:cnfStyle w:val="000000100000" w:firstRow="0" w:lastRow="0" w:firstColumn="0" w:lastColumn="0" w:oddVBand="0" w:evenVBand="0" w:oddHBand="1" w:evenHBand="0" w:firstRowFirstColumn="0" w:firstRowLastColumn="0" w:lastRowFirstColumn="0" w:lastRowLastColumn="0"/>
               <w:rPr>
-                <w:rFonts w:ascii="Calibri" w:eastAsiaTheme="majorEastAsia" w:hAnsi="Calibri" w:cs="Calibri"/>
+                <w:rFonts w:asciiTheme="majorHAnsi" w:eastAsiaTheme="majorEastAsia" w:hAnsiTheme="majorHAnsi" w:cstheme="majorHAnsi"/>
                 <w:lang w:val="fr-FR"/>
               </w:rPr>
             </w:pPr>
             <w:r>
               <w:rPr>
-                <w:rFonts w:ascii="Calibri" w:eastAsiaTheme="majorEastAsia" w:hAnsi="Calibri" w:cs="Calibri"/>
+                <w:rFonts w:asciiTheme="majorHAnsi" w:eastAsiaTheme="majorEastAsia" w:hAnsiTheme="majorHAnsi" w:cstheme="majorHAnsi"/>
                 <w:lang w:val="fr-FR"/>
               </w:rPr>
               <w:t>Amazon S3</w:t>
@@ -251,16 +270,239 @@
               <w:spacing w:after="200" w:line="276" w:lineRule="auto"/>
               <w:cnfStyle w:val="000000100000" w:firstRow="0" w:lastRow="0" w:firstColumn="0" w:lastColumn="0" w:oddVBand="0" w:evenVBand="0" w:oddHBand="1" w:evenHBand="0" w:firstRowFirstColumn="0" w:firstRowLastColumn="0" w:lastRowFirstColumn="0" w:lastRowLastColumn="0"/>
               <w:rPr>
-                <w:rFonts w:ascii="Calibri" w:eastAsiaTheme="majorEastAsia" w:hAnsi="Calibri" w:cs="Calibri"/>
+                <w:rFonts w:asciiTheme="majorHAnsi" w:eastAsiaTheme="majorEastAsia" w:hAnsiTheme="majorHAnsi" w:cstheme="majorHAnsi"/>
+                <w:lang w:val="fr-FR"/>
+              </w:rPr>
+            </w:pPr>
+            <w:proofErr w:type="spellStart"/>
+            <w:r>
+              <w:rPr>
+                <w:rFonts w:asciiTheme="majorHAnsi" w:eastAsiaTheme="majorEastAsia" w:hAnsiTheme="majorHAnsi" w:cstheme="majorHAnsi"/>
+                <w:lang w:val="fr-FR"/>
+              </w:rPr>
+              <w:t>MinIO</w:t>
+            </w:r>
+            <w:proofErr w:type="spellEnd"/>
+          </w:p>
+        </w:tc>
+        <w:tc>
+          <w:tcPr>
+            <w:tcW w:w="0" w:type="auto"/>
+            <w:hideMark/>
+          </w:tcPr>
+          <w:p>
+            <w:pPr>
+              <w:spacing w:after="200" w:line="276" w:lineRule="auto"/>
+              <w:cnfStyle w:val="000000100000" w:firstRow="0" w:lastRow="0" w:firstColumn="0" w:lastColumn="0" w:oddVBand="0" w:evenVBand="0" w:oddHBand="1" w:evenHBand="0" w:firstRowFirstColumn="0" w:firstRowLastColumn="0" w:lastRowFirstColumn="0" w:lastRowLastColumn="0"/>
+              <w:rPr>
+                <w:rFonts w:asciiTheme="majorHAnsi" w:eastAsiaTheme="majorEastAsia" w:hAnsiTheme="majorHAnsi" w:cstheme="majorHAnsi"/>
+                <w:lang w:val="fr-FR"/>
+              </w:rPr>
+            </w:pPr>
+            <w:proofErr w:type="spellStart"/>
+            <w:r>
+              <w:rPr>
+                <w:rFonts w:asciiTheme="majorHAnsi" w:eastAsiaTheme="majorEastAsia" w:hAnsiTheme="majorHAnsi" w:cstheme="majorHAnsi"/>
+                <w:lang w:val="fr-FR"/>
+              </w:rPr>
+              <w:t>MinIO</w:t>
+            </w:r>
+            <w:proofErr w:type="spellEnd"/>
+            <w:r>
+              <w:rPr>
+                <w:rFonts w:asciiTheme="majorHAnsi" w:eastAsiaTheme="majorEastAsia" w:hAnsiTheme="majorHAnsi" w:cstheme="majorHAnsi"/>
+                <w:lang w:val="fr-FR"/>
+              </w:rPr>
+              <w:t xml:space="preserve"> est une solution de stockage objet compatible S3, légère, sécurisée, et très facile à utiliser localement.</w:t>
+            </w:r>
+          </w:p>
+        </w:tc>
+      </w:tr>
+      <w:tr>
+        <w:tc>
+          <w:tcPr>
+            <w:cnfStyle w:val="001000000000" w:firstRow="0" w:lastRow="0" w:firstColumn="1" w:lastColumn="0" w:oddVBand="0" w:evenVBand="0" w:oddHBand="0" w:evenHBand="0" w:firstRowFirstColumn="0" w:firstRowLastColumn="0" w:lastRowFirstColumn="0" w:lastRowLastColumn="0"/>
+            <w:tcW w:w="0" w:type="auto"/>
+            <w:hideMark/>
+          </w:tcPr>
+          <w:p>
+            <w:pPr>
+              <w:spacing w:after="200" w:line="276" w:lineRule="auto"/>
+              <w:rPr>
+                <w:rFonts w:asciiTheme="majorHAnsi" w:eastAsiaTheme="majorEastAsia" w:hAnsiTheme="majorHAnsi" w:cstheme="majorHAnsi"/>
+                <w:b w:val="0"/>
+                <w:bCs w:val="0"/>
                 <w:lang w:val="fr-FR"/>
               </w:rPr>
             </w:pPr>
             <w:r>
               <w:rPr>
-                <w:rFonts w:ascii="Calibri" w:eastAsiaTheme="majorEastAsia" w:hAnsi="Calibri" w:cs="Calibri"/>
+                <w:rFonts w:asciiTheme="majorHAnsi" w:eastAsiaTheme="majorEastAsia" w:hAnsiTheme="majorHAnsi" w:cstheme="majorHAnsi"/>
+                <w:b w:val="0"/>
+                <w:bCs w:val="0"/>
                 <w:lang w:val="fr-FR"/>
               </w:rPr>
-              <w:t>MinIO</w:t>
+              <w:t>Entrepôt de données pour les analyses</w:t>
+            </w:r>
+          </w:p>
+        </w:tc>
+        <w:tc>
+          <w:tcPr>
+            <w:tcW w:w="0" w:type="auto"/>
+            <w:hideMark/>
+          </w:tcPr>
+          <w:p>
+            <w:pPr>
+              <w:spacing w:after="200" w:line="276" w:lineRule="auto"/>
+              <w:cnfStyle w:val="000000000000" w:firstRow="0" w:lastRow="0" w:firstColumn="0" w:lastColumn="0" w:oddVBand="0" w:evenVBand="0" w:oddHBand="0" w:evenHBand="0" w:firstRowFirstColumn="0" w:firstRowLastColumn="0" w:lastRowFirstColumn="0" w:lastRowLastColumn="0"/>
+              <w:rPr>
+                <w:rFonts w:asciiTheme="majorHAnsi" w:eastAsiaTheme="majorEastAsia" w:hAnsiTheme="majorHAnsi" w:cstheme="majorHAnsi"/>
+                <w:lang w:val="fr-FR"/>
+              </w:rPr>
+            </w:pPr>
+            <w:r>
+              <w:rPr>
+                <w:rFonts w:asciiTheme="majorHAnsi" w:eastAsiaTheme="majorEastAsia" w:hAnsiTheme="majorHAnsi" w:cstheme="majorHAnsi"/>
+                <w:lang w:val="fr-FR"/>
+              </w:rPr>
+              <w:t xml:space="preserve">Amazon Redshift, Google </w:t>
+            </w:r>
+            <w:proofErr w:type="spellStart"/>
+            <w:r>
+              <w:rPr>
+                <w:rFonts w:asciiTheme="majorHAnsi" w:eastAsiaTheme="majorEastAsia" w:hAnsiTheme="majorHAnsi" w:cstheme="majorHAnsi"/>
+                <w:lang w:val="fr-FR"/>
+              </w:rPr>
+              <w:t>BigQuery</w:t>
+            </w:r>
+            <w:proofErr w:type="spellEnd"/>
+          </w:p>
+        </w:tc>
+        <w:tc>
+          <w:tcPr>
+            <w:tcW w:w="0" w:type="auto"/>
+            <w:hideMark/>
+          </w:tcPr>
+          <w:p>
+            <w:pPr>
+              <w:spacing w:after="200" w:line="276" w:lineRule="auto"/>
+              <w:cnfStyle w:val="000000000000" w:firstRow="0" w:lastRow="0" w:firstColumn="0" w:lastColumn="0" w:oddVBand="0" w:evenVBand="0" w:oddHBand="0" w:evenHBand="0" w:firstRowFirstColumn="0" w:firstRowLastColumn="0" w:lastRowFirstColumn="0" w:lastRowLastColumn="0"/>
+              <w:rPr>
+                <w:rFonts w:asciiTheme="majorHAnsi" w:eastAsiaTheme="majorEastAsia" w:hAnsiTheme="majorHAnsi" w:cstheme="majorHAnsi"/>
+                <w:lang w:val="fr-FR"/>
+              </w:rPr>
+            </w:pPr>
+            <w:proofErr w:type="spellStart"/>
+            <w:r>
+              <w:rPr>
+                <w:rFonts w:asciiTheme="majorHAnsi" w:eastAsiaTheme="majorEastAsia" w:hAnsiTheme="majorHAnsi" w:cstheme="majorHAnsi"/>
+                <w:lang w:val="fr-FR"/>
+              </w:rPr>
+              <w:t>ClickHouse</w:t>
+            </w:r>
+            <w:proofErr w:type="spellEnd"/>
+            <w:r>
+              <w:rPr>
+                <w:rFonts w:asciiTheme="majorHAnsi" w:eastAsiaTheme="majorEastAsia" w:hAnsiTheme="majorHAnsi" w:cstheme="majorHAnsi"/>
+                <w:lang w:val="fr-FR"/>
+              </w:rPr>
+              <w:t xml:space="preserve"> (ou PostgreSQL + </w:t>
+            </w:r>
+            <w:proofErr w:type="spellStart"/>
+            <w:r>
+              <w:rPr>
+                <w:rFonts w:asciiTheme="majorHAnsi" w:eastAsiaTheme="majorEastAsia" w:hAnsiTheme="majorHAnsi" w:cstheme="majorHAnsi"/>
+                <w:lang w:val="fr-FR"/>
+              </w:rPr>
+              <w:t>Metabase</w:t>
+            </w:r>
+            <w:proofErr w:type="spellEnd"/>
+            <w:r>
+              <w:rPr>
+                <w:rFonts w:asciiTheme="majorHAnsi" w:eastAsiaTheme="majorEastAsia" w:hAnsiTheme="majorHAnsi" w:cstheme="majorHAnsi"/>
+                <w:lang w:val="fr-FR"/>
+              </w:rPr>
+              <w:t>)</w:t>
+            </w:r>
+          </w:p>
+        </w:tc>
+        <w:tc>
+          <w:tcPr>
+            <w:tcW w:w="0" w:type="auto"/>
+            <w:hideMark/>
+          </w:tcPr>
+          <w:p>
+            <w:pPr>
+              <w:spacing w:after="200" w:line="276" w:lineRule="auto"/>
+              <w:cnfStyle w:val="000000000000" w:firstRow="0" w:lastRow="0" w:firstColumn="0" w:lastColumn="0" w:oddVBand="0" w:evenVBand="0" w:oddHBand="0" w:evenHBand="0" w:firstRowFirstColumn="0" w:firstRowLastColumn="0" w:lastRowFirstColumn="0" w:lastRowLastColumn="0"/>
+              <w:rPr>
+                <w:rFonts w:asciiTheme="majorHAnsi" w:eastAsiaTheme="majorEastAsia" w:hAnsiTheme="majorHAnsi" w:cstheme="majorHAnsi"/>
+                <w:lang w:val="fr-FR"/>
+              </w:rPr>
+            </w:pPr>
+            <w:proofErr w:type="spellStart"/>
+            <w:r>
+              <w:rPr>
+                <w:rFonts w:asciiTheme="majorHAnsi" w:eastAsiaTheme="majorEastAsia" w:hAnsiTheme="majorHAnsi" w:cstheme="majorHAnsi"/>
+                <w:lang w:val="fr-FR"/>
+              </w:rPr>
+              <w:t>ClickHouse</w:t>
+            </w:r>
+            <w:proofErr w:type="spellEnd"/>
+            <w:r>
+              <w:rPr>
+                <w:rFonts w:asciiTheme="majorHAnsi" w:eastAsiaTheme="majorEastAsia" w:hAnsiTheme="majorHAnsi" w:cstheme="majorHAnsi"/>
+                <w:lang w:val="fr-FR"/>
+              </w:rPr>
+              <w:t xml:space="preserve"> est ultra rapide pour les analyses. PostgreSQL est plus classique et compatible avec </w:t>
+            </w:r>
+            <w:proofErr w:type="spellStart"/>
+            <w:r>
+              <w:rPr>
+                <w:rFonts w:asciiTheme="majorHAnsi" w:eastAsiaTheme="majorEastAsia" w:hAnsiTheme="majorHAnsi" w:cstheme="majorHAnsi"/>
+                <w:lang w:val="fr-FR"/>
+              </w:rPr>
+              <w:t>Metabase</w:t>
+            </w:r>
+            <w:proofErr w:type="spellEnd"/>
+            <w:r>
+              <w:rPr>
+                <w:rFonts w:asciiTheme="majorHAnsi" w:eastAsiaTheme="majorEastAsia" w:hAnsiTheme="majorHAnsi" w:cstheme="majorHAnsi"/>
+                <w:lang w:val="fr-FR"/>
+              </w:rPr>
+              <w:t xml:space="preserve"> pour la visualisation.</w:t>
+            </w:r>
+          </w:p>
+        </w:tc>
+      </w:tr>
+      <w:tr>
+        <w:trPr>
+          <w:cnfStyle w:val="000000100000" w:firstRow="0" w:lastRow="0" w:firstColumn="0" w:lastColumn="0" w:oddVBand="0" w:evenVBand="0" w:oddHBand="1" w:evenHBand="0" w:firstRowFirstColumn="0" w:firstRowLastColumn="0" w:lastRowFirstColumn="0" w:lastRowLastColumn="0"/>
+        </w:trPr>
+        <w:tc>
+          <w:tcPr>
+            <w:cnfStyle w:val="001000000000" w:firstRow="0" w:lastRow="0" w:firstColumn="1" w:lastColumn="0" w:oddVBand="0" w:evenVBand="0" w:oddHBand="0" w:evenHBand="0" w:firstRowFirstColumn="0" w:firstRowLastColumn="0" w:lastRowFirstColumn="0" w:lastRowLastColumn="0"/>
+            <w:tcW w:w="0" w:type="auto"/>
+            <w:hideMark/>
+          </w:tcPr>
+          <w:p>
+            <w:pPr>
+              <w:spacing w:after="200" w:line="276" w:lineRule="auto"/>
+              <w:rPr>
+                <w:rFonts w:asciiTheme="majorHAnsi" w:eastAsiaTheme="majorEastAsia" w:hAnsiTheme="majorHAnsi" w:cstheme="majorHAnsi"/>
+                <w:b w:val="0"/>
+                <w:bCs w:val="0"/>
+                <w:lang w:val="fr-FR"/>
+              </w:rPr>
+            </w:pPr>
+            <w:r>
+              <w:rPr>
+                <w:rFonts w:asciiTheme="majorHAnsi" w:eastAsiaTheme="majorEastAsia" w:hAnsiTheme="majorHAnsi" w:cstheme="majorHAnsi"/>
+                <w:b w:val="0"/>
+                <w:bCs w:val="0"/>
+                <w:lang w:val="fr-FR"/>
+              </w:rPr>
+              <w:t>Traitement de données en temps réel</w:t>
             </w:r>
           </w:p>
         </w:tc>
@@ -274,151 +516,26 @@
               <w:spacing w:after="200" w:line="276" w:lineRule="auto"/>
               <w:cnfStyle w:val="000000100000" w:firstRow="0" w:lastRow="0" w:firstColumn="0" w:lastColumn="0" w:oddVBand="0" w:evenVBand="0" w:oddHBand="1" w:evenHBand="0" w:firstRowFirstColumn="0" w:firstRowLastColumn="0" w:lastRowFirstColumn="0" w:lastRowLastColumn="0"/>
               <w:rPr>
-                <w:rFonts w:ascii="Calibri" w:eastAsiaTheme="majorEastAsia" w:hAnsi="Calibri" w:cs="Calibri"/>
+                <w:rFonts w:asciiTheme="majorHAnsi" w:eastAsiaTheme="majorEastAsia" w:hAnsiTheme="majorHAnsi" w:cstheme="majorHAnsi"/>
                 <w:lang w:val="fr-FR"/>
               </w:rPr>
             </w:pPr>
             <w:r>
               <w:rPr>
-                <w:rFonts w:ascii="Calibri" w:eastAsiaTheme="majorEastAsia" w:hAnsi="Calibri" w:cs="Calibri"/>
+                <w:rFonts w:asciiTheme="majorHAnsi" w:eastAsiaTheme="majorEastAsia" w:hAnsiTheme="majorHAnsi" w:cstheme="majorHAnsi"/>
                 <w:lang w:val="fr-FR"/>
               </w:rPr>
-              <w:t>MinIO est un service de stockage d’objets qui imite S3 d’AWS. Il est auto-hébergé, sécurisé, facile à utiliser avec Docker, et parfait pour stocker des fichiers comme les données des capteurs.</w:t>
+              <w:t xml:space="preserve">Amazon MSK (Kafka), AWS </w:t>
             </w:r>
-          </w:p>
-        </w:tc>
-      </w:tr>
-      <w:tr>
-        <w:trPr>
-          <w:trHeight w:val="1644"/>
-        </w:trPr>
-        <w:tc>
-          <w:tcPr>
-            <w:cnfStyle w:val="001000000000" w:firstRow="0" w:lastRow="0" w:firstColumn="1" w:lastColumn="0" w:oddVBand="0" w:evenVBand="0" w:oddHBand="0" w:evenHBand="0" w:firstRowFirstColumn="0" w:firstRowLastColumn="0" w:lastRowFirstColumn="0" w:lastRowLastColumn="0"/>
-            <w:tcW w:w="0" w:type="auto"/>
-            <w:hideMark/>
-          </w:tcPr>
-          <w:p>
-            <w:pPr>
-              <w:spacing w:after="200" w:line="276" w:lineRule="auto"/>
+            <w:proofErr w:type="spellStart"/>
+            <w:r>
               <w:rPr>
-                <w:rFonts w:ascii="Calibri" w:eastAsiaTheme="majorEastAsia" w:hAnsi="Calibri" w:cs="Calibri"/>
-                <w:b w:val="0"/>
-                <w:bCs w:val="0"/>
+                <w:rFonts w:asciiTheme="majorHAnsi" w:eastAsiaTheme="majorEastAsia" w:hAnsiTheme="majorHAnsi" w:cstheme="majorHAnsi"/>
                 <w:lang w:val="fr-FR"/>
               </w:rPr>
-            </w:pPr>
-            <w:r>
-              <w:rPr>
-                <w:rFonts w:ascii="Calibri" w:eastAsiaTheme="majorEastAsia" w:hAnsi="Calibri" w:cs="Calibri"/>
-                <w:b w:val="0"/>
-                <w:bCs w:val="0"/>
-                <w:lang w:val="fr-FR"/>
-              </w:rPr>
-              <w:t>Entrepôt de données (requêtes analytiques, centralisation)</w:t>
+              <w:t>Kinesis</w:t>
             </w:r>
-          </w:p>
-        </w:tc>
-        <w:tc>
-          <w:tcPr>
-            <w:tcW w:w="0" w:type="auto"/>
-            <w:hideMark/>
-          </w:tcPr>
-          <w:p>
-            <w:pPr>
-              <w:spacing w:after="200" w:line="276" w:lineRule="auto"/>
-              <w:cnfStyle w:val="000000000000" w:firstRow="0" w:lastRow="0" w:firstColumn="0" w:lastColumn="0" w:oddVBand="0" w:evenVBand="0" w:oddHBand="0" w:evenHBand="0" w:firstRowFirstColumn="0" w:firstRowLastColumn="0" w:lastRowFirstColumn="0" w:lastRowLastColumn="0"/>
-              <w:rPr>
-                <w:rFonts w:ascii="Calibri" w:eastAsiaTheme="majorEastAsia" w:hAnsi="Calibri" w:cs="Calibri"/>
-                <w:lang w:val="fr-FR"/>
-              </w:rPr>
-            </w:pPr>
-            <w:r>
-              <w:rPr>
-                <w:rFonts w:ascii="Calibri" w:eastAsiaTheme="majorEastAsia" w:hAnsi="Calibri" w:cs="Calibri"/>
-                <w:lang w:val="fr-FR"/>
-              </w:rPr>
-              <w:t>Amazon Redshift, Google BigQuery</w:t>
-            </w:r>
-          </w:p>
-        </w:tc>
-        <w:tc>
-          <w:tcPr>
-            <w:tcW w:w="0" w:type="auto"/>
-            <w:hideMark/>
-          </w:tcPr>
-          <w:p>
-            <w:pPr>
-              <w:spacing w:after="200" w:line="276" w:lineRule="auto"/>
-              <w:cnfStyle w:val="000000000000" w:firstRow="0" w:lastRow="0" w:firstColumn="0" w:lastColumn="0" w:oddVBand="0" w:evenVBand="0" w:oddHBand="0" w:evenHBand="0" w:firstRowFirstColumn="0" w:firstRowLastColumn="0" w:lastRowFirstColumn="0" w:lastRowLastColumn="0"/>
-              <w:rPr>
-                <w:rFonts w:ascii="Calibri" w:eastAsiaTheme="majorEastAsia" w:hAnsi="Calibri" w:cs="Calibri"/>
-                <w:lang w:val="fr-FR"/>
-              </w:rPr>
-            </w:pPr>
-            <w:r>
-              <w:rPr>
-                <w:rFonts w:ascii="Calibri" w:eastAsiaTheme="majorEastAsia" w:hAnsi="Calibri" w:cs="Calibri"/>
-                <w:lang w:val="fr-FR"/>
-              </w:rPr>
-              <w:t>ClickHouse ou PostgreSQL + Metabase</w:t>
-            </w:r>
-          </w:p>
-        </w:tc>
-        <w:tc>
-          <w:tcPr>
-            <w:tcW w:w="0" w:type="auto"/>
-            <w:hideMark/>
-          </w:tcPr>
-          <w:p>
-            <w:pPr>
-              <w:spacing w:after="200" w:line="276" w:lineRule="auto"/>
-              <w:cnfStyle w:val="000000000000" w:firstRow="0" w:lastRow="0" w:firstColumn="0" w:lastColumn="0" w:oddVBand="0" w:evenVBand="0" w:oddHBand="0" w:evenHBand="0" w:firstRowFirstColumn="0" w:firstRowLastColumn="0" w:lastRowFirstColumn="0" w:lastRowLastColumn="0"/>
-              <w:rPr>
-                <w:rFonts w:ascii="Calibri" w:eastAsiaTheme="majorEastAsia" w:hAnsi="Calibri" w:cs="Calibri"/>
-                <w:lang w:val="fr-FR"/>
-              </w:rPr>
-            </w:pPr>
-            <w:r>
-              <w:rPr>
-                <w:rFonts w:ascii="Calibri" w:eastAsiaTheme="majorEastAsia" w:hAnsi="Calibri" w:cs="Calibri"/>
-                <w:lang w:val="fr-FR"/>
-              </w:rPr>
-              <w:t>ClickHouse permet d’analyser rapidement de grandes quantités de données (comme des tickets clients). PostgreSQL est plus proche de SQL Server, et Metabase permet de visualiser les résultats simplement.</w:t>
-            </w:r>
-          </w:p>
-        </w:tc>
-      </w:tr>
-      <w:tr>
-        <w:trPr>
-          <w:cnfStyle w:val="000000100000" w:firstRow="0" w:lastRow="0" w:firstColumn="0" w:lastColumn="0" w:oddVBand="0" w:evenVBand="0" w:oddHBand="1" w:evenHBand="0" w:firstRowFirstColumn="0" w:firstRowLastColumn="0" w:lastRowFirstColumn="0" w:lastRowLastColumn="0"/>
-          <w:trHeight w:val="1644"/>
-        </w:trPr>
-        <w:tc>
-          <w:tcPr>
-            <w:cnfStyle w:val="001000000000" w:firstRow="0" w:lastRow="0" w:firstColumn="1" w:lastColumn="0" w:oddVBand="0" w:evenVBand="0" w:oddHBand="0" w:evenHBand="0" w:firstRowFirstColumn="0" w:firstRowLastColumn="0" w:lastRowFirstColumn="0" w:lastRowLastColumn="0"/>
-            <w:tcW w:w="0" w:type="auto"/>
-            <w:hideMark/>
-          </w:tcPr>
-          <w:p>
-            <w:pPr>
-              <w:spacing w:after="200" w:line="276" w:lineRule="auto"/>
-              <w:rPr>
-                <w:rFonts w:ascii="Calibri" w:eastAsiaTheme="majorEastAsia" w:hAnsi="Calibri" w:cs="Calibri"/>
-                <w:b w:val="0"/>
-                <w:bCs w:val="0"/>
-                <w:lang w:val="fr-FR"/>
-              </w:rPr>
-            </w:pPr>
-            <w:r>
-              <w:rPr>
-                <w:rFonts w:ascii="Calibri" w:eastAsiaTheme="majorEastAsia" w:hAnsi="Calibri" w:cs="Calibri"/>
-                <w:b w:val="0"/>
-                <w:bCs w:val="0"/>
-                <w:lang w:val="fr-FR"/>
-              </w:rPr>
-              <w:t>Traitement des données en temps réel (streaming)</w:t>
-            </w:r>
+            <w:proofErr w:type="spellEnd"/>
           </w:p>
         </w:tc>
         <w:tc>
@@ -431,17 +548,19 @@
               <w:spacing w:after="200" w:line="276" w:lineRule="auto"/>
               <w:cnfStyle w:val="000000100000" w:firstRow="0" w:lastRow="0" w:firstColumn="0" w:lastColumn="0" w:oddVBand="0" w:evenVBand="0" w:oddHBand="1" w:evenHBand="0" w:firstRowFirstColumn="0" w:firstRowLastColumn="0" w:lastRowFirstColumn="0" w:lastRowLastColumn="0"/>
               <w:rPr>
-                <w:rFonts w:ascii="Calibri" w:eastAsiaTheme="majorEastAsia" w:hAnsi="Calibri" w:cs="Calibri"/>
+                <w:rFonts w:asciiTheme="majorHAnsi" w:eastAsiaTheme="majorEastAsia" w:hAnsiTheme="majorHAnsi" w:cstheme="majorHAnsi"/>
                 <w:lang w:val="fr-FR"/>
               </w:rPr>
             </w:pPr>
+            <w:proofErr w:type="spellStart"/>
             <w:r>
               <w:rPr>
-                <w:rFonts w:ascii="Calibri" w:eastAsiaTheme="majorEastAsia" w:hAnsi="Calibri" w:cs="Calibri"/>
+                <w:rFonts w:asciiTheme="majorHAnsi" w:eastAsiaTheme="majorEastAsia" w:hAnsiTheme="majorHAnsi" w:cstheme="majorHAnsi"/>
                 <w:lang w:val="fr-FR"/>
               </w:rPr>
-              <w:t>Amazon MSK (Kafka), AWS Kinesis</w:t>
+              <w:t>Redpanda</w:t>
             </w:r>
+            <w:proofErr w:type="spellEnd"/>
           </w:p>
         </w:tc>
         <w:tc>
@@ -454,47 +573,30 @@
               <w:spacing w:after="200" w:line="276" w:lineRule="auto"/>
               <w:cnfStyle w:val="000000100000" w:firstRow="0" w:lastRow="0" w:firstColumn="0" w:lastColumn="0" w:oddVBand="0" w:evenVBand="0" w:oddHBand="1" w:evenHBand="0" w:firstRowFirstColumn="0" w:firstRowLastColumn="0" w:lastRowFirstColumn="0" w:lastRowLastColumn="0"/>
               <w:rPr>
-                <w:rFonts w:ascii="Calibri" w:eastAsiaTheme="majorEastAsia" w:hAnsi="Calibri" w:cs="Calibri"/>
+                <w:rFonts w:asciiTheme="majorHAnsi" w:eastAsiaTheme="majorEastAsia" w:hAnsiTheme="majorHAnsi" w:cstheme="majorHAnsi"/>
                 <w:lang w:val="fr-FR"/>
               </w:rPr>
             </w:pPr>
+            <w:proofErr w:type="spellStart"/>
             <w:r>
               <w:rPr>
-                <w:rFonts w:ascii="Calibri" w:eastAsiaTheme="majorEastAsia" w:hAnsi="Calibri" w:cs="Calibri"/>
+                <w:rFonts w:asciiTheme="majorHAnsi" w:eastAsiaTheme="majorEastAsia" w:hAnsiTheme="majorHAnsi" w:cstheme="majorHAnsi"/>
                 <w:lang w:val="fr-FR"/>
               </w:rPr>
               <w:t>Redpanda</w:t>
             </w:r>
-          </w:p>
-        </w:tc>
-        <w:tc>
-          <w:tcPr>
-            <w:tcW w:w="0" w:type="auto"/>
-            <w:hideMark/>
-          </w:tcPr>
-          <w:p>
-            <w:pPr>
-              <w:spacing w:after="200" w:line="276" w:lineRule="auto"/>
-              <w:cnfStyle w:val="000000100000" w:firstRow="0" w:lastRow="0" w:firstColumn="0" w:lastColumn="0" w:oddVBand="0" w:evenVBand="0" w:oddHBand="1" w:evenHBand="0" w:firstRowFirstColumn="0" w:firstRowLastColumn="0" w:lastRowFirstColumn="0" w:lastRowLastColumn="0"/>
+            <w:proofErr w:type="spellEnd"/>
+            <w:r>
               <w:rPr>
-                <w:rFonts w:ascii="Calibri" w:eastAsiaTheme="majorEastAsia" w:hAnsi="Calibri" w:cs="Calibri"/>
+                <w:rFonts w:asciiTheme="majorHAnsi" w:eastAsiaTheme="majorEastAsia" w:hAnsiTheme="majorHAnsi" w:cstheme="majorHAnsi"/>
                 <w:lang w:val="fr-FR"/>
               </w:rPr>
-            </w:pPr>
-            <w:r>
-              <w:rPr>
-                <w:rFonts w:ascii="Calibri" w:eastAsiaTheme="majorEastAsia" w:hAnsi="Calibri" w:cs="Calibri"/>
-                <w:lang w:val="fr-FR"/>
-              </w:rPr>
-              <w:t>Redpanda est une version plus simple et rapide de Kafka. Il est très léger, ne nécessite pas Java, fonctionne très bien en local, et gère très bien les flux de données temps réel (comme ceux venant des capteurs IoT).</w:t>
+              <w:t xml:space="preserve"> est Kafka-compatible, très léger, sans dépendances Java, parfait pour un environnement local.</w:t>
             </w:r>
           </w:p>
         </w:tc>
       </w:tr>
       <w:tr>
-        <w:trPr>
-          <w:trHeight w:val="1644"/>
-        </w:trPr>
         <w:tc>
           <w:tcPr>
             <w:cnfStyle w:val="001000000000" w:firstRow="0" w:lastRow="0" w:firstColumn="1" w:lastColumn="0" w:oddVBand="0" w:evenVBand="0" w:oddHBand="0" w:evenHBand="0" w:firstRowFirstColumn="0" w:firstRowLastColumn="0" w:lastRowFirstColumn="0" w:lastRowLastColumn="0"/>
@@ -505,7 +607,7 @@
             <w:pPr>
               <w:spacing w:after="200" w:line="276" w:lineRule="auto"/>
               <w:rPr>
-                <w:rFonts w:ascii="Calibri" w:eastAsiaTheme="majorEastAsia" w:hAnsi="Calibri" w:cs="Calibri"/>
+                <w:rFonts w:asciiTheme="majorHAnsi" w:eastAsiaTheme="majorEastAsia" w:hAnsiTheme="majorHAnsi" w:cstheme="majorHAnsi"/>
                 <w:b w:val="0"/>
                 <w:bCs w:val="0"/>
                 <w:lang w:val="fr-FR"/>
@@ -513,7 +615,7 @@
             </w:pPr>
             <w:r>
               <w:rPr>
-                <w:rFonts w:ascii="Calibri" w:eastAsiaTheme="majorEastAsia" w:hAnsi="Calibri" w:cs="Calibri"/>
+                <w:rFonts w:asciiTheme="majorHAnsi" w:eastAsiaTheme="majorEastAsia" w:hAnsiTheme="majorHAnsi" w:cstheme="majorHAnsi"/>
                 <w:b w:val="0"/>
                 <w:bCs w:val="0"/>
                 <w:lang w:val="fr-FR"/>
@@ -532,16 +634,16 @@
               <w:spacing w:after="200" w:line="276" w:lineRule="auto"/>
               <w:cnfStyle w:val="000000000000" w:firstRow="0" w:lastRow="0" w:firstColumn="0" w:lastColumn="0" w:oddVBand="0" w:evenVBand="0" w:oddHBand="0" w:evenHBand="0" w:firstRowFirstColumn="0" w:firstRowLastColumn="0" w:lastRowFirstColumn="0" w:lastRowLastColumn="0"/>
               <w:rPr>
-                <w:rFonts w:ascii="Calibri" w:eastAsiaTheme="majorEastAsia" w:hAnsi="Calibri" w:cs="Calibri"/>
+                <w:rFonts w:asciiTheme="majorHAnsi" w:eastAsiaTheme="majorEastAsia" w:hAnsiTheme="majorHAnsi" w:cstheme="majorHAnsi"/>
                 <w:lang w:val="fr-FR"/>
               </w:rPr>
             </w:pPr>
             <w:r>
               <w:rPr>
-                <w:rFonts w:ascii="Calibri" w:eastAsiaTheme="majorEastAsia" w:hAnsi="Calibri" w:cs="Calibri"/>
+                <w:rFonts w:asciiTheme="majorHAnsi" w:eastAsiaTheme="majorEastAsia" w:hAnsiTheme="majorHAnsi" w:cstheme="majorHAnsi"/>
                 <w:lang w:val="fr-FR"/>
               </w:rPr>
-              <w:t>AWS IAM, Azure Active Directory</w:t>
+              <w:t>Azure AD, AWS IAM</w:t>
             </w:r>
           </w:p>
         </w:tc>
@@ -555,16 +657,1378 @@
               <w:spacing w:after="200" w:line="276" w:lineRule="auto"/>
               <w:cnfStyle w:val="000000000000" w:firstRow="0" w:lastRow="0" w:firstColumn="0" w:lastColumn="0" w:oddVBand="0" w:evenVBand="0" w:oddHBand="0" w:evenHBand="0" w:firstRowFirstColumn="0" w:firstRowLastColumn="0" w:lastRowFirstColumn="0" w:lastRowLastColumn="0"/>
               <w:rPr>
-                <w:rFonts w:ascii="Calibri" w:eastAsiaTheme="majorEastAsia" w:hAnsi="Calibri" w:cs="Calibri"/>
+                <w:rFonts w:asciiTheme="majorHAnsi" w:eastAsiaTheme="majorEastAsia" w:hAnsiTheme="majorHAnsi" w:cstheme="majorHAnsi"/>
+                <w:lang w:val="fr-FR"/>
+              </w:rPr>
+            </w:pPr>
+            <w:proofErr w:type="spellStart"/>
+            <w:r>
+              <w:rPr>
+                <w:rFonts w:asciiTheme="majorHAnsi" w:eastAsiaTheme="majorEastAsia" w:hAnsiTheme="majorHAnsi" w:cstheme="majorHAnsi"/>
+                <w:lang w:val="fr-FR"/>
+              </w:rPr>
+              <w:t>OpenLDAP</w:t>
+            </w:r>
+            <w:proofErr w:type="spellEnd"/>
+            <w:r>
+              <w:rPr>
+                <w:rFonts w:asciiTheme="majorHAnsi" w:eastAsiaTheme="majorEastAsia" w:hAnsiTheme="majorHAnsi" w:cstheme="majorHAnsi"/>
+                <w:lang w:val="fr-FR"/>
+              </w:rPr>
+              <w:t xml:space="preserve">, ou JWT + </w:t>
+            </w:r>
+            <w:proofErr w:type="spellStart"/>
+            <w:r>
+              <w:rPr>
+                <w:rFonts w:asciiTheme="majorHAnsi" w:eastAsiaTheme="majorEastAsia" w:hAnsiTheme="majorHAnsi" w:cstheme="majorHAnsi"/>
+                <w:lang w:val="fr-FR"/>
+              </w:rPr>
+              <w:t>ACLs</w:t>
+            </w:r>
+            <w:proofErr w:type="spellEnd"/>
+          </w:p>
+        </w:tc>
+        <w:tc>
+          <w:tcPr>
+            <w:tcW w:w="0" w:type="auto"/>
+            <w:hideMark/>
+          </w:tcPr>
+          <w:p>
+            <w:pPr>
+              <w:spacing w:after="200" w:line="276" w:lineRule="auto"/>
+              <w:cnfStyle w:val="000000000000" w:firstRow="0" w:lastRow="0" w:firstColumn="0" w:lastColumn="0" w:oddVBand="0" w:evenVBand="0" w:oddHBand="0" w:evenHBand="0" w:firstRowFirstColumn="0" w:firstRowLastColumn="0" w:lastRowFirstColumn="0" w:lastRowLastColumn="0"/>
+              <w:rPr>
+                <w:rFonts w:asciiTheme="majorHAnsi" w:eastAsiaTheme="majorEastAsia" w:hAnsiTheme="majorHAnsi" w:cstheme="majorHAnsi"/>
+                <w:lang w:val="fr-FR"/>
+              </w:rPr>
+            </w:pPr>
+            <w:proofErr w:type="spellStart"/>
+            <w:r>
+              <w:rPr>
+                <w:rFonts w:asciiTheme="majorHAnsi" w:eastAsiaTheme="majorEastAsia" w:hAnsiTheme="majorHAnsi" w:cstheme="majorHAnsi"/>
+                <w:lang w:val="fr-FR"/>
+              </w:rPr>
+              <w:t>OpenLDAP</w:t>
+            </w:r>
+            <w:proofErr w:type="spellEnd"/>
+            <w:r>
+              <w:rPr>
+                <w:rFonts w:asciiTheme="majorHAnsi" w:eastAsiaTheme="majorEastAsia" w:hAnsiTheme="majorHAnsi" w:cstheme="majorHAnsi"/>
+                <w:lang w:val="fr-FR"/>
+              </w:rPr>
+              <w:t xml:space="preserve"> simule un Active Directory. Pour un POC, on peut sécuriser les services avec des jetons JWT ou des </w:t>
+            </w:r>
+            <w:proofErr w:type="spellStart"/>
+            <w:r>
+              <w:rPr>
+                <w:rFonts w:asciiTheme="majorHAnsi" w:eastAsiaTheme="majorEastAsia" w:hAnsiTheme="majorHAnsi" w:cstheme="majorHAnsi"/>
+                <w:lang w:val="fr-FR"/>
+              </w:rPr>
+              <w:t>ACLs</w:t>
+            </w:r>
+            <w:proofErr w:type="spellEnd"/>
+            <w:r>
+              <w:rPr>
+                <w:rFonts w:asciiTheme="majorHAnsi" w:eastAsiaTheme="majorEastAsia" w:hAnsiTheme="majorHAnsi" w:cstheme="majorHAnsi"/>
+                <w:lang w:val="fr-FR"/>
+              </w:rPr>
+              <w:t>.</w:t>
+            </w:r>
+          </w:p>
+        </w:tc>
+      </w:tr>
+    </w:tbl>
+    <w:p>
+      <w:pPr>
+        <w:rPr>
+          <w:rFonts w:asciiTheme="majorHAnsi" w:eastAsiaTheme="majorEastAsia" w:hAnsiTheme="majorHAnsi" w:cstheme="majorHAnsi"/>
+          <w:lang w:val="fr-FR"/>
+        </w:rPr>
+      </w:pPr>
+    </w:p>
+    <w:p>
+      <w:pPr>
+        <w:pStyle w:val="Titre2"/>
+        <w:numPr>
+          <w:ilvl w:val="0"/>
+          <w:numId w:val="35"/>
+        </w:numPr>
+      </w:pPr>
+      <w:r>
+        <w:t xml:space="preserve"> </w:t>
+      </w:r>
+      <w:proofErr w:type="spellStart"/>
+      <w:r>
+        <w:t>Schéma</w:t>
+      </w:r>
+      <w:proofErr w:type="spellEnd"/>
+      <w:r>
+        <w:t xml:space="preserve"> de </w:t>
+      </w:r>
+      <w:proofErr w:type="spellStart"/>
+      <w:r>
+        <w:t>l’infrastructure</w:t>
+      </w:r>
+      <w:proofErr w:type="spellEnd"/>
+      <w:r>
+        <w:t xml:space="preserve"> </w:t>
+      </w:r>
+      <w:proofErr w:type="spellStart"/>
+      <w:r>
+        <w:t>hybride</w:t>
+      </w:r>
+      <w:proofErr w:type="spellEnd"/>
+    </w:p>
+    <w:p>
+      <w:pPr>
+        <w:spacing w:after="0" w:line="240" w:lineRule="auto"/>
+        <w:rPr>
+          <w:rFonts w:asciiTheme="majorHAnsi" w:eastAsiaTheme="majorEastAsia" w:hAnsiTheme="majorHAnsi" w:cstheme="majorHAnsi"/>
+          <w:lang w:val="fr-FR"/>
+        </w:rPr>
+      </w:pPr>
+      <w:r>
+        <w:rPr>
+          <w:rFonts w:asciiTheme="majorHAnsi" w:eastAsiaTheme="majorEastAsia" w:hAnsiTheme="majorHAnsi" w:cstheme="majorHAnsi"/>
+          <w:lang w:val="fr-FR"/>
+        </w:rPr>
+        <w:t>Le schéma de l’architecture représente l’ensemble des composants et les échanges de données entre eux. Il montre une chaîne de traitement des données allant de la production à l’analyse :</w:t>
+      </w:r>
+    </w:p>
+    <w:p>
+      <w:pPr>
+        <w:spacing w:after="0" w:line="240" w:lineRule="auto"/>
+        <w:rPr>
+          <w:rFonts w:asciiTheme="majorHAnsi" w:eastAsiaTheme="majorEastAsia" w:hAnsiTheme="majorHAnsi" w:cstheme="majorHAnsi"/>
+          <w:lang w:val="fr-FR"/>
+        </w:rPr>
+      </w:pPr>
+    </w:p>
+    <w:p>
+      <w:pPr>
+        <w:numPr>
+          <w:ilvl w:val="0"/>
+          <w:numId w:val="24"/>
+        </w:numPr>
+        <w:spacing w:after="0" w:line="240" w:lineRule="auto"/>
+        <w:rPr>
+          <w:rFonts w:asciiTheme="majorHAnsi" w:eastAsiaTheme="majorEastAsia" w:hAnsiTheme="majorHAnsi" w:cstheme="majorHAnsi"/>
+          <w:lang w:val="fr-FR"/>
+        </w:rPr>
+      </w:pPr>
+      <w:r>
+        <w:rPr>
+          <w:rFonts w:asciiTheme="majorHAnsi" w:eastAsiaTheme="majorEastAsia" w:hAnsiTheme="majorHAnsi" w:cstheme="majorHAnsi"/>
+          <w:lang w:val="fr-FR"/>
+        </w:rPr>
+        <w:t>Producer Python : génère des tickets clients en temps réel.</w:t>
+      </w:r>
+    </w:p>
+    <w:p>
+      <w:pPr>
+        <w:numPr>
+          <w:ilvl w:val="0"/>
+          <w:numId w:val="24"/>
+        </w:numPr>
+        <w:spacing w:after="0" w:line="240" w:lineRule="auto"/>
+        <w:rPr>
+          <w:rFonts w:asciiTheme="majorHAnsi" w:eastAsiaTheme="majorEastAsia" w:hAnsiTheme="majorHAnsi" w:cstheme="majorHAnsi"/>
+          <w:lang w:val="fr-FR"/>
+        </w:rPr>
+      </w:pPr>
+      <w:proofErr w:type="spellStart"/>
+      <w:r>
+        <w:rPr>
+          <w:rFonts w:asciiTheme="majorHAnsi" w:eastAsiaTheme="majorEastAsia" w:hAnsiTheme="majorHAnsi" w:cstheme="majorHAnsi"/>
+          <w:lang w:val="fr-FR"/>
+        </w:rPr>
+        <w:t>Redpanda</w:t>
+      </w:r>
+      <w:proofErr w:type="spellEnd"/>
+      <w:r>
+        <w:rPr>
+          <w:rFonts w:asciiTheme="majorHAnsi" w:eastAsiaTheme="majorEastAsia" w:hAnsiTheme="majorHAnsi" w:cstheme="majorHAnsi"/>
+          <w:lang w:val="fr-FR"/>
+        </w:rPr>
+        <w:t xml:space="preserve"> (Kafka-compatible) : reçoit les tickets dans un topic nommé </w:t>
+      </w:r>
+      <w:proofErr w:type="spellStart"/>
+      <w:r>
+        <w:rPr>
+          <w:rFonts w:asciiTheme="majorHAnsi" w:eastAsiaTheme="majorEastAsia" w:hAnsiTheme="majorHAnsi" w:cstheme="majorHAnsi"/>
+          <w:lang w:val="fr-FR"/>
+        </w:rPr>
+        <w:t>client_tickets</w:t>
+      </w:r>
+      <w:proofErr w:type="spellEnd"/>
+      <w:r>
+        <w:rPr>
+          <w:rFonts w:asciiTheme="majorHAnsi" w:eastAsiaTheme="majorEastAsia" w:hAnsiTheme="majorHAnsi" w:cstheme="majorHAnsi"/>
+          <w:lang w:val="fr-FR"/>
+        </w:rPr>
+        <w:t>.</w:t>
+      </w:r>
+    </w:p>
+    <w:p>
+      <w:pPr>
+        <w:numPr>
+          <w:ilvl w:val="0"/>
+          <w:numId w:val="24"/>
+        </w:numPr>
+        <w:spacing w:after="0" w:line="240" w:lineRule="auto"/>
+        <w:rPr>
+          <w:rFonts w:asciiTheme="majorHAnsi" w:eastAsiaTheme="majorEastAsia" w:hAnsiTheme="majorHAnsi" w:cstheme="majorHAnsi"/>
+          <w:lang w:val="fr-FR"/>
+        </w:rPr>
+      </w:pPr>
+      <w:r>
+        <w:rPr>
+          <w:rFonts w:asciiTheme="majorHAnsi" w:eastAsiaTheme="majorEastAsia" w:hAnsiTheme="majorHAnsi" w:cstheme="majorHAnsi"/>
+          <w:lang w:val="fr-FR"/>
+        </w:rPr>
+        <w:t>Spark Streaming : consomme les tickets, enrichit les données (ex : assignation d’une équipe de support), puis les enregistre.</w:t>
+      </w:r>
+    </w:p>
+    <w:p>
+      <w:pPr>
+        <w:numPr>
+          <w:ilvl w:val="0"/>
+          <w:numId w:val="24"/>
+        </w:numPr>
+        <w:spacing w:after="0" w:line="240" w:lineRule="auto"/>
+        <w:rPr>
+          <w:rFonts w:asciiTheme="majorHAnsi" w:eastAsiaTheme="majorEastAsia" w:hAnsiTheme="majorHAnsi" w:cstheme="majorHAnsi"/>
+          <w:lang w:val="fr-FR"/>
+        </w:rPr>
+      </w:pPr>
+      <w:r>
+        <w:rPr>
+          <w:rFonts w:asciiTheme="majorHAnsi" w:eastAsiaTheme="majorEastAsia" w:hAnsiTheme="majorHAnsi" w:cstheme="majorHAnsi"/>
+          <w:lang w:val="fr-FR"/>
+        </w:rPr>
+        <w:t xml:space="preserve">Stockage : les fichiers sont sauvegardés localement en format JSON/Parquet, mais aussi dans </w:t>
+      </w:r>
+      <w:proofErr w:type="spellStart"/>
+      <w:r>
+        <w:rPr>
+          <w:rFonts w:asciiTheme="majorHAnsi" w:eastAsiaTheme="majorEastAsia" w:hAnsiTheme="majorHAnsi" w:cstheme="majorHAnsi"/>
+          <w:lang w:val="fr-FR"/>
+        </w:rPr>
+        <w:t>MinIO</w:t>
+      </w:r>
+      <w:proofErr w:type="spellEnd"/>
+      <w:r>
+        <w:rPr>
+          <w:rFonts w:asciiTheme="majorHAnsi" w:eastAsiaTheme="majorEastAsia" w:hAnsiTheme="majorHAnsi" w:cstheme="majorHAnsi"/>
+          <w:lang w:val="fr-FR"/>
+        </w:rPr>
+        <w:t>.</w:t>
+      </w:r>
+    </w:p>
+    <w:p>
+      <w:pPr>
+        <w:numPr>
+          <w:ilvl w:val="0"/>
+          <w:numId w:val="24"/>
+        </w:numPr>
+        <w:spacing w:after="0" w:line="240" w:lineRule="auto"/>
+        <w:rPr>
+          <w:rFonts w:asciiTheme="majorHAnsi" w:eastAsiaTheme="majorEastAsia" w:hAnsiTheme="majorHAnsi" w:cstheme="majorHAnsi"/>
+          <w:lang w:val="fr-FR"/>
+        </w:rPr>
+      </w:pPr>
+      <w:r>
+        <w:rPr>
+          <w:rFonts w:asciiTheme="majorHAnsi" w:eastAsiaTheme="majorEastAsia" w:hAnsiTheme="majorHAnsi" w:cstheme="majorHAnsi"/>
+          <w:lang w:val="fr-FR"/>
+        </w:rPr>
+        <w:t xml:space="preserve">Analyse offline : les fichiers sont relus avec Pandas ou exportés vers </w:t>
+      </w:r>
+      <w:proofErr w:type="spellStart"/>
+      <w:r>
+        <w:rPr>
+          <w:rFonts w:asciiTheme="majorHAnsi" w:eastAsiaTheme="majorEastAsia" w:hAnsiTheme="majorHAnsi" w:cstheme="majorHAnsi"/>
+          <w:lang w:val="fr-FR"/>
+        </w:rPr>
+        <w:t>ClickHouse</w:t>
+      </w:r>
+      <w:proofErr w:type="spellEnd"/>
+      <w:r>
+        <w:rPr>
+          <w:rFonts w:asciiTheme="majorHAnsi" w:eastAsiaTheme="majorEastAsia" w:hAnsiTheme="majorHAnsi" w:cstheme="majorHAnsi"/>
+          <w:lang w:val="fr-FR"/>
+        </w:rPr>
+        <w:t xml:space="preserve"> ou PostgreSQL.</w:t>
+      </w:r>
+    </w:p>
+    <w:p>
+      <w:pPr>
+        <w:numPr>
+          <w:ilvl w:val="0"/>
+          <w:numId w:val="24"/>
+        </w:numPr>
+        <w:spacing w:after="0" w:line="240" w:lineRule="auto"/>
+        <w:rPr>
+          <w:rFonts w:asciiTheme="majorHAnsi" w:eastAsiaTheme="majorEastAsia" w:hAnsiTheme="majorHAnsi" w:cstheme="majorHAnsi"/>
+          <w:lang w:val="fr-FR"/>
+        </w:rPr>
+      </w:pPr>
+      <w:r>
+        <w:rPr>
+          <w:rFonts w:asciiTheme="majorHAnsi" w:eastAsiaTheme="majorEastAsia" w:hAnsiTheme="majorHAnsi" w:cstheme="majorHAnsi"/>
+          <w:lang w:val="fr-FR"/>
+        </w:rPr>
+        <w:t xml:space="preserve">Visualisation : les résultats sont exploitables via </w:t>
+      </w:r>
+      <w:proofErr w:type="spellStart"/>
+      <w:r>
+        <w:rPr>
+          <w:rFonts w:asciiTheme="majorHAnsi" w:eastAsiaTheme="majorEastAsia" w:hAnsiTheme="majorHAnsi" w:cstheme="majorHAnsi"/>
+          <w:lang w:val="fr-FR"/>
+        </w:rPr>
+        <w:t>Metabase</w:t>
+      </w:r>
+      <w:proofErr w:type="spellEnd"/>
+      <w:r>
+        <w:rPr>
+          <w:rFonts w:asciiTheme="majorHAnsi" w:eastAsiaTheme="majorEastAsia" w:hAnsiTheme="majorHAnsi" w:cstheme="majorHAnsi"/>
+          <w:lang w:val="fr-FR"/>
+        </w:rPr>
+        <w:t>.</w:t>
+      </w:r>
+    </w:p>
+    <w:p>
+      <w:pPr>
+        <w:spacing w:after="0" w:line="240" w:lineRule="auto"/>
+        <w:ind w:left="720"/>
+        <w:rPr>
+          <w:rFonts w:asciiTheme="majorHAnsi" w:eastAsiaTheme="majorEastAsia" w:hAnsiTheme="majorHAnsi" w:cstheme="majorHAnsi"/>
+          <w:lang w:val="fr-FR"/>
+        </w:rPr>
+      </w:pPr>
+    </w:p>
+    <w:p>
+      <w:pPr>
+        <w:spacing w:after="0" w:line="240" w:lineRule="auto"/>
+        <w:rPr>
+          <w:rFonts w:asciiTheme="majorHAnsi" w:eastAsiaTheme="majorEastAsia" w:hAnsiTheme="majorHAnsi" w:cstheme="majorHAnsi"/>
+          <w:lang w:val="fr-FR"/>
+        </w:rPr>
+      </w:pPr>
+      <w:r>
+        <w:rPr>
+          <w:rFonts w:asciiTheme="majorHAnsi" w:eastAsiaTheme="majorEastAsia" w:hAnsiTheme="majorHAnsi" w:cstheme="majorHAnsi"/>
+          <w:lang w:val="fr-FR"/>
+        </w:rPr>
+        <w:t>Ce schéma met également en avant :</w:t>
+      </w:r>
+    </w:p>
+    <w:p>
+      <w:pPr>
+        <w:spacing w:after="0" w:line="240" w:lineRule="auto"/>
+        <w:rPr>
+          <w:rFonts w:asciiTheme="majorHAnsi" w:eastAsiaTheme="majorEastAsia" w:hAnsiTheme="majorHAnsi" w:cstheme="majorHAnsi"/>
+          <w:lang w:val="fr-FR"/>
+        </w:rPr>
+      </w:pPr>
+    </w:p>
+    <w:p>
+      <w:pPr>
+        <w:numPr>
+          <w:ilvl w:val="0"/>
+          <w:numId w:val="25"/>
+        </w:numPr>
+        <w:spacing w:after="0" w:line="240" w:lineRule="auto"/>
+        <w:rPr>
+          <w:rFonts w:asciiTheme="majorHAnsi" w:eastAsiaTheme="majorEastAsia" w:hAnsiTheme="majorHAnsi" w:cstheme="majorHAnsi"/>
+          <w:lang w:val="fr-FR"/>
+        </w:rPr>
+      </w:pPr>
+      <w:r>
+        <w:rPr>
+          <w:rFonts w:asciiTheme="majorHAnsi" w:eastAsiaTheme="majorEastAsia" w:hAnsiTheme="majorHAnsi" w:cstheme="majorHAnsi"/>
+          <w:lang w:val="fr-FR"/>
+        </w:rPr>
+        <w:t>Les flux de données temps réel (Kafka → Spark),</w:t>
+      </w:r>
+    </w:p>
+    <w:p>
+      <w:pPr>
+        <w:numPr>
+          <w:ilvl w:val="0"/>
+          <w:numId w:val="25"/>
+        </w:numPr>
+        <w:spacing w:after="0" w:line="240" w:lineRule="auto"/>
+        <w:rPr>
+          <w:rFonts w:asciiTheme="majorHAnsi" w:eastAsiaTheme="majorEastAsia" w:hAnsiTheme="majorHAnsi" w:cstheme="majorHAnsi"/>
+          <w:lang w:val="fr-FR"/>
+        </w:rPr>
+      </w:pPr>
+      <w:r>
+        <w:rPr>
+          <w:rFonts w:asciiTheme="majorHAnsi" w:eastAsiaTheme="majorEastAsia" w:hAnsiTheme="majorHAnsi" w:cstheme="majorHAnsi"/>
+          <w:lang w:val="fr-FR"/>
+        </w:rPr>
+        <w:lastRenderedPageBreak/>
+        <w:t>Les flux batch (SQL Server → entrepôt),</w:t>
+      </w:r>
+    </w:p>
+    <w:p>
+      <w:pPr>
+        <w:numPr>
+          <w:ilvl w:val="0"/>
+          <w:numId w:val="25"/>
+        </w:numPr>
+        <w:spacing w:after="0" w:line="240" w:lineRule="auto"/>
+        <w:rPr>
+          <w:rFonts w:asciiTheme="majorHAnsi" w:eastAsiaTheme="majorEastAsia" w:hAnsiTheme="majorHAnsi" w:cstheme="majorHAnsi"/>
+          <w:lang w:val="fr-FR"/>
+        </w:rPr>
+      </w:pPr>
+      <w:r>
+        <w:rPr>
+          <w:rFonts w:asciiTheme="majorHAnsi" w:eastAsiaTheme="majorEastAsia" w:hAnsiTheme="majorHAnsi" w:cstheme="majorHAnsi"/>
+          <w:lang w:val="fr-FR"/>
+        </w:rPr>
+        <w:t>Les protocoles utilisés : TLS, Kafka, ODBC/JDBC.</w:t>
+      </w:r>
+    </w:p>
+    <w:p>
+      <w:pPr>
+        <w:spacing w:after="0" w:line="240" w:lineRule="auto"/>
+        <w:ind w:left="720"/>
+        <w:rPr>
+          <w:rFonts w:asciiTheme="majorHAnsi" w:eastAsiaTheme="majorEastAsia" w:hAnsiTheme="majorHAnsi" w:cstheme="majorHAnsi"/>
+          <w:lang w:val="fr-FR"/>
+        </w:rPr>
+      </w:pPr>
+    </w:p>
+    <w:p>
+      <w:pPr>
+        <w:spacing w:after="0" w:line="240" w:lineRule="auto"/>
+        <w:ind w:left="720"/>
+        <w:jc w:val="center"/>
+        <w:rPr>
+          <w:rFonts w:asciiTheme="majorHAnsi" w:eastAsiaTheme="majorEastAsia" w:hAnsiTheme="majorHAnsi" w:cstheme="majorHAnsi"/>
+          <w:lang w:val="fr-FR"/>
+        </w:rPr>
+      </w:pPr>
+      <w:r>
+        <w:rPr>
+          <w:rFonts w:asciiTheme="majorHAnsi" w:eastAsiaTheme="majorEastAsia" w:hAnsiTheme="majorHAnsi" w:cstheme="majorHAnsi"/>
+          <w:noProof/>
+          <w:lang w:val="fr-FR"/>
+        </w:rPr>
+        <w:drawing>
+          <wp:inline distT="0" distB="0" distL="0" distR="0" wp14:anchorId="7902FA24" wp14:editId="0C55E49C">
+            <wp:extent cx="3345180" cy="3345180"/>
+            <wp:effectExtent l="0" t="0" r="7620" b="7620"/>
+            <wp:docPr id="2" name="Image 2" descr="Une image contenant texte, capture d’écran, Police, diagramme&#10;&#10;Description générée automatiquement"/>
+            <wp:cNvGraphicFramePr>
+              <a:graphicFrameLocks xmlns:a="http://schemas.openxmlformats.org/drawingml/2006/main" noChangeAspect="1"/>
+            </wp:cNvGraphicFramePr>
+            <a:graphic xmlns:a="http://schemas.openxmlformats.org/drawingml/2006/main">
+              <a:graphicData uri="http://schemas.openxmlformats.org/drawingml/2006/picture">
+                <pic:pic xmlns:pic="http://schemas.openxmlformats.org/drawingml/2006/picture">
+                  <pic:nvPicPr>
+                    <pic:cNvPr id="2" name="Image 2" descr="Une image contenant texte, capture d’écran, Police, diagramme&#10;&#10;Description générée automatiquement"/>
+                    <pic:cNvPicPr/>
+                  </pic:nvPicPr>
+                  <pic:blipFill>
+                    <a:blip r:embed="rId8"/>
+                    <a:stretch>
+                      <a:fillRect/>
+                    </a:stretch>
+                  </pic:blipFill>
+                  <pic:spPr>
+                    <a:xfrm>
+                      <a:off x="0" y="0"/>
+                      <a:ext cx="3345180" cy="3345180"/>
+                    </a:xfrm>
+                    <a:prstGeom prst="rect">
+                      <a:avLst/>
+                    </a:prstGeom>
+                  </pic:spPr>
+                </pic:pic>
+              </a:graphicData>
+            </a:graphic>
+          </wp:inline>
+        </w:drawing>
+      </w:r>
+    </w:p>
+    <w:p>
+      <w:pPr>
+        <w:rPr>
+          <w:rFonts w:asciiTheme="majorHAnsi" w:eastAsiaTheme="majorEastAsia" w:hAnsiTheme="majorHAnsi" w:cstheme="majorHAnsi"/>
+          <w:lang w:val="fr-FR"/>
+        </w:rPr>
+      </w:pPr>
+    </w:p>
+    <w:p>
+      <w:pPr>
+        <w:pStyle w:val="Titre2"/>
+        <w:numPr>
+          <w:ilvl w:val="0"/>
+          <w:numId w:val="35"/>
+        </w:numPr>
+        <w:rPr>
+          <w:rFonts w:cstheme="majorHAnsi"/>
+          <w:lang w:val="fr-FR"/>
+        </w:rPr>
+      </w:pPr>
+      <w:r>
+        <w:rPr>
+          <w:rFonts w:cstheme="majorHAnsi"/>
+          <w:lang w:val="fr-FR"/>
+        </w:rPr>
+        <w:t>Évaluation de la compatibilité avec l’environnement existant</w:t>
+      </w:r>
+    </w:p>
+    <w:p>
+      <w:pPr>
+        <w:pStyle w:val="Titre3"/>
+        <w:rPr>
+          <w:rFonts w:cstheme="majorHAnsi"/>
+          <w:sz w:val="24"/>
+          <w:szCs w:val="24"/>
+          <w:lang w:val="fr-FR"/>
+        </w:rPr>
+      </w:pPr>
+      <w:r>
+        <w:rPr>
+          <w:rFonts w:cstheme="majorHAnsi"/>
+          <w:sz w:val="24"/>
+          <w:szCs w:val="24"/>
+          <w:lang w:val="fr-FR"/>
+        </w:rPr>
+        <w:t>Sécurité et conformité</w:t>
+      </w:r>
+    </w:p>
+    <w:p>
+      <w:pPr>
+        <w:numPr>
+          <w:ilvl w:val="0"/>
+          <w:numId w:val="26"/>
+        </w:numPr>
+        <w:rPr>
+          <w:rFonts w:asciiTheme="majorHAnsi" w:eastAsiaTheme="majorEastAsia" w:hAnsiTheme="majorHAnsi" w:cstheme="majorHAnsi"/>
+          <w:lang w:val="fr-FR"/>
+        </w:rPr>
+      </w:pPr>
+      <w:r>
+        <w:rPr>
+          <w:rFonts w:asciiTheme="majorHAnsi" w:eastAsiaTheme="majorEastAsia" w:hAnsiTheme="majorHAnsi" w:cstheme="majorHAnsi"/>
+          <w:lang w:val="fr-FR"/>
+        </w:rPr>
+        <w:t>Tous les composants utilisés supportent le chiffrement TLS pour protéger les échanges de données.</w:t>
+      </w:r>
+    </w:p>
+    <w:p>
+      <w:pPr>
+        <w:numPr>
+          <w:ilvl w:val="0"/>
+          <w:numId w:val="26"/>
+        </w:numPr>
+        <w:rPr>
+          <w:rFonts w:asciiTheme="majorHAnsi" w:eastAsiaTheme="majorEastAsia" w:hAnsiTheme="majorHAnsi" w:cstheme="majorHAnsi"/>
+          <w:lang w:val="fr-FR"/>
+        </w:rPr>
+      </w:pPr>
+      <w:r>
+        <w:rPr>
+          <w:rFonts w:asciiTheme="majorHAnsi" w:eastAsiaTheme="majorEastAsia" w:hAnsiTheme="majorHAnsi" w:cstheme="majorHAnsi"/>
+          <w:lang w:val="fr-FR"/>
+        </w:rPr>
+        <w:t xml:space="preserve">Même si la connexion directe à un vrai Active Directory n’est pas mise en place, des outils comme </w:t>
+      </w:r>
+      <w:proofErr w:type="spellStart"/>
+      <w:r>
+        <w:rPr>
+          <w:rFonts w:asciiTheme="majorHAnsi" w:eastAsiaTheme="majorEastAsia" w:hAnsiTheme="majorHAnsi" w:cstheme="majorHAnsi"/>
+          <w:lang w:val="fr-FR"/>
+        </w:rPr>
+        <w:t>OpenLDAP</w:t>
+      </w:r>
+      <w:proofErr w:type="spellEnd"/>
+      <w:r>
+        <w:rPr>
+          <w:rFonts w:asciiTheme="majorHAnsi" w:eastAsiaTheme="majorEastAsia" w:hAnsiTheme="majorHAnsi" w:cstheme="majorHAnsi"/>
+          <w:lang w:val="fr-FR"/>
+        </w:rPr>
+        <w:t xml:space="preserve"> ou des solutions basées sur JWT + </w:t>
+      </w:r>
+      <w:proofErr w:type="spellStart"/>
+      <w:r>
+        <w:rPr>
+          <w:rFonts w:asciiTheme="majorHAnsi" w:eastAsiaTheme="majorEastAsia" w:hAnsiTheme="majorHAnsi" w:cstheme="majorHAnsi"/>
+          <w:lang w:val="fr-FR"/>
+        </w:rPr>
+        <w:t>ACLs</w:t>
+      </w:r>
+      <w:proofErr w:type="spellEnd"/>
+      <w:r>
+        <w:rPr>
+          <w:rFonts w:asciiTheme="majorHAnsi" w:eastAsiaTheme="majorEastAsia" w:hAnsiTheme="majorHAnsi" w:cstheme="majorHAnsi"/>
+          <w:lang w:val="fr-FR"/>
+        </w:rPr>
+        <w:t xml:space="preserve"> permettent de centraliser la gestion des accès.</w:t>
+      </w:r>
+    </w:p>
+    <w:p>
+      <w:pPr>
+        <w:numPr>
+          <w:ilvl w:val="0"/>
+          <w:numId w:val="26"/>
+        </w:numPr>
+        <w:rPr>
+          <w:rFonts w:asciiTheme="majorHAnsi" w:eastAsiaTheme="majorEastAsia" w:hAnsiTheme="majorHAnsi" w:cstheme="majorHAnsi"/>
+          <w:lang w:val="fr-FR"/>
+        </w:rPr>
+      </w:pPr>
+      <w:r>
+        <w:rPr>
+          <w:rFonts w:asciiTheme="majorHAnsi" w:eastAsiaTheme="majorEastAsia" w:hAnsiTheme="majorHAnsi" w:cstheme="majorHAnsi"/>
+          <w:lang w:val="fr-FR"/>
+        </w:rPr>
+        <w:t>Les conteneurs sont isolés via Docker, ce qui permet de mieux sécuriser l’architecture.</w:t>
+      </w:r>
+    </w:p>
+    <w:p>
+      <w:pPr>
+        <w:pStyle w:val="Titre3"/>
+        <w:rPr>
+          <w:rFonts w:cstheme="majorHAnsi"/>
+          <w:sz w:val="24"/>
+          <w:szCs w:val="24"/>
+          <w:lang w:val="fr-FR"/>
+        </w:rPr>
+      </w:pPr>
+      <w:r>
+        <w:rPr>
+          <w:rFonts w:cstheme="majorHAnsi"/>
+          <w:sz w:val="24"/>
+          <w:szCs w:val="24"/>
+          <w:lang w:val="fr-FR"/>
+        </w:rPr>
+        <w:t>Interopérabilité</w:t>
+      </w:r>
+    </w:p>
+    <w:p>
+      <w:pPr>
+        <w:rPr>
+          <w:rFonts w:asciiTheme="majorHAnsi" w:eastAsiaTheme="majorEastAsia" w:hAnsiTheme="majorHAnsi" w:cstheme="majorHAnsi"/>
+          <w:lang w:val="fr-FR"/>
+        </w:rPr>
+      </w:pPr>
+      <w:r>
+        <w:rPr>
+          <w:rFonts w:asciiTheme="majorHAnsi" w:eastAsiaTheme="majorEastAsia" w:hAnsiTheme="majorHAnsi" w:cstheme="majorHAnsi"/>
+          <w:lang w:val="fr-FR"/>
+        </w:rPr>
+        <w:t xml:space="preserve">Le système s’intègre bien avec l’infrastructure déjà en place chez </w:t>
+      </w:r>
+      <w:proofErr w:type="spellStart"/>
+      <w:r>
+        <w:rPr>
+          <w:rFonts w:asciiTheme="majorHAnsi" w:eastAsiaTheme="majorEastAsia" w:hAnsiTheme="majorHAnsi" w:cstheme="majorHAnsi"/>
+          <w:lang w:val="fr-FR"/>
+        </w:rPr>
+        <w:t>InduTechData</w:t>
+      </w:r>
+      <w:proofErr w:type="spellEnd"/>
+      <w:r>
+        <w:rPr>
+          <w:rFonts w:asciiTheme="majorHAnsi" w:eastAsiaTheme="majorEastAsia" w:hAnsiTheme="majorHAnsi" w:cstheme="majorHAnsi"/>
+          <w:lang w:val="fr-FR"/>
+        </w:rPr>
+        <w:t xml:space="preserve"> :</w:t>
+      </w:r>
+    </w:p>
+    <w:p>
+      <w:pPr>
+        <w:numPr>
+          <w:ilvl w:val="0"/>
+          <w:numId w:val="27"/>
+        </w:numPr>
+        <w:rPr>
+          <w:rFonts w:asciiTheme="majorHAnsi" w:eastAsiaTheme="majorEastAsia" w:hAnsiTheme="majorHAnsi" w:cstheme="majorHAnsi"/>
+          <w:lang w:val="fr-FR"/>
+        </w:rPr>
+      </w:pPr>
+      <w:r>
+        <w:rPr>
+          <w:rFonts w:asciiTheme="majorHAnsi" w:eastAsiaTheme="majorEastAsia" w:hAnsiTheme="majorHAnsi" w:cstheme="majorHAnsi"/>
+          <w:lang w:val="fr-FR"/>
+        </w:rPr>
+        <w:t>Les données provenant des bases SQL Server peuvent être extraites automatiquement avec des outils simples (scripts, ODBC, ou CDC).</w:t>
+      </w:r>
+    </w:p>
+    <w:p>
+      <w:pPr>
+        <w:numPr>
+          <w:ilvl w:val="0"/>
+          <w:numId w:val="27"/>
+        </w:numPr>
+        <w:rPr>
+          <w:rFonts w:asciiTheme="majorHAnsi" w:eastAsiaTheme="majorEastAsia" w:hAnsiTheme="majorHAnsi" w:cstheme="majorHAnsi"/>
+          <w:lang w:val="fr-FR"/>
+        </w:rPr>
+      </w:pPr>
+      <w:r>
+        <w:rPr>
+          <w:rFonts w:asciiTheme="majorHAnsi" w:eastAsiaTheme="majorEastAsia" w:hAnsiTheme="majorHAnsi" w:cstheme="majorHAnsi"/>
+          <w:lang w:val="fr-FR"/>
+        </w:rPr>
+        <w:t xml:space="preserve">Ces données sont ensuite transférées dans </w:t>
+      </w:r>
+      <w:proofErr w:type="spellStart"/>
+      <w:r>
+        <w:rPr>
+          <w:rFonts w:asciiTheme="majorHAnsi" w:eastAsiaTheme="majorEastAsia" w:hAnsiTheme="majorHAnsi" w:cstheme="majorHAnsi"/>
+          <w:lang w:val="fr-FR"/>
+        </w:rPr>
+        <w:t>ClickHouse</w:t>
+      </w:r>
+      <w:proofErr w:type="spellEnd"/>
+      <w:r>
+        <w:rPr>
+          <w:rFonts w:asciiTheme="majorHAnsi" w:eastAsiaTheme="majorEastAsia" w:hAnsiTheme="majorHAnsi" w:cstheme="majorHAnsi"/>
+          <w:lang w:val="fr-FR"/>
+        </w:rPr>
+        <w:t xml:space="preserve"> ou PostgreSQL, selon les besoins analytiques.</w:t>
+      </w:r>
+    </w:p>
+    <w:p>
+      <w:pPr>
+        <w:numPr>
+          <w:ilvl w:val="0"/>
+          <w:numId w:val="27"/>
+        </w:numPr>
+        <w:rPr>
+          <w:rFonts w:asciiTheme="majorHAnsi" w:eastAsiaTheme="majorEastAsia" w:hAnsiTheme="majorHAnsi" w:cstheme="majorHAnsi"/>
+          <w:lang w:val="fr-FR"/>
+        </w:rPr>
+      </w:pPr>
+      <w:proofErr w:type="spellStart"/>
+      <w:r>
+        <w:rPr>
+          <w:rFonts w:asciiTheme="majorHAnsi" w:eastAsiaTheme="majorEastAsia" w:hAnsiTheme="majorHAnsi" w:cstheme="majorHAnsi"/>
+          <w:lang w:val="fr-FR"/>
+        </w:rPr>
+        <w:t>Redpanda</w:t>
+      </w:r>
+      <w:proofErr w:type="spellEnd"/>
+      <w:r>
+        <w:rPr>
+          <w:rFonts w:asciiTheme="majorHAnsi" w:eastAsiaTheme="majorEastAsia" w:hAnsiTheme="majorHAnsi" w:cstheme="majorHAnsi"/>
+          <w:lang w:val="fr-FR"/>
+        </w:rPr>
+        <w:t>, compatible Kafka, facilite l’intégration avec des outils comme Spark Streaming, qui consomme les flux, applique des transformations, et exporte vers plusieurs destinations (fichiers, S3/</w:t>
+      </w:r>
+      <w:proofErr w:type="spellStart"/>
+      <w:r>
+        <w:rPr>
+          <w:rFonts w:asciiTheme="majorHAnsi" w:eastAsiaTheme="majorEastAsia" w:hAnsiTheme="majorHAnsi" w:cstheme="majorHAnsi"/>
+          <w:lang w:val="fr-FR"/>
+        </w:rPr>
+        <w:t>MinIO</w:t>
+      </w:r>
+      <w:proofErr w:type="spellEnd"/>
+      <w:r>
+        <w:rPr>
+          <w:rFonts w:asciiTheme="majorHAnsi" w:eastAsiaTheme="majorEastAsia" w:hAnsiTheme="majorHAnsi" w:cstheme="majorHAnsi"/>
+          <w:lang w:val="fr-FR"/>
+        </w:rPr>
+        <w:t>, bases de données).</w:t>
+      </w:r>
+    </w:p>
+    <w:p>
+      <w:pPr>
+        <w:numPr>
+          <w:ilvl w:val="0"/>
+          <w:numId w:val="27"/>
+        </w:numPr>
+        <w:rPr>
+          <w:rFonts w:asciiTheme="majorHAnsi" w:eastAsiaTheme="majorEastAsia" w:hAnsiTheme="majorHAnsi" w:cstheme="majorHAnsi"/>
+          <w:lang w:val="fr-FR"/>
+        </w:rPr>
+      </w:pPr>
+      <w:proofErr w:type="spellStart"/>
+      <w:r>
+        <w:rPr>
+          <w:rFonts w:asciiTheme="majorHAnsi" w:eastAsiaTheme="majorEastAsia" w:hAnsiTheme="majorHAnsi" w:cstheme="majorHAnsi"/>
+          <w:lang w:val="fr-FR"/>
+        </w:rPr>
+        <w:t>Metabase</w:t>
+      </w:r>
+      <w:proofErr w:type="spellEnd"/>
+      <w:r>
+        <w:rPr>
+          <w:rFonts w:asciiTheme="majorHAnsi" w:eastAsiaTheme="majorEastAsia" w:hAnsiTheme="majorHAnsi" w:cstheme="majorHAnsi"/>
+          <w:lang w:val="fr-FR"/>
+        </w:rPr>
+        <w:t xml:space="preserve"> permet ensuite de lire ces données pour en faire des visualisations ou des </w:t>
+      </w:r>
+      <w:proofErr w:type="spellStart"/>
+      <w:r>
+        <w:rPr>
+          <w:rFonts w:asciiTheme="majorHAnsi" w:eastAsiaTheme="majorEastAsia" w:hAnsiTheme="majorHAnsi" w:cstheme="majorHAnsi"/>
+          <w:lang w:val="fr-FR"/>
+        </w:rPr>
+        <w:t>dashboards</w:t>
+      </w:r>
+      <w:proofErr w:type="spellEnd"/>
+      <w:r>
+        <w:rPr>
+          <w:rFonts w:asciiTheme="majorHAnsi" w:eastAsiaTheme="majorEastAsia" w:hAnsiTheme="majorHAnsi" w:cstheme="majorHAnsi"/>
+          <w:lang w:val="fr-FR"/>
+        </w:rPr>
+        <w:t>.</w:t>
+      </w:r>
+    </w:p>
+    <w:p>
+      <w:pPr>
+        <w:rPr>
+          <w:rFonts w:asciiTheme="majorHAnsi" w:eastAsiaTheme="majorEastAsia" w:hAnsiTheme="majorHAnsi" w:cstheme="majorHAnsi"/>
+          <w:lang w:val="fr-FR"/>
+        </w:rPr>
+      </w:pPr>
+      <w:r>
+        <w:rPr>
+          <w:rStyle w:val="Titre3Car"/>
+          <w:rFonts w:cstheme="majorHAnsi"/>
+          <w:sz w:val="24"/>
+          <w:szCs w:val="24"/>
+          <w:lang w:val="fr-FR"/>
+        </w:rPr>
+        <w:t>Automatisation des flux</w:t>
+      </w:r>
+    </w:p>
+    <w:p>
+      <w:pPr>
+        <w:numPr>
+          <w:ilvl w:val="0"/>
+          <w:numId w:val="28"/>
+        </w:numPr>
+        <w:rPr>
+          <w:rFonts w:asciiTheme="majorHAnsi" w:eastAsiaTheme="majorEastAsia" w:hAnsiTheme="majorHAnsi" w:cstheme="majorHAnsi"/>
+          <w:lang w:val="fr-FR"/>
+        </w:rPr>
+      </w:pPr>
+      <w:r>
+        <w:rPr>
+          <w:rFonts w:asciiTheme="majorHAnsi" w:eastAsiaTheme="majorEastAsia" w:hAnsiTheme="majorHAnsi" w:cstheme="majorHAnsi"/>
+          <w:lang w:val="fr-FR"/>
+        </w:rPr>
+        <w:lastRenderedPageBreak/>
+        <w:t>Une interface CLI Python a été développée pour automatiser toutes les étapes : lancement de la stack, production des données, exécution du traitement Spark, analyse, export, etc.</w:t>
+      </w:r>
+    </w:p>
+    <w:p>
+      <w:pPr>
+        <w:numPr>
+          <w:ilvl w:val="0"/>
+          <w:numId w:val="28"/>
+        </w:numPr>
+        <w:rPr>
+          <w:rFonts w:asciiTheme="majorHAnsi" w:eastAsiaTheme="majorEastAsia" w:hAnsiTheme="majorHAnsi" w:cstheme="majorHAnsi"/>
+          <w:lang w:val="fr-FR"/>
+        </w:rPr>
+      </w:pPr>
+      <w:r>
+        <w:rPr>
+          <w:rFonts w:asciiTheme="majorHAnsi" w:eastAsiaTheme="majorEastAsia" w:hAnsiTheme="majorHAnsi" w:cstheme="majorHAnsi"/>
+          <w:lang w:val="fr-FR"/>
+        </w:rPr>
+        <w:t>Le traitement Spark est exécuté toutes les 15 secondes, ce qui permet d’analyser les tickets quasi en temps réel.</w:t>
+      </w:r>
+    </w:p>
+    <w:p>
+      <w:pPr>
+        <w:numPr>
+          <w:ilvl w:val="0"/>
+          <w:numId w:val="28"/>
+        </w:numPr>
+        <w:rPr>
+          <w:rFonts w:asciiTheme="majorHAnsi" w:eastAsiaTheme="majorEastAsia" w:hAnsiTheme="majorHAnsi" w:cstheme="majorHAnsi"/>
+          <w:lang w:val="fr-FR"/>
+        </w:rPr>
+      </w:pPr>
+      <w:r>
+        <w:rPr>
+          <w:rFonts w:asciiTheme="majorHAnsi" w:eastAsiaTheme="majorEastAsia" w:hAnsiTheme="majorHAnsi" w:cstheme="majorHAnsi"/>
+          <w:lang w:val="fr-FR"/>
+        </w:rPr>
+        <w:t>Tous les composants sont conteneurisés avec Docker, ce qui rend la solution facilement déployable et reproductible.</w:t>
+      </w:r>
+    </w:p>
+    <w:p>
+      <w:pPr>
+        <w:pStyle w:val="Titre3"/>
+        <w:rPr>
+          <w:rFonts w:cstheme="majorHAnsi"/>
+          <w:sz w:val="24"/>
+          <w:szCs w:val="24"/>
+          <w:lang w:val="fr-FR"/>
+        </w:rPr>
+      </w:pPr>
+      <w:r>
+        <w:rPr>
+          <w:rFonts w:cstheme="majorHAnsi"/>
+          <w:sz w:val="24"/>
+          <w:szCs w:val="24"/>
+          <w:lang w:val="fr-FR"/>
+        </w:rPr>
+        <w:t>Scalabilité et évolution</w:t>
+      </w:r>
+    </w:p>
+    <w:p>
+      <w:pPr>
+        <w:numPr>
+          <w:ilvl w:val="0"/>
+          <w:numId w:val="29"/>
+        </w:numPr>
+        <w:rPr>
+          <w:rFonts w:asciiTheme="majorHAnsi" w:eastAsiaTheme="majorEastAsia" w:hAnsiTheme="majorHAnsi" w:cstheme="majorHAnsi"/>
+          <w:lang w:val="fr-FR"/>
+        </w:rPr>
+      </w:pPr>
+      <w:r>
+        <w:rPr>
+          <w:rFonts w:asciiTheme="majorHAnsi" w:eastAsiaTheme="majorEastAsia" w:hAnsiTheme="majorHAnsi" w:cstheme="majorHAnsi"/>
+          <w:lang w:val="fr-FR"/>
+        </w:rPr>
+        <w:t>Tous les composants utilisés sont scalables :</w:t>
+      </w:r>
+    </w:p>
+    <w:p>
+      <w:pPr>
+        <w:numPr>
+          <w:ilvl w:val="1"/>
+          <w:numId w:val="29"/>
+        </w:numPr>
+        <w:rPr>
+          <w:rFonts w:asciiTheme="majorHAnsi" w:eastAsiaTheme="majorEastAsia" w:hAnsiTheme="majorHAnsi" w:cstheme="majorHAnsi"/>
+          <w:lang w:val="fr-FR"/>
+        </w:rPr>
+      </w:pPr>
+      <w:proofErr w:type="spellStart"/>
+      <w:r>
+        <w:rPr>
+          <w:rFonts w:asciiTheme="majorHAnsi" w:eastAsiaTheme="majorEastAsia" w:hAnsiTheme="majorHAnsi" w:cstheme="majorHAnsi"/>
+          <w:lang w:val="fr-FR"/>
+        </w:rPr>
+        <w:t>MinIO</w:t>
+      </w:r>
+      <w:proofErr w:type="spellEnd"/>
+      <w:r>
+        <w:rPr>
+          <w:rFonts w:asciiTheme="majorHAnsi" w:eastAsiaTheme="majorEastAsia" w:hAnsiTheme="majorHAnsi" w:cstheme="majorHAnsi"/>
+          <w:lang w:val="fr-FR"/>
+        </w:rPr>
+        <w:t xml:space="preserve"> supporte la gestion de plusieurs disques ou serveurs,</w:t>
+      </w:r>
+    </w:p>
+    <w:p>
+      <w:pPr>
+        <w:numPr>
+          <w:ilvl w:val="1"/>
+          <w:numId w:val="29"/>
+        </w:numPr>
+        <w:rPr>
+          <w:rFonts w:asciiTheme="majorHAnsi" w:eastAsiaTheme="majorEastAsia" w:hAnsiTheme="majorHAnsi" w:cstheme="majorHAnsi"/>
+          <w:lang w:val="fr-FR"/>
+        </w:rPr>
+      </w:pPr>
+      <w:proofErr w:type="spellStart"/>
+      <w:r>
+        <w:rPr>
+          <w:rFonts w:asciiTheme="majorHAnsi" w:eastAsiaTheme="majorEastAsia" w:hAnsiTheme="majorHAnsi" w:cstheme="majorHAnsi"/>
+          <w:lang w:val="fr-FR"/>
+        </w:rPr>
+        <w:t>Redpanda</w:t>
+      </w:r>
+      <w:proofErr w:type="spellEnd"/>
+      <w:r>
+        <w:rPr>
+          <w:rFonts w:asciiTheme="majorHAnsi" w:eastAsiaTheme="majorEastAsia" w:hAnsiTheme="majorHAnsi" w:cstheme="majorHAnsi"/>
+          <w:lang w:val="fr-FR"/>
+        </w:rPr>
+        <w:t xml:space="preserve"> peut être déployé en cluster,</w:t>
+      </w:r>
+    </w:p>
+    <w:p>
+      <w:pPr>
+        <w:numPr>
+          <w:ilvl w:val="1"/>
+          <w:numId w:val="29"/>
+        </w:numPr>
+        <w:rPr>
+          <w:rFonts w:asciiTheme="majorHAnsi" w:eastAsiaTheme="majorEastAsia" w:hAnsiTheme="majorHAnsi" w:cstheme="majorHAnsi"/>
+          <w:lang w:val="fr-FR"/>
+        </w:rPr>
+      </w:pPr>
+      <w:proofErr w:type="spellStart"/>
+      <w:r>
+        <w:rPr>
+          <w:rFonts w:asciiTheme="majorHAnsi" w:eastAsiaTheme="majorEastAsia" w:hAnsiTheme="majorHAnsi" w:cstheme="majorHAnsi"/>
+          <w:lang w:val="fr-FR"/>
+        </w:rPr>
+        <w:t>ClickHouse</w:t>
+      </w:r>
+      <w:proofErr w:type="spellEnd"/>
+      <w:r>
+        <w:rPr>
+          <w:rFonts w:asciiTheme="majorHAnsi" w:eastAsiaTheme="majorEastAsia" w:hAnsiTheme="majorHAnsi" w:cstheme="majorHAnsi"/>
+          <w:lang w:val="fr-FR"/>
+        </w:rPr>
+        <w:t xml:space="preserve"> est conçu pour traiter de grandes volumétries de données,</w:t>
+      </w:r>
+    </w:p>
+    <w:p>
+      <w:pPr>
+        <w:numPr>
+          <w:ilvl w:val="1"/>
+          <w:numId w:val="29"/>
+        </w:numPr>
+        <w:rPr>
+          <w:rFonts w:asciiTheme="majorHAnsi" w:eastAsiaTheme="majorEastAsia" w:hAnsiTheme="majorHAnsi" w:cstheme="majorHAnsi"/>
+          <w:lang w:val="fr-FR"/>
+        </w:rPr>
+      </w:pPr>
+      <w:r>
+        <w:rPr>
+          <w:rFonts w:asciiTheme="majorHAnsi" w:eastAsiaTheme="majorEastAsia" w:hAnsiTheme="majorHAnsi" w:cstheme="majorHAnsi"/>
+          <w:lang w:val="fr-FR"/>
+        </w:rPr>
+        <w:t>Spark est naturellement distribué.</w:t>
+      </w:r>
+    </w:p>
+    <w:p>
+      <w:pPr>
+        <w:numPr>
+          <w:ilvl w:val="0"/>
+          <w:numId w:val="29"/>
+        </w:numPr>
+        <w:rPr>
+          <w:rFonts w:asciiTheme="majorHAnsi" w:eastAsiaTheme="majorEastAsia" w:hAnsiTheme="majorHAnsi" w:cstheme="majorHAnsi"/>
+          <w:lang w:val="fr-FR"/>
+        </w:rPr>
+      </w:pPr>
+      <w:r>
+        <w:rPr>
+          <w:rFonts w:asciiTheme="majorHAnsi" w:eastAsiaTheme="majorEastAsia" w:hAnsiTheme="majorHAnsi" w:cstheme="majorHAnsi"/>
+          <w:lang w:val="fr-FR"/>
+        </w:rPr>
+        <w:t>L'utilisation de Docker Compose permet d'ajouter ou de retirer facilement des services.</w:t>
+      </w:r>
+    </w:p>
+    <w:p>
+      <w:pPr>
+        <w:ind w:left="720"/>
+        <w:rPr>
+          <w:rFonts w:asciiTheme="majorHAnsi" w:eastAsiaTheme="majorEastAsia" w:hAnsiTheme="majorHAnsi" w:cstheme="majorHAnsi"/>
+          <w:lang w:val="fr-FR"/>
+        </w:rPr>
+      </w:pPr>
+    </w:p>
+    <w:p>
+      <w:pPr>
+        <w:pStyle w:val="Titre3"/>
+        <w:rPr>
+          <w:rFonts w:cstheme="majorHAnsi"/>
+          <w:sz w:val="24"/>
+          <w:szCs w:val="24"/>
+          <w:lang w:val="fr-FR"/>
+        </w:rPr>
+      </w:pPr>
+      <w:r>
+        <w:rPr>
+          <w:rFonts w:cstheme="majorHAnsi"/>
+          <w:sz w:val="24"/>
+          <w:szCs w:val="24"/>
+          <w:lang w:val="fr-FR"/>
+        </w:rPr>
+        <w:t>C</w:t>
+      </w:r>
+      <w:r>
+        <w:rPr>
+          <w:rFonts w:cstheme="majorHAnsi"/>
+          <w:sz w:val="24"/>
+          <w:szCs w:val="24"/>
+          <w:lang w:val="fr-FR"/>
+        </w:rPr>
+        <w:t>omparaison complète des coûts</w:t>
+      </w:r>
+    </w:p>
+    <w:p>
+      <w:pPr>
+        <w:rPr>
+          <w:rFonts w:asciiTheme="majorHAnsi" w:eastAsiaTheme="majorEastAsia" w:hAnsiTheme="majorHAnsi" w:cstheme="majorHAnsi"/>
+          <w:b/>
+          <w:bCs/>
+          <w:lang w:val="fr-FR"/>
+        </w:rPr>
+      </w:pPr>
+    </w:p>
+    <w:p>
+      <w:pPr>
+        <w:rPr>
+          <w:rFonts w:asciiTheme="majorHAnsi" w:eastAsiaTheme="majorEastAsia" w:hAnsiTheme="majorHAnsi" w:cstheme="majorHAnsi"/>
+          <w:b/>
+          <w:bCs/>
+          <w:lang w:val="fr-FR"/>
+        </w:rPr>
+      </w:pPr>
+      <w:r>
+        <w:rPr>
+          <w:rFonts w:asciiTheme="majorHAnsi" w:eastAsiaTheme="majorEastAsia" w:hAnsiTheme="majorHAnsi" w:cstheme="majorHAnsi"/>
+          <w:b/>
+          <w:bCs/>
+          <w:lang w:val="fr-FR"/>
+        </w:rPr>
+        <w:t>Option 1 : Infrastructure cloud managée (ex. AWS, Azure)</w:t>
+      </w:r>
+    </w:p>
+    <w:tbl>
+      <w:tblPr>
+        <w:tblStyle w:val="TableauGrille4-Accentuation1"/>
+        <w:tblW w:w="0" w:type="auto"/>
+        <w:tblLook w:val="04A0" w:firstRow="1" w:lastRow="0" w:firstColumn="1" w:lastColumn="0" w:noHBand="0" w:noVBand="1"/>
+      </w:tblPr>
+      <w:tblGrid>
+        <w:gridCol w:w="1868"/>
+        <w:gridCol w:w="2225"/>
+        <w:gridCol w:w="2808"/>
+        <w:gridCol w:w="4115"/>
+      </w:tblGrid>
+      <w:tr>
+        <w:trPr>
+          <w:cnfStyle w:val="100000000000" w:firstRow="1" w:lastRow="0" w:firstColumn="0" w:lastColumn="0" w:oddVBand="0" w:evenVBand="0" w:oddHBand="0" w:evenHBand="0" w:firstRowFirstColumn="0" w:firstRowLastColumn="0" w:lastRowFirstColumn="0" w:lastRowLastColumn="0"/>
+        </w:trPr>
+        <w:tc>
+          <w:tcPr>
+            <w:cnfStyle w:val="001000000000" w:firstRow="0" w:lastRow="0" w:firstColumn="1" w:lastColumn="0" w:oddVBand="0" w:evenVBand="0" w:oddHBand="0" w:evenHBand="0" w:firstRowFirstColumn="0" w:firstRowLastColumn="0" w:lastRowFirstColumn="0" w:lastRowLastColumn="0"/>
+            <w:tcW w:w="0" w:type="auto"/>
+            <w:hideMark/>
+          </w:tcPr>
+          <w:p>
+            <w:pPr>
+              <w:spacing w:after="200" w:line="276" w:lineRule="auto"/>
+              <w:jc w:val="center"/>
+              <w:rPr>
+                <w:rFonts w:asciiTheme="majorHAnsi" w:eastAsiaTheme="majorEastAsia" w:hAnsiTheme="majorHAnsi" w:cstheme="majorHAnsi"/>
                 <w:lang w:val="fr-FR"/>
               </w:rPr>
             </w:pPr>
             <w:r>
               <w:rPr>
-                <w:rFonts w:ascii="Calibri" w:eastAsiaTheme="majorEastAsia" w:hAnsi="Calibri" w:cs="Calibri"/>
+                <w:rFonts w:asciiTheme="majorHAnsi" w:eastAsiaTheme="majorEastAsia" w:hAnsiTheme="majorHAnsi" w:cstheme="majorHAnsi"/>
                 <w:lang w:val="fr-FR"/>
               </w:rPr>
-              <w:t>OpenLDAP / Samba ou JWT + ACLs</w:t>
+              <w:t>Composant</w:t>
+            </w:r>
+          </w:p>
+        </w:tc>
+        <w:tc>
+          <w:tcPr>
+            <w:tcW w:w="0" w:type="auto"/>
+            <w:hideMark/>
+          </w:tcPr>
+          <w:p>
+            <w:pPr>
+              <w:spacing w:after="200" w:line="276" w:lineRule="auto"/>
+              <w:jc w:val="center"/>
+              <w:cnfStyle w:val="100000000000" w:firstRow="1" w:lastRow="0" w:firstColumn="0" w:lastColumn="0" w:oddVBand="0" w:evenVBand="0" w:oddHBand="0" w:evenHBand="0" w:firstRowFirstColumn="0" w:firstRowLastColumn="0" w:lastRowFirstColumn="0" w:lastRowLastColumn="0"/>
+              <w:rPr>
+                <w:rFonts w:asciiTheme="majorHAnsi" w:eastAsiaTheme="majorEastAsia" w:hAnsiTheme="majorHAnsi" w:cstheme="majorHAnsi"/>
+                <w:lang w:val="fr-FR"/>
+              </w:rPr>
+            </w:pPr>
+            <w:r>
+              <w:rPr>
+                <w:rFonts w:asciiTheme="majorHAnsi" w:eastAsiaTheme="majorEastAsia" w:hAnsiTheme="majorHAnsi" w:cstheme="majorHAnsi"/>
+                <w:lang w:val="fr-FR"/>
+              </w:rPr>
+              <w:t>Service</w:t>
+            </w:r>
+          </w:p>
+        </w:tc>
+        <w:tc>
+          <w:tcPr>
+            <w:tcW w:w="0" w:type="auto"/>
+            <w:hideMark/>
+          </w:tcPr>
+          <w:p>
+            <w:pPr>
+              <w:spacing w:after="200" w:line="276" w:lineRule="auto"/>
+              <w:jc w:val="center"/>
+              <w:cnfStyle w:val="100000000000" w:firstRow="1" w:lastRow="0" w:firstColumn="0" w:lastColumn="0" w:oddVBand="0" w:evenVBand="0" w:oddHBand="0" w:evenHBand="0" w:firstRowFirstColumn="0" w:firstRowLastColumn="0" w:lastRowFirstColumn="0" w:lastRowLastColumn="0"/>
+              <w:rPr>
+                <w:rFonts w:asciiTheme="majorHAnsi" w:eastAsiaTheme="majorEastAsia" w:hAnsiTheme="majorHAnsi" w:cstheme="majorHAnsi"/>
+                <w:lang w:val="fr-FR"/>
+              </w:rPr>
+            </w:pPr>
+            <w:r>
+              <w:rPr>
+                <w:rFonts w:asciiTheme="majorHAnsi" w:eastAsiaTheme="majorEastAsia" w:hAnsiTheme="majorHAnsi" w:cstheme="majorHAnsi"/>
+                <w:lang w:val="fr-FR"/>
+              </w:rPr>
+              <w:t>Coût estimé</w:t>
+            </w:r>
+          </w:p>
+        </w:tc>
+        <w:tc>
+          <w:tcPr>
+            <w:tcW w:w="0" w:type="auto"/>
+            <w:hideMark/>
+          </w:tcPr>
+          <w:p>
+            <w:pPr>
+              <w:spacing w:after="200" w:line="276" w:lineRule="auto"/>
+              <w:jc w:val="center"/>
+              <w:cnfStyle w:val="100000000000" w:firstRow="1" w:lastRow="0" w:firstColumn="0" w:lastColumn="0" w:oddVBand="0" w:evenVBand="0" w:oddHBand="0" w:evenHBand="0" w:firstRowFirstColumn="0" w:firstRowLastColumn="0" w:lastRowFirstColumn="0" w:lastRowLastColumn="0"/>
+              <w:rPr>
+                <w:rFonts w:asciiTheme="majorHAnsi" w:eastAsiaTheme="majorEastAsia" w:hAnsiTheme="majorHAnsi" w:cstheme="majorHAnsi"/>
+                <w:lang w:val="fr-FR"/>
+              </w:rPr>
+            </w:pPr>
+            <w:r>
+              <w:rPr>
+                <w:rFonts w:asciiTheme="majorHAnsi" w:eastAsiaTheme="majorEastAsia" w:hAnsiTheme="majorHAnsi" w:cstheme="majorHAnsi"/>
+                <w:lang w:val="fr-FR"/>
+              </w:rPr>
+              <w:t>Détails</w:t>
+            </w:r>
+          </w:p>
+        </w:tc>
+      </w:tr>
+      <w:tr>
+        <w:trPr>
+          <w:cnfStyle w:val="000000100000" w:firstRow="0" w:lastRow="0" w:firstColumn="0" w:lastColumn="0" w:oddVBand="0" w:evenVBand="0" w:oddHBand="1" w:evenHBand="0" w:firstRowFirstColumn="0" w:firstRowLastColumn="0" w:lastRowFirstColumn="0" w:lastRowLastColumn="0"/>
+        </w:trPr>
+        <w:tc>
+          <w:tcPr>
+            <w:cnfStyle w:val="001000000000" w:firstRow="0" w:lastRow="0" w:firstColumn="1" w:lastColumn="0" w:oddVBand="0" w:evenVBand="0" w:oddHBand="0" w:evenHBand="0" w:firstRowFirstColumn="0" w:firstRowLastColumn="0" w:lastRowFirstColumn="0" w:lastRowLastColumn="0"/>
+            <w:tcW w:w="0" w:type="auto"/>
+            <w:hideMark/>
+          </w:tcPr>
+          <w:p>
+            <w:pPr>
+              <w:spacing w:after="200" w:line="276" w:lineRule="auto"/>
+              <w:rPr>
+                <w:rFonts w:asciiTheme="majorHAnsi" w:eastAsiaTheme="majorEastAsia" w:hAnsiTheme="majorHAnsi" w:cstheme="majorHAnsi"/>
+                <w:b w:val="0"/>
+                <w:bCs w:val="0"/>
+                <w:lang w:val="fr-FR"/>
+              </w:rPr>
+            </w:pPr>
+            <w:r>
+              <w:rPr>
+                <w:rFonts w:asciiTheme="majorHAnsi" w:eastAsiaTheme="majorEastAsia" w:hAnsiTheme="majorHAnsi" w:cstheme="majorHAnsi"/>
+                <w:b w:val="0"/>
+                <w:bCs w:val="0"/>
+                <w:lang w:val="fr-FR"/>
+              </w:rPr>
+              <w:t>Streaming temps réel</w:t>
+            </w:r>
+          </w:p>
+        </w:tc>
+        <w:tc>
+          <w:tcPr>
+            <w:tcW w:w="0" w:type="auto"/>
+            <w:hideMark/>
+          </w:tcPr>
+          <w:p>
+            <w:pPr>
+              <w:spacing w:after="200" w:line="276" w:lineRule="auto"/>
+              <w:cnfStyle w:val="000000100000" w:firstRow="0" w:lastRow="0" w:firstColumn="0" w:lastColumn="0" w:oddVBand="0" w:evenVBand="0" w:oddHBand="1" w:evenHBand="0" w:firstRowFirstColumn="0" w:firstRowLastColumn="0" w:lastRowFirstColumn="0" w:lastRowLastColumn="0"/>
+              <w:rPr>
+                <w:rFonts w:asciiTheme="majorHAnsi" w:eastAsiaTheme="majorEastAsia" w:hAnsiTheme="majorHAnsi" w:cstheme="majorHAnsi"/>
+                <w:lang w:val="fr-FR"/>
+              </w:rPr>
+            </w:pPr>
+            <w:r>
+              <w:rPr>
+                <w:rFonts w:asciiTheme="majorHAnsi" w:eastAsiaTheme="majorEastAsia" w:hAnsiTheme="majorHAnsi" w:cstheme="majorHAnsi"/>
+                <w:lang w:val="fr-FR"/>
+              </w:rPr>
+              <w:t>Amazon MSK (Kafka)</w:t>
+            </w:r>
+          </w:p>
+        </w:tc>
+        <w:tc>
+          <w:tcPr>
+            <w:tcW w:w="0" w:type="auto"/>
+            <w:hideMark/>
+          </w:tcPr>
+          <w:p>
+            <w:pPr>
+              <w:spacing w:after="200" w:line="276" w:lineRule="auto"/>
+              <w:cnfStyle w:val="000000100000" w:firstRow="0" w:lastRow="0" w:firstColumn="0" w:lastColumn="0" w:oddVBand="0" w:evenVBand="0" w:oddHBand="1" w:evenHBand="0" w:firstRowFirstColumn="0" w:firstRowLastColumn="0" w:lastRowFirstColumn="0" w:lastRowLastColumn="0"/>
+              <w:rPr>
+                <w:rFonts w:asciiTheme="majorHAnsi" w:eastAsiaTheme="majorEastAsia" w:hAnsiTheme="majorHAnsi" w:cstheme="majorHAnsi"/>
+                <w:lang w:val="fr-FR"/>
+              </w:rPr>
+            </w:pPr>
+            <w:r>
+              <w:rPr>
+                <w:rFonts w:asciiTheme="majorHAnsi" w:eastAsiaTheme="majorEastAsia" w:hAnsiTheme="majorHAnsi" w:cstheme="majorHAnsi"/>
+                <w:lang w:val="fr-FR"/>
+              </w:rPr>
+              <w:t>~230 €/mois</w:t>
+            </w:r>
+          </w:p>
+        </w:tc>
+        <w:tc>
+          <w:tcPr>
+            <w:tcW w:w="0" w:type="auto"/>
+            <w:hideMark/>
+          </w:tcPr>
+          <w:p>
+            <w:pPr>
+              <w:spacing w:after="200" w:line="276" w:lineRule="auto"/>
+              <w:cnfStyle w:val="000000100000" w:firstRow="0" w:lastRow="0" w:firstColumn="0" w:lastColumn="0" w:oddVBand="0" w:evenVBand="0" w:oddHBand="1" w:evenHBand="0" w:firstRowFirstColumn="0" w:firstRowLastColumn="0" w:lastRowFirstColumn="0" w:lastRowLastColumn="0"/>
+              <w:rPr>
+                <w:rFonts w:asciiTheme="majorHAnsi" w:eastAsiaTheme="majorEastAsia" w:hAnsiTheme="majorHAnsi" w:cstheme="majorHAnsi"/>
+                <w:lang w:val="fr-FR"/>
+              </w:rPr>
+            </w:pPr>
+            <w:r>
+              <w:rPr>
+                <w:rFonts w:asciiTheme="majorHAnsi" w:eastAsiaTheme="majorEastAsia" w:hAnsiTheme="majorHAnsi" w:cstheme="majorHAnsi"/>
+                <w:lang w:val="fr-FR"/>
+              </w:rPr>
+              <w:t>3 brokers Kafka + 100 Go de données + trafic limité</w:t>
+            </w:r>
+          </w:p>
+        </w:tc>
+      </w:tr>
+      <w:tr>
+        <w:tc>
+          <w:tcPr>
+            <w:cnfStyle w:val="001000000000" w:firstRow="0" w:lastRow="0" w:firstColumn="1" w:lastColumn="0" w:oddVBand="0" w:evenVBand="0" w:oddHBand="0" w:evenHBand="0" w:firstRowFirstColumn="0" w:firstRowLastColumn="0" w:lastRowFirstColumn="0" w:lastRowLastColumn="0"/>
+            <w:tcW w:w="0" w:type="auto"/>
+            <w:hideMark/>
+          </w:tcPr>
+          <w:p>
+            <w:pPr>
+              <w:spacing w:after="200" w:line="276" w:lineRule="auto"/>
+              <w:rPr>
+                <w:rFonts w:asciiTheme="majorHAnsi" w:eastAsiaTheme="majorEastAsia" w:hAnsiTheme="majorHAnsi" w:cstheme="majorHAnsi"/>
+                <w:b w:val="0"/>
+                <w:bCs w:val="0"/>
+                <w:lang w:val="fr-FR"/>
+              </w:rPr>
+            </w:pPr>
+            <w:r>
+              <w:rPr>
+                <w:rFonts w:asciiTheme="majorHAnsi" w:eastAsiaTheme="majorEastAsia" w:hAnsiTheme="majorHAnsi" w:cstheme="majorHAnsi"/>
+                <w:b w:val="0"/>
+                <w:bCs w:val="0"/>
+                <w:lang w:val="fr-FR"/>
+              </w:rPr>
+              <w:t>Stockage objet</w:t>
             </w:r>
           </w:p>
         </w:tc>
@@ -578,16 +2042,1308 @@
               <w:spacing w:after="200" w:line="276" w:lineRule="auto"/>
               <w:cnfStyle w:val="000000000000" w:firstRow="0" w:lastRow="0" w:firstColumn="0" w:lastColumn="0" w:oddVBand="0" w:evenVBand="0" w:oddHBand="0" w:evenHBand="0" w:firstRowFirstColumn="0" w:firstRowLastColumn="0" w:lastRowFirstColumn="0" w:lastRowLastColumn="0"/>
               <w:rPr>
-                <w:rFonts w:ascii="Calibri" w:eastAsiaTheme="majorEastAsia" w:hAnsi="Calibri" w:cs="Calibri"/>
+                <w:rFonts w:asciiTheme="majorHAnsi" w:eastAsiaTheme="majorEastAsia" w:hAnsiTheme="majorHAnsi" w:cstheme="majorHAnsi"/>
                 <w:lang w:val="fr-FR"/>
               </w:rPr>
             </w:pPr>
             <w:r>
               <w:rPr>
-                <w:rFonts w:ascii="Calibri" w:eastAsiaTheme="majorEastAsia" w:hAnsi="Calibri" w:cs="Calibri"/>
+                <w:rFonts w:asciiTheme="majorHAnsi" w:eastAsiaTheme="majorEastAsia" w:hAnsiTheme="majorHAnsi" w:cstheme="majorHAnsi"/>
                 <w:lang w:val="fr-FR"/>
               </w:rPr>
-              <w:t>OpenLDAP permet de simuler un Active Directory. Pour une démo, on peut utiliser des identifiants simples avec des règles d’accès (ACLs) ou des jetons sécurisés (JWT).</w:t>
+              <w:t>Amazon S3</w:t>
+            </w:r>
+          </w:p>
+        </w:tc>
+        <w:tc>
+          <w:tcPr>
+            <w:tcW w:w="0" w:type="auto"/>
+            <w:hideMark/>
+          </w:tcPr>
+          <w:p>
+            <w:pPr>
+              <w:spacing w:after="200" w:line="276" w:lineRule="auto"/>
+              <w:cnfStyle w:val="000000000000" w:firstRow="0" w:lastRow="0" w:firstColumn="0" w:lastColumn="0" w:oddVBand="0" w:evenVBand="0" w:oddHBand="0" w:evenHBand="0" w:firstRowFirstColumn="0" w:firstRowLastColumn="0" w:lastRowFirstColumn="0" w:lastRowLastColumn="0"/>
+              <w:rPr>
+                <w:rFonts w:asciiTheme="majorHAnsi" w:eastAsiaTheme="majorEastAsia" w:hAnsiTheme="majorHAnsi" w:cstheme="majorHAnsi"/>
+                <w:lang w:val="fr-FR"/>
+              </w:rPr>
+            </w:pPr>
+            <w:r>
+              <w:rPr>
+                <w:rFonts w:asciiTheme="majorHAnsi" w:eastAsiaTheme="majorEastAsia" w:hAnsiTheme="majorHAnsi" w:cstheme="majorHAnsi"/>
+                <w:lang w:val="fr-FR"/>
+              </w:rPr>
+              <w:t>0,023 €/Go stocké + frais de requêtes</w:t>
+            </w:r>
+          </w:p>
+        </w:tc>
+        <w:tc>
+          <w:tcPr>
+            <w:tcW w:w="0" w:type="auto"/>
+            <w:hideMark/>
+          </w:tcPr>
+          <w:p>
+            <w:pPr>
+              <w:spacing w:after="200" w:line="276" w:lineRule="auto"/>
+              <w:cnfStyle w:val="000000000000" w:firstRow="0" w:lastRow="0" w:firstColumn="0" w:lastColumn="0" w:oddVBand="0" w:evenVBand="0" w:oddHBand="0" w:evenHBand="0" w:firstRowFirstColumn="0" w:firstRowLastColumn="0" w:lastRowFirstColumn="0" w:lastRowLastColumn="0"/>
+              <w:rPr>
+                <w:rFonts w:asciiTheme="majorHAnsi" w:eastAsiaTheme="majorEastAsia" w:hAnsiTheme="majorHAnsi" w:cstheme="majorHAnsi"/>
+                <w:lang w:val="fr-FR"/>
+              </w:rPr>
+            </w:pPr>
+            <w:r>
+              <w:rPr>
+                <w:rFonts w:asciiTheme="majorHAnsi" w:eastAsiaTheme="majorEastAsia" w:hAnsiTheme="majorHAnsi" w:cstheme="majorHAnsi"/>
+                <w:lang w:val="fr-FR"/>
+              </w:rPr>
+              <w:t>À cela s’ajoutent des frais pour chaque PUT/GET</w:t>
+            </w:r>
+          </w:p>
+        </w:tc>
+      </w:tr>
+      <w:tr>
+        <w:trPr>
+          <w:cnfStyle w:val="000000100000" w:firstRow="0" w:lastRow="0" w:firstColumn="0" w:lastColumn="0" w:oddVBand="0" w:evenVBand="0" w:oddHBand="1" w:evenHBand="0" w:firstRowFirstColumn="0" w:firstRowLastColumn="0" w:lastRowFirstColumn="0" w:lastRowLastColumn="0"/>
+        </w:trPr>
+        <w:tc>
+          <w:tcPr>
+            <w:cnfStyle w:val="001000000000" w:firstRow="0" w:lastRow="0" w:firstColumn="1" w:lastColumn="0" w:oddVBand="0" w:evenVBand="0" w:oddHBand="0" w:evenHBand="0" w:firstRowFirstColumn="0" w:firstRowLastColumn="0" w:lastRowFirstColumn="0" w:lastRowLastColumn="0"/>
+            <w:tcW w:w="0" w:type="auto"/>
+            <w:hideMark/>
+          </w:tcPr>
+          <w:p>
+            <w:pPr>
+              <w:spacing w:after="200" w:line="276" w:lineRule="auto"/>
+              <w:rPr>
+                <w:rFonts w:asciiTheme="majorHAnsi" w:eastAsiaTheme="majorEastAsia" w:hAnsiTheme="majorHAnsi" w:cstheme="majorHAnsi"/>
+                <w:b w:val="0"/>
+                <w:bCs w:val="0"/>
+                <w:lang w:val="fr-FR"/>
+              </w:rPr>
+            </w:pPr>
+            <w:r>
+              <w:rPr>
+                <w:rFonts w:asciiTheme="majorHAnsi" w:eastAsiaTheme="majorEastAsia" w:hAnsiTheme="majorHAnsi" w:cstheme="majorHAnsi"/>
+                <w:b w:val="0"/>
+                <w:bCs w:val="0"/>
+                <w:lang w:val="fr-FR"/>
+              </w:rPr>
+              <w:t>Entrepôt analytique</w:t>
+            </w:r>
+          </w:p>
+        </w:tc>
+        <w:tc>
+          <w:tcPr>
+            <w:tcW w:w="0" w:type="auto"/>
+            <w:hideMark/>
+          </w:tcPr>
+          <w:p>
+            <w:pPr>
+              <w:spacing w:after="200" w:line="276" w:lineRule="auto"/>
+              <w:cnfStyle w:val="000000100000" w:firstRow="0" w:lastRow="0" w:firstColumn="0" w:lastColumn="0" w:oddVBand="0" w:evenVBand="0" w:oddHBand="1" w:evenHBand="0" w:firstRowFirstColumn="0" w:firstRowLastColumn="0" w:lastRowFirstColumn="0" w:lastRowLastColumn="0"/>
+              <w:rPr>
+                <w:rFonts w:asciiTheme="majorHAnsi" w:eastAsiaTheme="majorEastAsia" w:hAnsiTheme="majorHAnsi" w:cstheme="majorHAnsi"/>
+                <w:lang w:val="fr-FR"/>
+              </w:rPr>
+            </w:pPr>
+            <w:r>
+              <w:rPr>
+                <w:rFonts w:asciiTheme="majorHAnsi" w:eastAsiaTheme="majorEastAsia" w:hAnsiTheme="majorHAnsi" w:cstheme="majorHAnsi"/>
+                <w:lang w:val="fr-FR"/>
+              </w:rPr>
+              <w:t xml:space="preserve">Amazon Redshift / </w:t>
+            </w:r>
+            <w:proofErr w:type="spellStart"/>
+            <w:r>
+              <w:rPr>
+                <w:rFonts w:asciiTheme="majorHAnsi" w:eastAsiaTheme="majorEastAsia" w:hAnsiTheme="majorHAnsi" w:cstheme="majorHAnsi"/>
+                <w:lang w:val="fr-FR"/>
+              </w:rPr>
+              <w:t>BigQuery</w:t>
+            </w:r>
+            <w:proofErr w:type="spellEnd"/>
+          </w:p>
+        </w:tc>
+        <w:tc>
+          <w:tcPr>
+            <w:tcW w:w="0" w:type="auto"/>
+            <w:hideMark/>
+          </w:tcPr>
+          <w:p>
+            <w:pPr>
+              <w:spacing w:after="200" w:line="276" w:lineRule="auto"/>
+              <w:cnfStyle w:val="000000100000" w:firstRow="0" w:lastRow="0" w:firstColumn="0" w:lastColumn="0" w:oddVBand="0" w:evenVBand="0" w:oddHBand="1" w:evenHBand="0" w:firstRowFirstColumn="0" w:firstRowLastColumn="0" w:lastRowFirstColumn="0" w:lastRowLastColumn="0"/>
+              <w:rPr>
+                <w:rFonts w:asciiTheme="majorHAnsi" w:eastAsiaTheme="majorEastAsia" w:hAnsiTheme="majorHAnsi" w:cstheme="majorHAnsi"/>
+                <w:lang w:val="fr-FR"/>
+              </w:rPr>
+            </w:pPr>
+            <w:r>
+              <w:rPr>
+                <w:rFonts w:asciiTheme="majorHAnsi" w:eastAsiaTheme="majorEastAsia" w:hAnsiTheme="majorHAnsi" w:cstheme="majorHAnsi"/>
+                <w:lang w:val="fr-FR"/>
+              </w:rPr>
+              <w:t>~180–300 €/mois</w:t>
+            </w:r>
+          </w:p>
+        </w:tc>
+        <w:tc>
+          <w:tcPr>
+            <w:tcW w:w="0" w:type="auto"/>
+            <w:hideMark/>
+          </w:tcPr>
+          <w:p>
+            <w:pPr>
+              <w:spacing w:after="200" w:line="276" w:lineRule="auto"/>
+              <w:cnfStyle w:val="000000100000" w:firstRow="0" w:lastRow="0" w:firstColumn="0" w:lastColumn="0" w:oddVBand="0" w:evenVBand="0" w:oddHBand="1" w:evenHBand="0" w:firstRowFirstColumn="0" w:firstRowLastColumn="0" w:lastRowFirstColumn="0" w:lastRowLastColumn="0"/>
+              <w:rPr>
+                <w:rFonts w:asciiTheme="majorHAnsi" w:eastAsiaTheme="majorEastAsia" w:hAnsiTheme="majorHAnsi" w:cstheme="majorHAnsi"/>
+                <w:lang w:val="fr-FR"/>
+              </w:rPr>
+            </w:pPr>
+            <w:r>
+              <w:rPr>
+                <w:rFonts w:asciiTheme="majorHAnsi" w:eastAsiaTheme="majorEastAsia" w:hAnsiTheme="majorHAnsi" w:cstheme="majorHAnsi"/>
+                <w:lang w:val="fr-FR"/>
+              </w:rPr>
+              <w:t>0,25 €/heure/nœud + stockage</w:t>
+            </w:r>
+          </w:p>
+        </w:tc>
+      </w:tr>
+      <w:tr>
+        <w:tc>
+          <w:tcPr>
+            <w:cnfStyle w:val="001000000000" w:firstRow="0" w:lastRow="0" w:firstColumn="1" w:lastColumn="0" w:oddVBand="0" w:evenVBand="0" w:oddHBand="0" w:evenHBand="0" w:firstRowFirstColumn="0" w:firstRowLastColumn="0" w:lastRowFirstColumn="0" w:lastRowLastColumn="0"/>
+            <w:tcW w:w="0" w:type="auto"/>
+            <w:hideMark/>
+          </w:tcPr>
+          <w:p>
+            <w:pPr>
+              <w:spacing w:after="200" w:line="276" w:lineRule="auto"/>
+              <w:rPr>
+                <w:rFonts w:asciiTheme="majorHAnsi" w:eastAsiaTheme="majorEastAsia" w:hAnsiTheme="majorHAnsi" w:cstheme="majorHAnsi"/>
+                <w:b w:val="0"/>
+                <w:bCs w:val="0"/>
+                <w:lang w:val="fr-FR"/>
+              </w:rPr>
+            </w:pPr>
+            <w:r>
+              <w:rPr>
+                <w:rFonts w:asciiTheme="majorHAnsi" w:eastAsiaTheme="majorEastAsia" w:hAnsiTheme="majorHAnsi" w:cstheme="majorHAnsi"/>
+                <w:b w:val="0"/>
+                <w:bCs w:val="0"/>
+                <w:lang w:val="fr-FR"/>
+              </w:rPr>
+              <w:t>Gestion des identités</w:t>
+            </w:r>
+          </w:p>
+        </w:tc>
+        <w:tc>
+          <w:tcPr>
+            <w:tcW w:w="0" w:type="auto"/>
+            <w:hideMark/>
+          </w:tcPr>
+          <w:p>
+            <w:pPr>
+              <w:spacing w:after="200" w:line="276" w:lineRule="auto"/>
+              <w:cnfStyle w:val="000000000000" w:firstRow="0" w:lastRow="0" w:firstColumn="0" w:lastColumn="0" w:oddVBand="0" w:evenVBand="0" w:oddHBand="0" w:evenHBand="0" w:firstRowFirstColumn="0" w:firstRowLastColumn="0" w:lastRowFirstColumn="0" w:lastRowLastColumn="0"/>
+              <w:rPr>
+                <w:rFonts w:asciiTheme="majorHAnsi" w:eastAsiaTheme="majorEastAsia" w:hAnsiTheme="majorHAnsi" w:cstheme="majorHAnsi"/>
+                <w:lang w:val="fr-FR"/>
+              </w:rPr>
+            </w:pPr>
+            <w:r>
+              <w:rPr>
+                <w:rFonts w:asciiTheme="majorHAnsi" w:eastAsiaTheme="majorEastAsia" w:hAnsiTheme="majorHAnsi" w:cstheme="majorHAnsi"/>
+                <w:lang w:val="fr-FR"/>
+              </w:rPr>
+              <w:t>Azure AD / AWS IAM</w:t>
+            </w:r>
+          </w:p>
+        </w:tc>
+        <w:tc>
+          <w:tcPr>
+            <w:tcW w:w="0" w:type="auto"/>
+            <w:hideMark/>
+          </w:tcPr>
+          <w:p>
+            <w:pPr>
+              <w:spacing w:after="200" w:line="276" w:lineRule="auto"/>
+              <w:cnfStyle w:val="000000000000" w:firstRow="0" w:lastRow="0" w:firstColumn="0" w:lastColumn="0" w:oddVBand="0" w:evenVBand="0" w:oddHBand="0" w:evenHBand="0" w:firstRowFirstColumn="0" w:firstRowLastColumn="0" w:lastRowFirstColumn="0" w:lastRowLastColumn="0"/>
+              <w:rPr>
+                <w:rFonts w:asciiTheme="majorHAnsi" w:eastAsiaTheme="majorEastAsia" w:hAnsiTheme="majorHAnsi" w:cstheme="majorHAnsi"/>
+                <w:lang w:val="fr-FR"/>
+              </w:rPr>
+            </w:pPr>
+            <w:r>
+              <w:rPr>
+                <w:rFonts w:asciiTheme="majorHAnsi" w:eastAsiaTheme="majorEastAsia" w:hAnsiTheme="majorHAnsi" w:cstheme="majorHAnsi"/>
+                <w:lang w:val="fr-FR"/>
+              </w:rPr>
+              <w:t>5–10 €/utilisateur</w:t>
+            </w:r>
+          </w:p>
+        </w:tc>
+        <w:tc>
+          <w:tcPr>
+            <w:tcW w:w="0" w:type="auto"/>
+            <w:hideMark/>
+          </w:tcPr>
+          <w:p>
+            <w:pPr>
+              <w:spacing w:after="200" w:line="276" w:lineRule="auto"/>
+              <w:cnfStyle w:val="000000000000" w:firstRow="0" w:lastRow="0" w:firstColumn="0" w:lastColumn="0" w:oddVBand="0" w:evenVBand="0" w:oddHBand="0" w:evenHBand="0" w:firstRowFirstColumn="0" w:firstRowLastColumn="0" w:lastRowFirstColumn="0" w:lastRowLastColumn="0"/>
+              <w:rPr>
+                <w:rFonts w:asciiTheme="majorHAnsi" w:eastAsiaTheme="majorEastAsia" w:hAnsiTheme="majorHAnsi" w:cstheme="majorHAnsi"/>
+                <w:lang w:val="fr-FR"/>
+              </w:rPr>
+            </w:pPr>
+            <w:r>
+              <w:rPr>
+                <w:rFonts w:asciiTheme="majorHAnsi" w:eastAsiaTheme="majorEastAsia" w:hAnsiTheme="majorHAnsi" w:cstheme="majorHAnsi"/>
+                <w:lang w:val="fr-FR"/>
+              </w:rPr>
+              <w:t>Selon nombre d’utilisateurs et services activés</w:t>
+            </w:r>
+          </w:p>
+        </w:tc>
+      </w:tr>
+      <w:tr>
+        <w:trPr>
+          <w:cnfStyle w:val="000000100000" w:firstRow="0" w:lastRow="0" w:firstColumn="0" w:lastColumn="0" w:oddVBand="0" w:evenVBand="0" w:oddHBand="1" w:evenHBand="0" w:firstRowFirstColumn="0" w:firstRowLastColumn="0" w:lastRowFirstColumn="0" w:lastRowLastColumn="0"/>
+        </w:trPr>
+        <w:tc>
+          <w:tcPr>
+            <w:cnfStyle w:val="001000000000" w:firstRow="0" w:lastRow="0" w:firstColumn="1" w:lastColumn="0" w:oddVBand="0" w:evenVBand="0" w:oddHBand="0" w:evenHBand="0" w:firstRowFirstColumn="0" w:firstRowLastColumn="0" w:lastRowFirstColumn="0" w:lastRowLastColumn="0"/>
+            <w:tcW w:w="0" w:type="auto"/>
+            <w:hideMark/>
+          </w:tcPr>
+          <w:p>
+            <w:pPr>
+              <w:spacing w:after="200" w:line="276" w:lineRule="auto"/>
+              <w:rPr>
+                <w:rFonts w:asciiTheme="majorHAnsi" w:eastAsiaTheme="majorEastAsia" w:hAnsiTheme="majorHAnsi" w:cstheme="majorHAnsi"/>
+                <w:b w:val="0"/>
+                <w:bCs w:val="0"/>
+                <w:lang w:val="fr-FR"/>
+              </w:rPr>
+            </w:pPr>
+            <w:r>
+              <w:rPr>
+                <w:rFonts w:asciiTheme="majorHAnsi" w:eastAsiaTheme="majorEastAsia" w:hAnsiTheme="majorHAnsi" w:cstheme="majorHAnsi"/>
+                <w:b w:val="0"/>
+                <w:bCs w:val="0"/>
+                <w:lang w:val="fr-FR"/>
+              </w:rPr>
+              <w:t>Visualisation</w:t>
+            </w:r>
+          </w:p>
+        </w:tc>
+        <w:tc>
+          <w:tcPr>
+            <w:tcW w:w="0" w:type="auto"/>
+            <w:hideMark/>
+          </w:tcPr>
+          <w:p>
+            <w:pPr>
+              <w:spacing w:after="200" w:line="276" w:lineRule="auto"/>
+              <w:cnfStyle w:val="000000100000" w:firstRow="0" w:lastRow="0" w:firstColumn="0" w:lastColumn="0" w:oddVBand="0" w:evenVBand="0" w:oddHBand="1" w:evenHBand="0" w:firstRowFirstColumn="0" w:firstRowLastColumn="0" w:lastRowFirstColumn="0" w:lastRowLastColumn="0"/>
+              <w:rPr>
+                <w:rFonts w:asciiTheme="majorHAnsi" w:eastAsiaTheme="majorEastAsia" w:hAnsiTheme="majorHAnsi" w:cstheme="majorHAnsi"/>
+                <w:lang w:val="fr-FR"/>
+              </w:rPr>
+            </w:pPr>
+            <w:proofErr w:type="spellStart"/>
+            <w:r>
+              <w:rPr>
+                <w:rFonts w:asciiTheme="majorHAnsi" w:eastAsiaTheme="majorEastAsia" w:hAnsiTheme="majorHAnsi" w:cstheme="majorHAnsi"/>
+                <w:lang w:val="fr-FR"/>
+              </w:rPr>
+              <w:t>Metabase</w:t>
+            </w:r>
+            <w:proofErr w:type="spellEnd"/>
+            <w:r>
+              <w:rPr>
+                <w:rFonts w:asciiTheme="majorHAnsi" w:eastAsiaTheme="majorEastAsia" w:hAnsiTheme="majorHAnsi" w:cstheme="majorHAnsi"/>
+                <w:lang w:val="fr-FR"/>
+              </w:rPr>
+              <w:t xml:space="preserve"> Cloud (optionnel)</w:t>
+            </w:r>
+          </w:p>
+        </w:tc>
+        <w:tc>
+          <w:tcPr>
+            <w:tcW w:w="0" w:type="auto"/>
+            <w:hideMark/>
+          </w:tcPr>
+          <w:p>
+            <w:pPr>
+              <w:spacing w:after="200" w:line="276" w:lineRule="auto"/>
+              <w:cnfStyle w:val="000000100000" w:firstRow="0" w:lastRow="0" w:firstColumn="0" w:lastColumn="0" w:oddVBand="0" w:evenVBand="0" w:oddHBand="1" w:evenHBand="0" w:firstRowFirstColumn="0" w:firstRowLastColumn="0" w:lastRowFirstColumn="0" w:lastRowLastColumn="0"/>
+              <w:rPr>
+                <w:rFonts w:asciiTheme="majorHAnsi" w:eastAsiaTheme="majorEastAsia" w:hAnsiTheme="majorHAnsi" w:cstheme="majorHAnsi"/>
+                <w:lang w:val="fr-FR"/>
+              </w:rPr>
+            </w:pPr>
+            <w:r>
+              <w:rPr>
+                <w:rFonts w:asciiTheme="majorHAnsi" w:eastAsiaTheme="majorEastAsia" w:hAnsiTheme="majorHAnsi" w:cstheme="majorHAnsi"/>
+                <w:lang w:val="fr-FR"/>
+              </w:rPr>
+              <w:t>~85 €/mois</w:t>
+            </w:r>
+          </w:p>
+        </w:tc>
+        <w:tc>
+          <w:tcPr>
+            <w:tcW w:w="0" w:type="auto"/>
+            <w:hideMark/>
+          </w:tcPr>
+          <w:p>
+            <w:pPr>
+              <w:spacing w:after="200" w:line="276" w:lineRule="auto"/>
+              <w:cnfStyle w:val="000000100000" w:firstRow="0" w:lastRow="0" w:firstColumn="0" w:lastColumn="0" w:oddVBand="0" w:evenVBand="0" w:oddHBand="1" w:evenHBand="0" w:firstRowFirstColumn="0" w:firstRowLastColumn="0" w:lastRowFirstColumn="0" w:lastRowLastColumn="0"/>
+              <w:rPr>
+                <w:rFonts w:asciiTheme="majorHAnsi" w:eastAsiaTheme="majorEastAsia" w:hAnsiTheme="majorHAnsi" w:cstheme="majorHAnsi"/>
+                <w:lang w:val="fr-FR"/>
+              </w:rPr>
+            </w:pPr>
+            <w:r>
+              <w:rPr>
+                <w:rFonts w:asciiTheme="majorHAnsi" w:eastAsiaTheme="majorEastAsia" w:hAnsiTheme="majorHAnsi" w:cstheme="majorHAnsi"/>
+                <w:lang w:val="fr-FR"/>
+              </w:rPr>
+              <w:t xml:space="preserve">Gratuit si hébergé soi-même, payant si géré par </w:t>
+            </w:r>
+            <w:proofErr w:type="spellStart"/>
+            <w:r>
+              <w:rPr>
+                <w:rFonts w:asciiTheme="majorHAnsi" w:eastAsiaTheme="majorEastAsia" w:hAnsiTheme="majorHAnsi" w:cstheme="majorHAnsi"/>
+                <w:lang w:val="fr-FR"/>
+              </w:rPr>
+              <w:t>Metabase</w:t>
+            </w:r>
+            <w:proofErr w:type="spellEnd"/>
+          </w:p>
+        </w:tc>
+      </w:tr>
+    </w:tbl>
+    <w:p>
+      <w:pPr>
+        <w:rPr>
+          <w:rFonts w:asciiTheme="majorHAnsi" w:eastAsiaTheme="majorEastAsia" w:hAnsiTheme="majorHAnsi" w:cstheme="majorHAnsi"/>
+          <w:b/>
+          <w:bCs/>
+          <w:lang w:val="fr-FR"/>
+        </w:rPr>
+      </w:pPr>
+      <w:r>
+        <w:rPr>
+          <w:rFonts w:asciiTheme="majorHAnsi" w:eastAsiaTheme="majorEastAsia" w:hAnsiTheme="majorHAnsi" w:cstheme="majorHAnsi"/>
+          <w:b/>
+          <w:bCs/>
+          <w:lang w:val="fr-FR"/>
+        </w:rPr>
+        <w:t>Total mensuel estimé : 350 à 500 €, voire plus selon la volumétrie.</w:t>
+      </w:r>
+    </w:p>
+    <w:p>
+      <w:pPr>
+        <w:rPr>
+          <w:rFonts w:asciiTheme="majorHAnsi" w:eastAsiaTheme="majorEastAsia" w:hAnsiTheme="majorHAnsi" w:cstheme="majorHAnsi"/>
+          <w:lang w:val="fr-FR"/>
+        </w:rPr>
+      </w:pPr>
+    </w:p>
+    <w:p>
+      <w:pPr>
+        <w:rPr>
+          <w:rFonts w:asciiTheme="majorHAnsi" w:eastAsiaTheme="majorEastAsia" w:hAnsiTheme="majorHAnsi" w:cstheme="majorHAnsi"/>
+          <w:b/>
+          <w:bCs/>
+          <w:lang w:val="fr-FR"/>
+        </w:rPr>
+      </w:pPr>
+      <w:r>
+        <w:rPr>
+          <w:rFonts w:asciiTheme="majorHAnsi" w:eastAsiaTheme="majorEastAsia" w:hAnsiTheme="majorHAnsi" w:cstheme="majorHAnsi"/>
+          <w:b/>
+          <w:bCs/>
+          <w:lang w:val="fr-FR"/>
+        </w:rPr>
+        <w:t>Option 2 : Version open source déployée localement (POC réalisé ici)</w:t>
+      </w:r>
+    </w:p>
+    <w:tbl>
+      <w:tblPr>
+        <w:tblStyle w:val="TableauGrille4-Accentuation1"/>
+        <w:tblW w:w="0" w:type="auto"/>
+        <w:tblLook w:val="04A0" w:firstRow="1" w:lastRow="0" w:firstColumn="1" w:lastColumn="0" w:noHBand="0" w:noVBand="1"/>
+      </w:tblPr>
+      <w:tblGrid>
+        <w:gridCol w:w="1998"/>
+        <w:gridCol w:w="3167"/>
+        <w:gridCol w:w="1242"/>
+        <w:gridCol w:w="4609"/>
+      </w:tblGrid>
+      <w:tr>
+        <w:trPr>
+          <w:cnfStyle w:val="100000000000" w:firstRow="1" w:lastRow="0" w:firstColumn="0" w:lastColumn="0" w:oddVBand="0" w:evenVBand="0" w:oddHBand="0" w:evenHBand="0" w:firstRowFirstColumn="0" w:firstRowLastColumn="0" w:lastRowFirstColumn="0" w:lastRowLastColumn="0"/>
+        </w:trPr>
+        <w:tc>
+          <w:tcPr>
+            <w:cnfStyle w:val="001000000000" w:firstRow="0" w:lastRow="0" w:firstColumn="1" w:lastColumn="0" w:oddVBand="0" w:evenVBand="0" w:oddHBand="0" w:evenHBand="0" w:firstRowFirstColumn="0" w:firstRowLastColumn="0" w:lastRowFirstColumn="0" w:lastRowLastColumn="0"/>
+            <w:tcW w:w="0" w:type="auto"/>
+            <w:hideMark/>
+          </w:tcPr>
+          <w:p>
+            <w:pPr>
+              <w:spacing w:after="200" w:line="276" w:lineRule="auto"/>
+              <w:jc w:val="center"/>
+              <w:rPr>
+                <w:rFonts w:asciiTheme="majorHAnsi" w:eastAsiaTheme="majorEastAsia" w:hAnsiTheme="majorHAnsi" w:cstheme="majorHAnsi"/>
+                <w:lang w:val="fr-FR"/>
+              </w:rPr>
+            </w:pPr>
+            <w:r>
+              <w:rPr>
+                <w:rFonts w:asciiTheme="majorHAnsi" w:eastAsiaTheme="majorEastAsia" w:hAnsiTheme="majorHAnsi" w:cstheme="majorHAnsi"/>
+                <w:lang w:val="fr-FR"/>
+              </w:rPr>
+              <w:lastRenderedPageBreak/>
+              <w:t>Composant</w:t>
+            </w:r>
+          </w:p>
+        </w:tc>
+        <w:tc>
+          <w:tcPr>
+            <w:tcW w:w="0" w:type="auto"/>
+            <w:hideMark/>
+          </w:tcPr>
+          <w:p>
+            <w:pPr>
+              <w:spacing w:after="200" w:line="276" w:lineRule="auto"/>
+              <w:jc w:val="center"/>
+              <w:cnfStyle w:val="100000000000" w:firstRow="1" w:lastRow="0" w:firstColumn="0" w:lastColumn="0" w:oddVBand="0" w:evenVBand="0" w:oddHBand="0" w:evenHBand="0" w:firstRowFirstColumn="0" w:firstRowLastColumn="0" w:lastRowFirstColumn="0" w:lastRowLastColumn="0"/>
+              <w:rPr>
+                <w:rFonts w:asciiTheme="majorHAnsi" w:eastAsiaTheme="majorEastAsia" w:hAnsiTheme="majorHAnsi" w:cstheme="majorHAnsi"/>
+                <w:lang w:val="fr-FR"/>
+              </w:rPr>
+            </w:pPr>
+            <w:r>
+              <w:rPr>
+                <w:rFonts w:asciiTheme="majorHAnsi" w:eastAsiaTheme="majorEastAsia" w:hAnsiTheme="majorHAnsi" w:cstheme="majorHAnsi"/>
+                <w:lang w:val="fr-FR"/>
+              </w:rPr>
+              <w:t>Alternative gratuite</w:t>
+            </w:r>
+          </w:p>
+        </w:tc>
+        <w:tc>
+          <w:tcPr>
+            <w:tcW w:w="0" w:type="auto"/>
+            <w:hideMark/>
+          </w:tcPr>
+          <w:p>
+            <w:pPr>
+              <w:spacing w:after="200" w:line="276" w:lineRule="auto"/>
+              <w:jc w:val="center"/>
+              <w:cnfStyle w:val="100000000000" w:firstRow="1" w:lastRow="0" w:firstColumn="0" w:lastColumn="0" w:oddVBand="0" w:evenVBand="0" w:oddHBand="0" w:evenHBand="0" w:firstRowFirstColumn="0" w:firstRowLastColumn="0" w:lastRowFirstColumn="0" w:lastRowLastColumn="0"/>
+              <w:rPr>
+                <w:rFonts w:asciiTheme="majorHAnsi" w:eastAsiaTheme="majorEastAsia" w:hAnsiTheme="majorHAnsi" w:cstheme="majorHAnsi"/>
+                <w:lang w:val="fr-FR"/>
+              </w:rPr>
+            </w:pPr>
+            <w:r>
+              <w:rPr>
+                <w:rFonts w:asciiTheme="majorHAnsi" w:eastAsiaTheme="majorEastAsia" w:hAnsiTheme="majorHAnsi" w:cstheme="majorHAnsi"/>
+                <w:lang w:val="fr-FR"/>
+              </w:rPr>
+              <w:t>Coût logiciel</w:t>
+            </w:r>
+          </w:p>
+        </w:tc>
+        <w:tc>
+          <w:tcPr>
+            <w:tcW w:w="0" w:type="auto"/>
+            <w:hideMark/>
+          </w:tcPr>
+          <w:p>
+            <w:pPr>
+              <w:spacing w:after="200" w:line="276" w:lineRule="auto"/>
+              <w:jc w:val="center"/>
+              <w:cnfStyle w:val="100000000000" w:firstRow="1" w:lastRow="0" w:firstColumn="0" w:lastColumn="0" w:oddVBand="0" w:evenVBand="0" w:oddHBand="0" w:evenHBand="0" w:firstRowFirstColumn="0" w:firstRowLastColumn="0" w:lastRowFirstColumn="0" w:lastRowLastColumn="0"/>
+              <w:rPr>
+                <w:rFonts w:asciiTheme="majorHAnsi" w:eastAsiaTheme="majorEastAsia" w:hAnsiTheme="majorHAnsi" w:cstheme="majorHAnsi"/>
+                <w:lang w:val="fr-FR"/>
+              </w:rPr>
+            </w:pPr>
+            <w:r>
+              <w:rPr>
+                <w:rFonts w:asciiTheme="majorHAnsi" w:eastAsiaTheme="majorEastAsia" w:hAnsiTheme="majorHAnsi" w:cstheme="majorHAnsi"/>
+                <w:lang w:val="fr-FR"/>
+              </w:rPr>
+              <w:t>Détails</w:t>
+            </w:r>
+          </w:p>
+        </w:tc>
+      </w:tr>
+      <w:tr>
+        <w:trPr>
+          <w:cnfStyle w:val="000000100000" w:firstRow="0" w:lastRow="0" w:firstColumn="0" w:lastColumn="0" w:oddVBand="0" w:evenVBand="0" w:oddHBand="1" w:evenHBand="0" w:firstRowFirstColumn="0" w:firstRowLastColumn="0" w:lastRowFirstColumn="0" w:lastRowLastColumn="0"/>
+        </w:trPr>
+        <w:tc>
+          <w:tcPr>
+            <w:cnfStyle w:val="001000000000" w:firstRow="0" w:lastRow="0" w:firstColumn="1" w:lastColumn="0" w:oddVBand="0" w:evenVBand="0" w:oddHBand="0" w:evenHBand="0" w:firstRowFirstColumn="0" w:firstRowLastColumn="0" w:lastRowFirstColumn="0" w:lastRowLastColumn="0"/>
+            <w:tcW w:w="0" w:type="auto"/>
+            <w:hideMark/>
+          </w:tcPr>
+          <w:p>
+            <w:pPr>
+              <w:spacing w:after="200" w:line="276" w:lineRule="auto"/>
+              <w:rPr>
+                <w:rFonts w:asciiTheme="majorHAnsi" w:eastAsiaTheme="majorEastAsia" w:hAnsiTheme="majorHAnsi" w:cstheme="majorHAnsi"/>
+                <w:b w:val="0"/>
+                <w:bCs w:val="0"/>
+                <w:lang w:val="fr-FR"/>
+              </w:rPr>
+            </w:pPr>
+            <w:r>
+              <w:rPr>
+                <w:rFonts w:asciiTheme="majorHAnsi" w:eastAsiaTheme="majorEastAsia" w:hAnsiTheme="majorHAnsi" w:cstheme="majorHAnsi"/>
+                <w:b w:val="0"/>
+                <w:bCs w:val="0"/>
+                <w:lang w:val="fr-FR"/>
+              </w:rPr>
+              <w:t>Streaming temps réel</w:t>
+            </w:r>
+          </w:p>
+        </w:tc>
+        <w:tc>
+          <w:tcPr>
+            <w:tcW w:w="0" w:type="auto"/>
+            <w:hideMark/>
+          </w:tcPr>
+          <w:p>
+            <w:pPr>
+              <w:spacing w:after="200" w:line="276" w:lineRule="auto"/>
+              <w:cnfStyle w:val="000000100000" w:firstRow="0" w:lastRow="0" w:firstColumn="0" w:lastColumn="0" w:oddVBand="0" w:evenVBand="0" w:oddHBand="1" w:evenHBand="0" w:firstRowFirstColumn="0" w:firstRowLastColumn="0" w:lastRowFirstColumn="0" w:lastRowLastColumn="0"/>
+              <w:rPr>
+                <w:rFonts w:asciiTheme="majorHAnsi" w:eastAsiaTheme="majorEastAsia" w:hAnsiTheme="majorHAnsi" w:cstheme="majorHAnsi"/>
+                <w:lang w:val="fr-FR"/>
+              </w:rPr>
+            </w:pPr>
+            <w:proofErr w:type="spellStart"/>
+            <w:r>
+              <w:rPr>
+                <w:rFonts w:asciiTheme="majorHAnsi" w:eastAsiaTheme="majorEastAsia" w:hAnsiTheme="majorHAnsi" w:cstheme="majorHAnsi"/>
+                <w:lang w:val="fr-FR"/>
+              </w:rPr>
+              <w:t>Redpanda</w:t>
+            </w:r>
+            <w:proofErr w:type="spellEnd"/>
+          </w:p>
+        </w:tc>
+        <w:tc>
+          <w:tcPr>
+            <w:tcW w:w="0" w:type="auto"/>
+            <w:hideMark/>
+          </w:tcPr>
+          <w:p>
+            <w:pPr>
+              <w:spacing w:after="200" w:line="276" w:lineRule="auto"/>
+              <w:cnfStyle w:val="000000100000" w:firstRow="0" w:lastRow="0" w:firstColumn="0" w:lastColumn="0" w:oddVBand="0" w:evenVBand="0" w:oddHBand="1" w:evenHBand="0" w:firstRowFirstColumn="0" w:firstRowLastColumn="0" w:lastRowFirstColumn="0" w:lastRowLastColumn="0"/>
+              <w:rPr>
+                <w:rFonts w:asciiTheme="majorHAnsi" w:eastAsiaTheme="majorEastAsia" w:hAnsiTheme="majorHAnsi" w:cstheme="majorHAnsi"/>
+                <w:lang w:val="fr-FR"/>
+              </w:rPr>
+            </w:pPr>
+            <w:r>
+              <w:rPr>
+                <w:rFonts w:asciiTheme="majorHAnsi" w:eastAsiaTheme="majorEastAsia" w:hAnsiTheme="majorHAnsi" w:cstheme="majorHAnsi"/>
+                <w:lang w:val="fr-FR"/>
+              </w:rPr>
+              <w:t>0 €</w:t>
+            </w:r>
+          </w:p>
+        </w:tc>
+        <w:tc>
+          <w:tcPr>
+            <w:tcW w:w="0" w:type="auto"/>
+            <w:hideMark/>
+          </w:tcPr>
+          <w:p>
+            <w:pPr>
+              <w:spacing w:after="200" w:line="276" w:lineRule="auto"/>
+              <w:cnfStyle w:val="000000100000" w:firstRow="0" w:lastRow="0" w:firstColumn="0" w:lastColumn="0" w:oddVBand="0" w:evenVBand="0" w:oddHBand="1" w:evenHBand="0" w:firstRowFirstColumn="0" w:firstRowLastColumn="0" w:lastRowFirstColumn="0" w:lastRowLastColumn="0"/>
+              <w:rPr>
+                <w:rFonts w:asciiTheme="majorHAnsi" w:eastAsiaTheme="majorEastAsia" w:hAnsiTheme="majorHAnsi" w:cstheme="majorHAnsi"/>
+                <w:lang w:val="fr-FR"/>
+              </w:rPr>
+            </w:pPr>
+            <w:r>
+              <w:rPr>
+                <w:rFonts w:asciiTheme="majorHAnsi" w:eastAsiaTheme="majorEastAsia" w:hAnsiTheme="majorHAnsi" w:cstheme="majorHAnsi"/>
+                <w:lang w:val="fr-FR"/>
+              </w:rPr>
+              <w:t>Léger, sans Java, facile à configurer</w:t>
+            </w:r>
+          </w:p>
+        </w:tc>
+      </w:tr>
+      <w:tr>
+        <w:tc>
+          <w:tcPr>
+            <w:cnfStyle w:val="001000000000" w:firstRow="0" w:lastRow="0" w:firstColumn="1" w:lastColumn="0" w:oddVBand="0" w:evenVBand="0" w:oddHBand="0" w:evenHBand="0" w:firstRowFirstColumn="0" w:firstRowLastColumn="0" w:lastRowFirstColumn="0" w:lastRowLastColumn="0"/>
+            <w:tcW w:w="0" w:type="auto"/>
+            <w:hideMark/>
+          </w:tcPr>
+          <w:p>
+            <w:pPr>
+              <w:spacing w:after="200" w:line="276" w:lineRule="auto"/>
+              <w:rPr>
+                <w:rFonts w:asciiTheme="majorHAnsi" w:eastAsiaTheme="majorEastAsia" w:hAnsiTheme="majorHAnsi" w:cstheme="majorHAnsi"/>
+                <w:b w:val="0"/>
+                <w:bCs w:val="0"/>
+                <w:lang w:val="fr-FR"/>
+              </w:rPr>
+            </w:pPr>
+            <w:r>
+              <w:rPr>
+                <w:rFonts w:asciiTheme="majorHAnsi" w:eastAsiaTheme="majorEastAsia" w:hAnsiTheme="majorHAnsi" w:cstheme="majorHAnsi"/>
+                <w:b w:val="0"/>
+                <w:bCs w:val="0"/>
+                <w:lang w:val="fr-FR"/>
+              </w:rPr>
+              <w:t>Stockage objet</w:t>
+            </w:r>
+          </w:p>
+        </w:tc>
+        <w:tc>
+          <w:tcPr>
+            <w:tcW w:w="0" w:type="auto"/>
+            <w:hideMark/>
+          </w:tcPr>
+          <w:p>
+            <w:pPr>
+              <w:spacing w:after="200" w:line="276" w:lineRule="auto"/>
+              <w:cnfStyle w:val="000000000000" w:firstRow="0" w:lastRow="0" w:firstColumn="0" w:lastColumn="0" w:oddVBand="0" w:evenVBand="0" w:oddHBand="0" w:evenHBand="0" w:firstRowFirstColumn="0" w:firstRowLastColumn="0" w:lastRowFirstColumn="0" w:lastRowLastColumn="0"/>
+              <w:rPr>
+                <w:rFonts w:asciiTheme="majorHAnsi" w:eastAsiaTheme="majorEastAsia" w:hAnsiTheme="majorHAnsi" w:cstheme="majorHAnsi"/>
+                <w:lang w:val="fr-FR"/>
+              </w:rPr>
+            </w:pPr>
+            <w:proofErr w:type="spellStart"/>
+            <w:r>
+              <w:rPr>
+                <w:rFonts w:asciiTheme="majorHAnsi" w:eastAsiaTheme="majorEastAsia" w:hAnsiTheme="majorHAnsi" w:cstheme="majorHAnsi"/>
+                <w:lang w:val="fr-FR"/>
+              </w:rPr>
+              <w:t>MinIO</w:t>
+            </w:r>
+            <w:proofErr w:type="spellEnd"/>
+          </w:p>
+        </w:tc>
+        <w:tc>
+          <w:tcPr>
+            <w:tcW w:w="0" w:type="auto"/>
+            <w:hideMark/>
+          </w:tcPr>
+          <w:p>
+            <w:pPr>
+              <w:spacing w:after="200" w:line="276" w:lineRule="auto"/>
+              <w:cnfStyle w:val="000000000000" w:firstRow="0" w:lastRow="0" w:firstColumn="0" w:lastColumn="0" w:oddVBand="0" w:evenVBand="0" w:oddHBand="0" w:evenHBand="0" w:firstRowFirstColumn="0" w:firstRowLastColumn="0" w:lastRowFirstColumn="0" w:lastRowLastColumn="0"/>
+              <w:rPr>
+                <w:rFonts w:asciiTheme="majorHAnsi" w:eastAsiaTheme="majorEastAsia" w:hAnsiTheme="majorHAnsi" w:cstheme="majorHAnsi"/>
+                <w:lang w:val="fr-FR"/>
+              </w:rPr>
+            </w:pPr>
+            <w:r>
+              <w:rPr>
+                <w:rFonts w:asciiTheme="majorHAnsi" w:eastAsiaTheme="majorEastAsia" w:hAnsiTheme="majorHAnsi" w:cstheme="majorHAnsi"/>
+                <w:lang w:val="fr-FR"/>
+              </w:rPr>
+              <w:t>0 €</w:t>
+            </w:r>
+          </w:p>
+        </w:tc>
+        <w:tc>
+          <w:tcPr>
+            <w:tcW w:w="0" w:type="auto"/>
+            <w:hideMark/>
+          </w:tcPr>
+          <w:p>
+            <w:pPr>
+              <w:spacing w:after="200" w:line="276" w:lineRule="auto"/>
+              <w:cnfStyle w:val="000000000000" w:firstRow="0" w:lastRow="0" w:firstColumn="0" w:lastColumn="0" w:oddVBand="0" w:evenVBand="0" w:oddHBand="0" w:evenHBand="0" w:firstRowFirstColumn="0" w:firstRowLastColumn="0" w:lastRowFirstColumn="0" w:lastRowLastColumn="0"/>
+              <w:rPr>
+                <w:rFonts w:asciiTheme="majorHAnsi" w:eastAsiaTheme="majorEastAsia" w:hAnsiTheme="majorHAnsi" w:cstheme="majorHAnsi"/>
+                <w:lang w:val="fr-FR"/>
+              </w:rPr>
+            </w:pPr>
+            <w:r>
+              <w:rPr>
+                <w:rFonts w:asciiTheme="majorHAnsi" w:eastAsiaTheme="majorEastAsia" w:hAnsiTheme="majorHAnsi" w:cstheme="majorHAnsi"/>
+                <w:lang w:val="fr-FR"/>
+              </w:rPr>
+              <w:t>Simule S3, sécurisé avec TLS, interface web intégrée</w:t>
+            </w:r>
+          </w:p>
+        </w:tc>
+      </w:tr>
+      <w:tr>
+        <w:trPr>
+          <w:cnfStyle w:val="000000100000" w:firstRow="0" w:lastRow="0" w:firstColumn="0" w:lastColumn="0" w:oddVBand="0" w:evenVBand="0" w:oddHBand="1" w:evenHBand="0" w:firstRowFirstColumn="0" w:firstRowLastColumn="0" w:lastRowFirstColumn="0" w:lastRowLastColumn="0"/>
+        </w:trPr>
+        <w:tc>
+          <w:tcPr>
+            <w:cnfStyle w:val="001000000000" w:firstRow="0" w:lastRow="0" w:firstColumn="1" w:lastColumn="0" w:oddVBand="0" w:evenVBand="0" w:oddHBand="0" w:evenHBand="0" w:firstRowFirstColumn="0" w:firstRowLastColumn="0" w:lastRowFirstColumn="0" w:lastRowLastColumn="0"/>
+            <w:tcW w:w="0" w:type="auto"/>
+            <w:hideMark/>
+          </w:tcPr>
+          <w:p>
+            <w:pPr>
+              <w:spacing w:after="200" w:line="276" w:lineRule="auto"/>
+              <w:rPr>
+                <w:rFonts w:asciiTheme="majorHAnsi" w:eastAsiaTheme="majorEastAsia" w:hAnsiTheme="majorHAnsi" w:cstheme="majorHAnsi"/>
+                <w:b w:val="0"/>
+                <w:bCs w:val="0"/>
+                <w:lang w:val="fr-FR"/>
+              </w:rPr>
+            </w:pPr>
+            <w:r>
+              <w:rPr>
+                <w:rFonts w:asciiTheme="majorHAnsi" w:eastAsiaTheme="majorEastAsia" w:hAnsiTheme="majorHAnsi" w:cstheme="majorHAnsi"/>
+                <w:b w:val="0"/>
+                <w:bCs w:val="0"/>
+                <w:lang w:val="fr-FR"/>
+              </w:rPr>
+              <w:t>Entrepôt analytique</w:t>
+            </w:r>
+          </w:p>
+        </w:tc>
+        <w:tc>
+          <w:tcPr>
+            <w:tcW w:w="0" w:type="auto"/>
+            <w:hideMark/>
+          </w:tcPr>
+          <w:p>
+            <w:pPr>
+              <w:spacing w:after="200" w:line="276" w:lineRule="auto"/>
+              <w:cnfStyle w:val="000000100000" w:firstRow="0" w:lastRow="0" w:firstColumn="0" w:lastColumn="0" w:oddVBand="0" w:evenVBand="0" w:oddHBand="1" w:evenHBand="0" w:firstRowFirstColumn="0" w:firstRowLastColumn="0" w:lastRowFirstColumn="0" w:lastRowLastColumn="0"/>
+              <w:rPr>
+                <w:rFonts w:asciiTheme="majorHAnsi" w:eastAsiaTheme="majorEastAsia" w:hAnsiTheme="majorHAnsi" w:cstheme="majorHAnsi"/>
+                <w:lang w:val="fr-FR"/>
+              </w:rPr>
+            </w:pPr>
+            <w:proofErr w:type="spellStart"/>
+            <w:r>
+              <w:rPr>
+                <w:rFonts w:asciiTheme="majorHAnsi" w:eastAsiaTheme="majorEastAsia" w:hAnsiTheme="majorHAnsi" w:cstheme="majorHAnsi"/>
+                <w:lang w:val="fr-FR"/>
+              </w:rPr>
+              <w:t>ClickHouse</w:t>
+            </w:r>
+            <w:proofErr w:type="spellEnd"/>
+            <w:r>
+              <w:rPr>
+                <w:rFonts w:asciiTheme="majorHAnsi" w:eastAsiaTheme="majorEastAsia" w:hAnsiTheme="majorHAnsi" w:cstheme="majorHAnsi"/>
+                <w:lang w:val="fr-FR"/>
+              </w:rPr>
+              <w:t xml:space="preserve"> ou PostgreSQL + </w:t>
+            </w:r>
+            <w:proofErr w:type="spellStart"/>
+            <w:r>
+              <w:rPr>
+                <w:rFonts w:asciiTheme="majorHAnsi" w:eastAsiaTheme="majorEastAsia" w:hAnsiTheme="majorHAnsi" w:cstheme="majorHAnsi"/>
+                <w:lang w:val="fr-FR"/>
+              </w:rPr>
+              <w:t>Metabase</w:t>
+            </w:r>
+            <w:proofErr w:type="spellEnd"/>
+          </w:p>
+        </w:tc>
+        <w:tc>
+          <w:tcPr>
+            <w:tcW w:w="0" w:type="auto"/>
+            <w:hideMark/>
+          </w:tcPr>
+          <w:p>
+            <w:pPr>
+              <w:spacing w:after="200" w:line="276" w:lineRule="auto"/>
+              <w:cnfStyle w:val="000000100000" w:firstRow="0" w:lastRow="0" w:firstColumn="0" w:lastColumn="0" w:oddVBand="0" w:evenVBand="0" w:oddHBand="1" w:evenHBand="0" w:firstRowFirstColumn="0" w:firstRowLastColumn="0" w:lastRowFirstColumn="0" w:lastRowLastColumn="0"/>
+              <w:rPr>
+                <w:rFonts w:asciiTheme="majorHAnsi" w:eastAsiaTheme="majorEastAsia" w:hAnsiTheme="majorHAnsi" w:cstheme="majorHAnsi"/>
+                <w:lang w:val="fr-FR"/>
+              </w:rPr>
+            </w:pPr>
+            <w:r>
+              <w:rPr>
+                <w:rFonts w:asciiTheme="majorHAnsi" w:eastAsiaTheme="majorEastAsia" w:hAnsiTheme="majorHAnsi" w:cstheme="majorHAnsi"/>
+                <w:lang w:val="fr-FR"/>
+              </w:rPr>
+              <w:t>0 €</w:t>
+            </w:r>
+          </w:p>
+        </w:tc>
+        <w:tc>
+          <w:tcPr>
+            <w:tcW w:w="0" w:type="auto"/>
+            <w:hideMark/>
+          </w:tcPr>
+          <w:p>
+            <w:pPr>
+              <w:spacing w:after="200" w:line="276" w:lineRule="auto"/>
+              <w:cnfStyle w:val="000000100000" w:firstRow="0" w:lastRow="0" w:firstColumn="0" w:lastColumn="0" w:oddVBand="0" w:evenVBand="0" w:oddHBand="1" w:evenHBand="0" w:firstRowFirstColumn="0" w:firstRowLastColumn="0" w:lastRowFirstColumn="0" w:lastRowLastColumn="0"/>
+              <w:rPr>
+                <w:rFonts w:asciiTheme="majorHAnsi" w:eastAsiaTheme="majorEastAsia" w:hAnsiTheme="majorHAnsi" w:cstheme="majorHAnsi"/>
+                <w:lang w:val="fr-FR"/>
+              </w:rPr>
+            </w:pPr>
+            <w:r>
+              <w:rPr>
+                <w:rFonts w:asciiTheme="majorHAnsi" w:eastAsiaTheme="majorEastAsia" w:hAnsiTheme="majorHAnsi" w:cstheme="majorHAnsi"/>
+                <w:lang w:val="fr-FR"/>
+              </w:rPr>
+              <w:t xml:space="preserve">Requêtes très rapides, visualisation simple avec </w:t>
+            </w:r>
+            <w:proofErr w:type="spellStart"/>
+            <w:r>
+              <w:rPr>
+                <w:rFonts w:asciiTheme="majorHAnsi" w:eastAsiaTheme="majorEastAsia" w:hAnsiTheme="majorHAnsi" w:cstheme="majorHAnsi"/>
+                <w:lang w:val="fr-FR"/>
+              </w:rPr>
+              <w:t>Metabase</w:t>
+            </w:r>
+            <w:proofErr w:type="spellEnd"/>
+          </w:p>
+        </w:tc>
+      </w:tr>
+      <w:tr>
+        <w:tc>
+          <w:tcPr>
+            <w:cnfStyle w:val="001000000000" w:firstRow="0" w:lastRow="0" w:firstColumn="1" w:lastColumn="0" w:oddVBand="0" w:evenVBand="0" w:oddHBand="0" w:evenHBand="0" w:firstRowFirstColumn="0" w:firstRowLastColumn="0" w:lastRowFirstColumn="0" w:lastRowLastColumn="0"/>
+            <w:tcW w:w="0" w:type="auto"/>
+            <w:hideMark/>
+          </w:tcPr>
+          <w:p>
+            <w:pPr>
+              <w:spacing w:after="200" w:line="276" w:lineRule="auto"/>
+              <w:rPr>
+                <w:rFonts w:asciiTheme="majorHAnsi" w:eastAsiaTheme="majorEastAsia" w:hAnsiTheme="majorHAnsi" w:cstheme="majorHAnsi"/>
+                <w:b w:val="0"/>
+                <w:bCs w:val="0"/>
+                <w:lang w:val="fr-FR"/>
+              </w:rPr>
+            </w:pPr>
+            <w:r>
+              <w:rPr>
+                <w:rFonts w:asciiTheme="majorHAnsi" w:eastAsiaTheme="majorEastAsia" w:hAnsiTheme="majorHAnsi" w:cstheme="majorHAnsi"/>
+                <w:b w:val="0"/>
+                <w:bCs w:val="0"/>
+                <w:lang w:val="fr-FR"/>
+              </w:rPr>
+              <w:t>Traitement distribué</w:t>
+            </w:r>
+          </w:p>
+        </w:tc>
+        <w:tc>
+          <w:tcPr>
+            <w:tcW w:w="0" w:type="auto"/>
+            <w:hideMark/>
+          </w:tcPr>
+          <w:p>
+            <w:pPr>
+              <w:spacing w:after="200" w:line="276" w:lineRule="auto"/>
+              <w:cnfStyle w:val="000000000000" w:firstRow="0" w:lastRow="0" w:firstColumn="0" w:lastColumn="0" w:oddVBand="0" w:evenVBand="0" w:oddHBand="0" w:evenHBand="0" w:firstRowFirstColumn="0" w:firstRowLastColumn="0" w:lastRowFirstColumn="0" w:lastRowLastColumn="0"/>
+              <w:rPr>
+                <w:rFonts w:asciiTheme="majorHAnsi" w:eastAsiaTheme="majorEastAsia" w:hAnsiTheme="majorHAnsi" w:cstheme="majorHAnsi"/>
+                <w:lang w:val="fr-FR"/>
+              </w:rPr>
+            </w:pPr>
+            <w:proofErr w:type="spellStart"/>
+            <w:r>
+              <w:rPr>
+                <w:rFonts w:asciiTheme="majorHAnsi" w:eastAsiaTheme="majorEastAsia" w:hAnsiTheme="majorHAnsi" w:cstheme="majorHAnsi"/>
+                <w:lang w:val="fr-FR"/>
+              </w:rPr>
+              <w:t>PySpark</w:t>
+            </w:r>
+            <w:proofErr w:type="spellEnd"/>
+          </w:p>
+        </w:tc>
+        <w:tc>
+          <w:tcPr>
+            <w:tcW w:w="0" w:type="auto"/>
+            <w:hideMark/>
+          </w:tcPr>
+          <w:p>
+            <w:pPr>
+              <w:spacing w:after="200" w:line="276" w:lineRule="auto"/>
+              <w:cnfStyle w:val="000000000000" w:firstRow="0" w:lastRow="0" w:firstColumn="0" w:lastColumn="0" w:oddVBand="0" w:evenVBand="0" w:oddHBand="0" w:evenHBand="0" w:firstRowFirstColumn="0" w:firstRowLastColumn="0" w:lastRowFirstColumn="0" w:lastRowLastColumn="0"/>
+              <w:rPr>
+                <w:rFonts w:asciiTheme="majorHAnsi" w:eastAsiaTheme="majorEastAsia" w:hAnsiTheme="majorHAnsi" w:cstheme="majorHAnsi"/>
+                <w:lang w:val="fr-FR"/>
+              </w:rPr>
+            </w:pPr>
+            <w:r>
+              <w:rPr>
+                <w:rFonts w:asciiTheme="majorHAnsi" w:eastAsiaTheme="majorEastAsia" w:hAnsiTheme="majorHAnsi" w:cstheme="majorHAnsi"/>
+                <w:lang w:val="fr-FR"/>
+              </w:rPr>
+              <w:t>0 €</w:t>
+            </w:r>
+          </w:p>
+        </w:tc>
+        <w:tc>
+          <w:tcPr>
+            <w:tcW w:w="0" w:type="auto"/>
+            <w:hideMark/>
+          </w:tcPr>
+          <w:p>
+            <w:pPr>
+              <w:spacing w:after="200" w:line="276" w:lineRule="auto"/>
+              <w:cnfStyle w:val="000000000000" w:firstRow="0" w:lastRow="0" w:firstColumn="0" w:lastColumn="0" w:oddVBand="0" w:evenVBand="0" w:oddHBand="0" w:evenHBand="0" w:firstRowFirstColumn="0" w:firstRowLastColumn="0" w:lastRowFirstColumn="0" w:lastRowLastColumn="0"/>
+              <w:rPr>
+                <w:rFonts w:asciiTheme="majorHAnsi" w:eastAsiaTheme="majorEastAsia" w:hAnsiTheme="majorHAnsi" w:cstheme="majorHAnsi"/>
+                <w:lang w:val="fr-FR"/>
+              </w:rPr>
+            </w:pPr>
+            <w:r>
+              <w:rPr>
+                <w:rFonts w:asciiTheme="majorHAnsi" w:eastAsiaTheme="majorEastAsia" w:hAnsiTheme="majorHAnsi" w:cstheme="majorHAnsi"/>
+                <w:lang w:val="fr-FR"/>
+              </w:rPr>
+              <w:t>Gère du batch ou du streaming</w:t>
+            </w:r>
+          </w:p>
+        </w:tc>
+      </w:tr>
+      <w:tr>
+        <w:trPr>
+          <w:cnfStyle w:val="000000100000" w:firstRow="0" w:lastRow="0" w:firstColumn="0" w:lastColumn="0" w:oddVBand="0" w:evenVBand="0" w:oddHBand="1" w:evenHBand="0" w:firstRowFirstColumn="0" w:firstRowLastColumn="0" w:lastRowFirstColumn="0" w:lastRowLastColumn="0"/>
+        </w:trPr>
+        <w:tc>
+          <w:tcPr>
+            <w:cnfStyle w:val="001000000000" w:firstRow="0" w:lastRow="0" w:firstColumn="1" w:lastColumn="0" w:oddVBand="0" w:evenVBand="0" w:oddHBand="0" w:evenHBand="0" w:firstRowFirstColumn="0" w:firstRowLastColumn="0" w:lastRowFirstColumn="0" w:lastRowLastColumn="0"/>
+            <w:tcW w:w="0" w:type="auto"/>
+            <w:hideMark/>
+          </w:tcPr>
+          <w:p>
+            <w:pPr>
+              <w:spacing w:after="200" w:line="276" w:lineRule="auto"/>
+              <w:rPr>
+                <w:rFonts w:asciiTheme="majorHAnsi" w:eastAsiaTheme="majorEastAsia" w:hAnsiTheme="majorHAnsi" w:cstheme="majorHAnsi"/>
+                <w:b w:val="0"/>
+                <w:bCs w:val="0"/>
+                <w:lang w:val="fr-FR"/>
+              </w:rPr>
+            </w:pPr>
+            <w:r>
+              <w:rPr>
+                <w:rFonts w:asciiTheme="majorHAnsi" w:eastAsiaTheme="majorEastAsia" w:hAnsiTheme="majorHAnsi" w:cstheme="majorHAnsi"/>
+                <w:b w:val="0"/>
+                <w:bCs w:val="0"/>
+                <w:lang w:val="fr-FR"/>
+              </w:rPr>
+              <w:t>Gestion des accès</w:t>
+            </w:r>
+          </w:p>
+        </w:tc>
+        <w:tc>
+          <w:tcPr>
+            <w:tcW w:w="0" w:type="auto"/>
+            <w:hideMark/>
+          </w:tcPr>
+          <w:p>
+            <w:pPr>
+              <w:spacing w:after="200" w:line="276" w:lineRule="auto"/>
+              <w:cnfStyle w:val="000000100000" w:firstRow="0" w:lastRow="0" w:firstColumn="0" w:lastColumn="0" w:oddVBand="0" w:evenVBand="0" w:oddHBand="1" w:evenHBand="0" w:firstRowFirstColumn="0" w:firstRowLastColumn="0" w:lastRowFirstColumn="0" w:lastRowLastColumn="0"/>
+              <w:rPr>
+                <w:rFonts w:asciiTheme="majorHAnsi" w:eastAsiaTheme="majorEastAsia" w:hAnsiTheme="majorHAnsi" w:cstheme="majorHAnsi"/>
+                <w:lang w:val="fr-FR"/>
+              </w:rPr>
+            </w:pPr>
+            <w:proofErr w:type="spellStart"/>
+            <w:r>
+              <w:rPr>
+                <w:rFonts w:asciiTheme="majorHAnsi" w:eastAsiaTheme="majorEastAsia" w:hAnsiTheme="majorHAnsi" w:cstheme="majorHAnsi"/>
+                <w:lang w:val="fr-FR"/>
+              </w:rPr>
+              <w:t>OpenLDAP</w:t>
+            </w:r>
+            <w:proofErr w:type="spellEnd"/>
+            <w:r>
+              <w:rPr>
+                <w:rFonts w:asciiTheme="majorHAnsi" w:eastAsiaTheme="majorEastAsia" w:hAnsiTheme="majorHAnsi" w:cstheme="majorHAnsi"/>
+                <w:lang w:val="fr-FR"/>
+              </w:rPr>
+              <w:t xml:space="preserve"> / JWT + </w:t>
+            </w:r>
+            <w:proofErr w:type="spellStart"/>
+            <w:r>
+              <w:rPr>
+                <w:rFonts w:asciiTheme="majorHAnsi" w:eastAsiaTheme="majorEastAsia" w:hAnsiTheme="majorHAnsi" w:cstheme="majorHAnsi"/>
+                <w:lang w:val="fr-FR"/>
+              </w:rPr>
+              <w:t>ACLs</w:t>
+            </w:r>
+            <w:proofErr w:type="spellEnd"/>
+          </w:p>
+        </w:tc>
+        <w:tc>
+          <w:tcPr>
+            <w:tcW w:w="0" w:type="auto"/>
+            <w:hideMark/>
+          </w:tcPr>
+          <w:p>
+            <w:pPr>
+              <w:spacing w:after="200" w:line="276" w:lineRule="auto"/>
+              <w:cnfStyle w:val="000000100000" w:firstRow="0" w:lastRow="0" w:firstColumn="0" w:lastColumn="0" w:oddVBand="0" w:evenVBand="0" w:oddHBand="1" w:evenHBand="0" w:firstRowFirstColumn="0" w:firstRowLastColumn="0" w:lastRowFirstColumn="0" w:lastRowLastColumn="0"/>
+              <w:rPr>
+                <w:rFonts w:asciiTheme="majorHAnsi" w:eastAsiaTheme="majorEastAsia" w:hAnsiTheme="majorHAnsi" w:cstheme="majorHAnsi"/>
+                <w:lang w:val="fr-FR"/>
+              </w:rPr>
+            </w:pPr>
+            <w:r>
+              <w:rPr>
+                <w:rFonts w:asciiTheme="majorHAnsi" w:eastAsiaTheme="majorEastAsia" w:hAnsiTheme="majorHAnsi" w:cstheme="majorHAnsi"/>
+                <w:lang w:val="fr-FR"/>
+              </w:rPr>
+              <w:t>0 €</w:t>
+            </w:r>
+          </w:p>
+        </w:tc>
+        <w:tc>
+          <w:tcPr>
+            <w:tcW w:w="0" w:type="auto"/>
+            <w:hideMark/>
+          </w:tcPr>
+          <w:p>
+            <w:pPr>
+              <w:spacing w:after="200" w:line="276" w:lineRule="auto"/>
+              <w:cnfStyle w:val="000000100000" w:firstRow="0" w:lastRow="0" w:firstColumn="0" w:lastColumn="0" w:oddVBand="0" w:evenVBand="0" w:oddHBand="1" w:evenHBand="0" w:firstRowFirstColumn="0" w:firstRowLastColumn="0" w:lastRowFirstColumn="0" w:lastRowLastColumn="0"/>
+              <w:rPr>
+                <w:rFonts w:asciiTheme="majorHAnsi" w:eastAsiaTheme="majorEastAsia" w:hAnsiTheme="majorHAnsi" w:cstheme="majorHAnsi"/>
+                <w:lang w:val="fr-FR"/>
+              </w:rPr>
+            </w:pPr>
+            <w:r>
+              <w:rPr>
+                <w:rFonts w:asciiTheme="majorHAnsi" w:eastAsiaTheme="majorEastAsia" w:hAnsiTheme="majorHAnsi" w:cstheme="majorHAnsi"/>
+                <w:lang w:val="fr-FR"/>
+              </w:rPr>
+              <w:t>Solution manuelle, mais fonctionnelle</w:t>
+            </w:r>
+          </w:p>
+        </w:tc>
+      </w:tr>
+      <w:tr>
+        <w:tc>
+          <w:tcPr>
+            <w:cnfStyle w:val="001000000000" w:firstRow="0" w:lastRow="0" w:firstColumn="1" w:lastColumn="0" w:oddVBand="0" w:evenVBand="0" w:oddHBand="0" w:evenHBand="0" w:firstRowFirstColumn="0" w:firstRowLastColumn="0" w:lastRowFirstColumn="0" w:lastRowLastColumn="0"/>
+            <w:tcW w:w="0" w:type="auto"/>
+            <w:hideMark/>
+          </w:tcPr>
+          <w:p>
+            <w:pPr>
+              <w:spacing w:after="200" w:line="276" w:lineRule="auto"/>
+              <w:rPr>
+                <w:rFonts w:asciiTheme="majorHAnsi" w:eastAsiaTheme="majorEastAsia" w:hAnsiTheme="majorHAnsi" w:cstheme="majorHAnsi"/>
+                <w:b w:val="0"/>
+                <w:bCs w:val="0"/>
+                <w:lang w:val="fr-FR"/>
+              </w:rPr>
+            </w:pPr>
+            <w:r>
+              <w:rPr>
+                <w:rFonts w:asciiTheme="majorHAnsi" w:eastAsiaTheme="majorEastAsia" w:hAnsiTheme="majorHAnsi" w:cstheme="majorHAnsi"/>
+                <w:b w:val="0"/>
+                <w:bCs w:val="0"/>
+                <w:lang w:val="fr-FR"/>
+              </w:rPr>
+              <w:t>Orchestration</w:t>
+            </w:r>
+          </w:p>
+        </w:tc>
+        <w:tc>
+          <w:tcPr>
+            <w:tcW w:w="0" w:type="auto"/>
+            <w:hideMark/>
+          </w:tcPr>
+          <w:p>
+            <w:pPr>
+              <w:spacing w:after="200" w:line="276" w:lineRule="auto"/>
+              <w:cnfStyle w:val="000000000000" w:firstRow="0" w:lastRow="0" w:firstColumn="0" w:lastColumn="0" w:oddVBand="0" w:evenVBand="0" w:oddHBand="0" w:evenHBand="0" w:firstRowFirstColumn="0" w:firstRowLastColumn="0" w:lastRowFirstColumn="0" w:lastRowLastColumn="0"/>
+              <w:rPr>
+                <w:rFonts w:asciiTheme="majorHAnsi" w:eastAsiaTheme="majorEastAsia" w:hAnsiTheme="majorHAnsi" w:cstheme="majorHAnsi"/>
+                <w:lang w:val="fr-FR"/>
+              </w:rPr>
+            </w:pPr>
+            <w:r>
+              <w:rPr>
+                <w:rFonts w:asciiTheme="majorHAnsi" w:eastAsiaTheme="majorEastAsia" w:hAnsiTheme="majorHAnsi" w:cstheme="majorHAnsi"/>
+                <w:lang w:val="fr-FR"/>
+              </w:rPr>
+              <w:t>Docker + Docker Compose</w:t>
+            </w:r>
+          </w:p>
+        </w:tc>
+        <w:tc>
+          <w:tcPr>
+            <w:tcW w:w="0" w:type="auto"/>
+            <w:hideMark/>
+          </w:tcPr>
+          <w:p>
+            <w:pPr>
+              <w:spacing w:after="200" w:line="276" w:lineRule="auto"/>
+              <w:cnfStyle w:val="000000000000" w:firstRow="0" w:lastRow="0" w:firstColumn="0" w:lastColumn="0" w:oddVBand="0" w:evenVBand="0" w:oddHBand="0" w:evenHBand="0" w:firstRowFirstColumn="0" w:firstRowLastColumn="0" w:lastRowFirstColumn="0" w:lastRowLastColumn="0"/>
+              <w:rPr>
+                <w:rFonts w:asciiTheme="majorHAnsi" w:eastAsiaTheme="majorEastAsia" w:hAnsiTheme="majorHAnsi" w:cstheme="majorHAnsi"/>
+                <w:lang w:val="fr-FR"/>
+              </w:rPr>
+            </w:pPr>
+            <w:r>
+              <w:rPr>
+                <w:rFonts w:asciiTheme="majorHAnsi" w:eastAsiaTheme="majorEastAsia" w:hAnsiTheme="majorHAnsi" w:cstheme="majorHAnsi"/>
+                <w:lang w:val="fr-FR"/>
+              </w:rPr>
+              <w:t>0 €</w:t>
+            </w:r>
+          </w:p>
+        </w:tc>
+        <w:tc>
+          <w:tcPr>
+            <w:tcW w:w="0" w:type="auto"/>
+            <w:hideMark/>
+          </w:tcPr>
+          <w:p>
+            <w:pPr>
+              <w:spacing w:after="200" w:line="276" w:lineRule="auto"/>
+              <w:cnfStyle w:val="000000000000" w:firstRow="0" w:lastRow="0" w:firstColumn="0" w:lastColumn="0" w:oddVBand="0" w:evenVBand="0" w:oddHBand="0" w:evenHBand="0" w:firstRowFirstColumn="0" w:firstRowLastColumn="0" w:lastRowFirstColumn="0" w:lastRowLastColumn="0"/>
+              <w:rPr>
+                <w:rFonts w:asciiTheme="majorHAnsi" w:eastAsiaTheme="majorEastAsia" w:hAnsiTheme="majorHAnsi" w:cstheme="majorHAnsi"/>
+                <w:lang w:val="fr-FR"/>
+              </w:rPr>
+            </w:pPr>
+            <w:r>
+              <w:rPr>
+                <w:rFonts w:asciiTheme="majorHAnsi" w:eastAsiaTheme="majorEastAsia" w:hAnsiTheme="majorHAnsi" w:cstheme="majorHAnsi"/>
+                <w:lang w:val="fr-FR"/>
+              </w:rPr>
+              <w:t>Déploiement modulaire, facile à reproduire</w:t>
+            </w:r>
+          </w:p>
+        </w:tc>
+      </w:tr>
+      <w:tr>
+        <w:trPr>
+          <w:cnfStyle w:val="000000100000" w:firstRow="0" w:lastRow="0" w:firstColumn="0" w:lastColumn="0" w:oddVBand="0" w:evenVBand="0" w:oddHBand="1" w:evenHBand="0" w:firstRowFirstColumn="0" w:firstRowLastColumn="0" w:lastRowFirstColumn="0" w:lastRowLastColumn="0"/>
+        </w:trPr>
+        <w:tc>
+          <w:tcPr>
+            <w:cnfStyle w:val="001000000000" w:firstRow="0" w:lastRow="0" w:firstColumn="1" w:lastColumn="0" w:oddVBand="0" w:evenVBand="0" w:oddHBand="0" w:evenHBand="0" w:firstRowFirstColumn="0" w:firstRowLastColumn="0" w:lastRowFirstColumn="0" w:lastRowLastColumn="0"/>
+            <w:tcW w:w="0" w:type="auto"/>
+            <w:hideMark/>
+          </w:tcPr>
+          <w:p>
+            <w:pPr>
+              <w:spacing w:after="200" w:line="276" w:lineRule="auto"/>
+              <w:rPr>
+                <w:rFonts w:asciiTheme="majorHAnsi" w:eastAsiaTheme="majorEastAsia" w:hAnsiTheme="majorHAnsi" w:cstheme="majorHAnsi"/>
+                <w:b w:val="0"/>
+                <w:bCs w:val="0"/>
+                <w:lang w:val="fr-FR"/>
+              </w:rPr>
+            </w:pPr>
+            <w:r>
+              <w:rPr>
+                <w:rFonts w:asciiTheme="majorHAnsi" w:eastAsiaTheme="majorEastAsia" w:hAnsiTheme="majorHAnsi" w:cstheme="majorHAnsi"/>
+                <w:b w:val="0"/>
+                <w:bCs w:val="0"/>
+                <w:lang w:val="fr-FR"/>
+              </w:rPr>
+              <w:t>Visualisation</w:t>
+            </w:r>
+          </w:p>
+        </w:tc>
+        <w:tc>
+          <w:tcPr>
+            <w:tcW w:w="0" w:type="auto"/>
+            <w:hideMark/>
+          </w:tcPr>
+          <w:p>
+            <w:pPr>
+              <w:spacing w:after="200" w:line="276" w:lineRule="auto"/>
+              <w:cnfStyle w:val="000000100000" w:firstRow="0" w:lastRow="0" w:firstColumn="0" w:lastColumn="0" w:oddVBand="0" w:evenVBand="0" w:oddHBand="1" w:evenHBand="0" w:firstRowFirstColumn="0" w:firstRowLastColumn="0" w:lastRowFirstColumn="0" w:lastRowLastColumn="0"/>
+              <w:rPr>
+                <w:rFonts w:asciiTheme="majorHAnsi" w:eastAsiaTheme="majorEastAsia" w:hAnsiTheme="majorHAnsi" w:cstheme="majorHAnsi"/>
+                <w:lang w:val="fr-FR"/>
+              </w:rPr>
+            </w:pPr>
+            <w:proofErr w:type="spellStart"/>
+            <w:r>
+              <w:rPr>
+                <w:rFonts w:asciiTheme="majorHAnsi" w:eastAsiaTheme="majorEastAsia" w:hAnsiTheme="majorHAnsi" w:cstheme="majorHAnsi"/>
+                <w:lang w:val="fr-FR"/>
+              </w:rPr>
+              <w:t>Metabase</w:t>
+            </w:r>
+            <w:proofErr w:type="spellEnd"/>
+            <w:r>
+              <w:rPr>
+                <w:rFonts w:asciiTheme="majorHAnsi" w:eastAsiaTheme="majorEastAsia" w:hAnsiTheme="majorHAnsi" w:cstheme="majorHAnsi"/>
+                <w:lang w:val="fr-FR"/>
+              </w:rPr>
+              <w:t xml:space="preserve"> (auto-hébergé)</w:t>
+            </w:r>
+          </w:p>
+        </w:tc>
+        <w:tc>
+          <w:tcPr>
+            <w:tcW w:w="0" w:type="auto"/>
+            <w:hideMark/>
+          </w:tcPr>
+          <w:p>
+            <w:pPr>
+              <w:spacing w:after="200" w:line="276" w:lineRule="auto"/>
+              <w:cnfStyle w:val="000000100000" w:firstRow="0" w:lastRow="0" w:firstColumn="0" w:lastColumn="0" w:oddVBand="0" w:evenVBand="0" w:oddHBand="1" w:evenHBand="0" w:firstRowFirstColumn="0" w:firstRowLastColumn="0" w:lastRowFirstColumn="0" w:lastRowLastColumn="0"/>
+              <w:rPr>
+                <w:rFonts w:asciiTheme="majorHAnsi" w:eastAsiaTheme="majorEastAsia" w:hAnsiTheme="majorHAnsi" w:cstheme="majorHAnsi"/>
+                <w:lang w:val="fr-FR"/>
+              </w:rPr>
+            </w:pPr>
+            <w:r>
+              <w:rPr>
+                <w:rFonts w:asciiTheme="majorHAnsi" w:eastAsiaTheme="majorEastAsia" w:hAnsiTheme="majorHAnsi" w:cstheme="majorHAnsi"/>
+                <w:lang w:val="fr-FR"/>
+              </w:rPr>
+              <w:t>0 €</w:t>
+            </w:r>
+          </w:p>
+        </w:tc>
+        <w:tc>
+          <w:tcPr>
+            <w:tcW w:w="0" w:type="auto"/>
+            <w:hideMark/>
+          </w:tcPr>
+          <w:p>
+            <w:pPr>
+              <w:spacing w:after="200" w:line="276" w:lineRule="auto"/>
+              <w:cnfStyle w:val="000000100000" w:firstRow="0" w:lastRow="0" w:firstColumn="0" w:lastColumn="0" w:oddVBand="0" w:evenVBand="0" w:oddHBand="1" w:evenHBand="0" w:firstRowFirstColumn="0" w:firstRowLastColumn="0" w:lastRowFirstColumn="0" w:lastRowLastColumn="0"/>
+              <w:rPr>
+                <w:rFonts w:asciiTheme="majorHAnsi" w:eastAsiaTheme="majorEastAsia" w:hAnsiTheme="majorHAnsi" w:cstheme="majorHAnsi"/>
+                <w:lang w:val="fr-FR"/>
+              </w:rPr>
+            </w:pPr>
+            <w:r>
+              <w:rPr>
+                <w:rFonts w:asciiTheme="majorHAnsi" w:eastAsiaTheme="majorEastAsia" w:hAnsiTheme="majorHAnsi" w:cstheme="majorHAnsi"/>
+                <w:lang w:val="fr-FR"/>
+              </w:rPr>
+              <w:t>Interface conviviale pour tableaux de bord</w:t>
             </w:r>
           </w:p>
         </w:tc>
@@ -596,7 +3352,7 @@
     <w:p>
       <w:pPr>
         <w:rPr>
-          <w:rFonts w:ascii="Calibri" w:eastAsiaTheme="majorEastAsia" w:hAnsi="Calibri" w:cs="Calibri"/>
+          <w:rFonts w:asciiTheme="majorHAnsi" w:eastAsiaTheme="majorEastAsia" w:hAnsiTheme="majorHAnsi" w:cstheme="majorHAnsi"/>
           <w:lang w:val="fr-FR"/>
         </w:rPr>
       </w:pPr>
@@ -604,636 +3360,178 @@
     <w:p>
       <w:pPr>
         <w:rPr>
-          <w:rFonts w:ascii="Calibri" w:eastAsiaTheme="majorEastAsia" w:hAnsi="Calibri" w:cs="Calibri"/>
+          <w:rFonts w:asciiTheme="majorHAnsi" w:eastAsiaTheme="majorEastAsia" w:hAnsiTheme="majorHAnsi" w:cstheme="majorHAnsi"/>
           <w:lang w:val="fr-FR"/>
         </w:rPr>
       </w:pPr>
-    </w:p>
-    <w:p>
-      <w:pPr>
+      <w:r>
         <w:rPr>
-          <w:rFonts w:ascii="Calibri" w:eastAsiaTheme="majorEastAsia" w:hAnsi="Calibri" w:cs="Calibri"/>
+          <w:rFonts w:asciiTheme="majorHAnsi" w:eastAsiaTheme="majorEastAsia" w:hAnsiTheme="majorHAnsi" w:cstheme="majorHAnsi"/>
           <w:lang w:val="fr-FR"/>
         </w:rPr>
-      </w:pPr>
-    </w:p>
-    <w:p>
-      <w:pPr>
-        <w:rPr>
-          <w:rFonts w:ascii="Calibri" w:eastAsiaTheme="majorEastAsia" w:hAnsi="Calibri" w:cs="Calibri"/>
-          <w:lang w:val="fr-FR"/>
-        </w:rPr>
-      </w:pPr>
-    </w:p>
-    <w:p>
-      <w:pPr>
-        <w:rPr>
-          <w:rFonts w:ascii="Calibri" w:eastAsiaTheme="majorEastAsia" w:hAnsi="Calibri" w:cs="Calibri"/>
-          <w:lang w:val="fr-FR"/>
-        </w:rPr>
-      </w:pPr>
-    </w:p>
-    <w:p>
-      <w:pPr>
-        <w:pStyle w:val="Titre2"/>
-        <w:rPr>
-          <w:lang w:val="fr-FR"/>
-        </w:rPr>
-      </w:pPr>
-      <w:r>
-        <w:rPr>
-          <w:lang w:val="fr-FR"/>
-        </w:rPr>
-        <w:lastRenderedPageBreak/>
-        <w:t xml:space="preserve"> 2. Schéma de l’infrastructure hybride</w:t>
+        <w:t>Ressources recommandées :</w:t>
       </w:r>
     </w:p>
     <w:p>
       <w:pPr>
+        <w:numPr>
+          <w:ilvl w:val="0"/>
+          <w:numId w:val="30"/>
+        </w:numPr>
         <w:rPr>
+          <w:rFonts w:asciiTheme="majorHAnsi" w:eastAsiaTheme="majorEastAsia" w:hAnsiTheme="majorHAnsi" w:cstheme="majorHAnsi"/>
           <w:lang w:val="fr-FR"/>
         </w:rPr>
       </w:pPr>
-    </w:p>
-    <w:p>
-      <w:pPr>
+      <w:r>
         <w:rPr>
-          <w:rFonts w:ascii="Calibri" w:eastAsiaTheme="majorEastAsia" w:hAnsi="Calibri" w:cs="Calibri"/>
+          <w:rFonts w:asciiTheme="majorHAnsi" w:eastAsiaTheme="majorEastAsia" w:hAnsiTheme="majorHAnsi" w:cstheme="majorHAnsi"/>
           <w:lang w:val="fr-FR"/>
         </w:rPr>
-      </w:pPr>
-      <w:r>
-        <w:rPr>
-          <w:rFonts w:ascii="Calibri" w:eastAsiaTheme="majorEastAsia" w:hAnsi="Calibri" w:cs="Calibri"/>
-          <w:lang w:val="fr-FR"/>
-        </w:rPr>
-        <w:t>Voici un aperçu de l’architecture proposée :</w:t>
+        <w:t>PC ou serveur avec 8 à 16 Go de RAM</w:t>
       </w:r>
     </w:p>
     <w:p>
       <w:pPr>
+        <w:numPr>
+          <w:ilvl w:val="0"/>
+          <w:numId w:val="30"/>
+        </w:numPr>
         <w:rPr>
-          <w:rFonts w:ascii="Calibri" w:eastAsiaTheme="majorEastAsia" w:hAnsi="Calibri" w:cs="Calibri"/>
+          <w:rFonts w:asciiTheme="majorHAnsi" w:eastAsiaTheme="majorEastAsia" w:hAnsiTheme="majorHAnsi" w:cstheme="majorHAnsi"/>
           <w:lang w:val="fr-FR"/>
         </w:rPr>
       </w:pPr>
       <w:r>
         <w:rPr>
-          <w:rFonts w:ascii="Calibri" w:eastAsiaTheme="majorEastAsia" w:hAnsi="Calibri" w:cs="Calibri"/>
+          <w:rFonts w:asciiTheme="majorHAnsi" w:eastAsiaTheme="majorEastAsia" w:hAnsiTheme="majorHAnsi" w:cstheme="majorHAnsi"/>
           <w:lang w:val="fr-FR"/>
         </w:rPr>
-        <w:t>Ce que montre le schéma :</w:t>
+        <w:t>4 cœurs CPU</w:t>
       </w:r>
     </w:p>
     <w:p>
       <w:pPr>
         <w:numPr>
           <w:ilvl w:val="0"/>
-          <w:numId w:val="18"/>
+          <w:numId w:val="30"/>
         </w:numPr>
         <w:rPr>
-          <w:rFonts w:ascii="Calibri" w:eastAsiaTheme="majorEastAsia" w:hAnsi="Calibri" w:cs="Calibri"/>
+          <w:rFonts w:asciiTheme="majorHAnsi" w:eastAsiaTheme="majorEastAsia" w:hAnsiTheme="majorHAnsi" w:cstheme="majorHAnsi"/>
           <w:lang w:val="fr-FR"/>
         </w:rPr>
       </w:pPr>
       <w:r>
         <w:rPr>
-          <w:rFonts w:ascii="Calibri" w:eastAsiaTheme="majorEastAsia" w:hAnsi="Calibri" w:cs="Calibri"/>
+          <w:rFonts w:asciiTheme="majorHAnsi" w:eastAsiaTheme="majorEastAsia" w:hAnsiTheme="majorHAnsi" w:cstheme="majorHAnsi"/>
           <w:lang w:val="fr-FR"/>
         </w:rPr>
-        <w:t>Producer Python : un script Python génère des tickets clients en temps réel.</w:t>
+        <w:t>30 à 50 Go d’espace disque pour les volumes Docker et fichiers exportés</w:t>
       </w:r>
     </w:p>
     <w:p>
       <w:pPr>
-        <w:numPr>
-          <w:ilvl w:val="0"/>
-          <w:numId w:val="18"/>
-        </w:numPr>
         <w:rPr>
-          <w:rFonts w:ascii="Calibri" w:eastAsiaTheme="majorEastAsia" w:hAnsi="Calibri" w:cs="Calibri"/>
+          <w:rFonts w:asciiTheme="majorHAnsi" w:eastAsiaTheme="majorEastAsia" w:hAnsiTheme="majorHAnsi" w:cstheme="majorHAnsi"/>
           <w:lang w:val="fr-FR"/>
         </w:rPr>
       </w:pPr>
       <w:r>
         <w:rPr>
-          <w:rFonts w:ascii="Calibri" w:eastAsiaTheme="majorEastAsia" w:hAnsi="Calibri" w:cs="Calibri"/>
+          <w:rFonts w:asciiTheme="majorHAnsi" w:eastAsiaTheme="majorEastAsia" w:hAnsiTheme="majorHAnsi" w:cstheme="majorHAnsi"/>
           <w:lang w:val="fr-FR"/>
         </w:rPr>
-        <w:t>Kafka (Redpanda) : ces tickets sont envoyés dans un système de streaming basé sur Redpanda.</w:t>
+        <w:t>Coût total mensuel : 0 € (hors électricité), mais nécessite une gestion manuelle des sauvegardes, de la supervision et de la sécurité réseau.</w:t>
       </w:r>
     </w:p>
     <w:p>
       <w:pPr>
-        <w:numPr>
-          <w:ilvl w:val="0"/>
-          <w:numId w:val="18"/>
-        </w:numPr>
         <w:rPr>
-          <w:rFonts w:ascii="Calibri" w:eastAsiaTheme="majorEastAsia" w:hAnsi="Calibri" w:cs="Calibri"/>
+          <w:rFonts w:asciiTheme="majorHAnsi" w:eastAsiaTheme="majorEastAsia" w:hAnsiTheme="majorHAnsi" w:cstheme="majorHAnsi"/>
           <w:lang w:val="fr-FR"/>
         </w:rPr>
       </w:pPr>
+    </w:p>
+    <w:p>
+      <w:pPr>
+        <w:pStyle w:val="Titre3"/>
+        <w:rPr>
+          <w:rFonts w:cstheme="majorHAnsi"/>
+          <w:sz w:val="24"/>
+          <w:szCs w:val="24"/>
+          <w:lang w:val="fr-FR"/>
+        </w:rPr>
+      </w:pPr>
       <w:r>
         <w:rPr>
-          <w:rFonts w:ascii="Calibri" w:eastAsiaTheme="majorEastAsia" w:hAnsi="Calibri" w:cs="Calibri"/>
+          <w:rFonts w:cstheme="majorHAnsi"/>
+          <w:sz w:val="24"/>
+          <w:szCs w:val="24"/>
           <w:lang w:val="fr-FR"/>
         </w:rPr>
-        <w:t>Spark Streaming : lit les données, ajoute une colonne (assigned_team) selon le type de ticket.</w:t>
+        <w:t>Avantages, limites et points d’attention</w:t>
       </w:r>
     </w:p>
     <w:p>
       <w:pPr>
-        <w:numPr>
-          <w:ilvl w:val="0"/>
-          <w:numId w:val="18"/>
-        </w:numPr>
+        <w:spacing w:after="0" w:line="240" w:lineRule="auto"/>
         <w:rPr>
-          <w:rFonts w:ascii="Calibri" w:eastAsiaTheme="majorEastAsia" w:hAnsi="Calibri" w:cs="Calibri"/>
+          <w:rFonts w:asciiTheme="majorHAnsi" w:eastAsiaTheme="majorEastAsia" w:hAnsiTheme="majorHAnsi" w:cstheme="majorHAnsi"/>
           <w:lang w:val="fr-FR"/>
         </w:rPr>
       </w:pPr>
+    </w:p>
+    <w:p>
+      <w:pPr>
+        <w:spacing w:after="0" w:line="240" w:lineRule="auto"/>
+        <w:rPr>
+          <w:rFonts w:asciiTheme="majorHAnsi" w:eastAsiaTheme="majorEastAsia" w:hAnsiTheme="majorHAnsi" w:cstheme="majorHAnsi"/>
+          <w:lang w:val="fr-FR"/>
+        </w:rPr>
+      </w:pPr>
       <w:r>
         <w:rPr>
-          <w:rFonts w:ascii="Calibri" w:eastAsiaTheme="majorEastAsia" w:hAnsi="Calibri" w:cs="Calibri"/>
+          <w:rFonts w:asciiTheme="majorHAnsi" w:eastAsiaTheme="majorEastAsia" w:hAnsiTheme="majorHAnsi" w:cstheme="majorHAnsi"/>
           <w:lang w:val="fr-FR"/>
         </w:rPr>
-        <w:t>Export : les résultats sont exportés à la fois vers des fichiers (JSON ou Parquet) et vers MinIO (stockage).</w:t>
+        <w:t>Avantages :</w:t>
       </w:r>
     </w:p>
     <w:p>
       <w:pPr>
         <w:numPr>
           <w:ilvl w:val="0"/>
-          <w:numId w:val="18"/>
+          <w:numId w:val="31"/>
         </w:numPr>
+        <w:spacing w:after="0" w:line="240" w:lineRule="auto"/>
         <w:rPr>
-          <w:rFonts w:ascii="Calibri" w:eastAsiaTheme="majorEastAsia" w:hAnsi="Calibri" w:cs="Calibri"/>
+          <w:rFonts w:asciiTheme="majorHAnsi" w:eastAsiaTheme="majorEastAsia" w:hAnsiTheme="majorHAnsi" w:cstheme="majorHAnsi"/>
           <w:lang w:val="fr-FR"/>
         </w:rPr>
       </w:pPr>
       <w:r>
         <w:rPr>
-          <w:rFonts w:ascii="Calibri" w:eastAsiaTheme="majorEastAsia" w:hAnsi="Calibri" w:cs="Calibri"/>
+          <w:rFonts w:asciiTheme="majorHAnsi" w:eastAsiaTheme="majorEastAsia" w:hAnsiTheme="majorHAnsi" w:cstheme="majorHAnsi"/>
           <w:lang w:val="fr-FR"/>
         </w:rPr>
-        <w:t>Analyse : une fois les fichiers enregistrés, ils sont relus avec Pandas pour produire des statistiques.</w:t>
+        <w:t>Tous les composants sont gratuits et open source.</w:t>
       </w:r>
     </w:p>
     <w:p>
       <w:pPr>
         <w:numPr>
           <w:ilvl w:val="0"/>
-          <w:numId w:val="18"/>
+          <w:numId w:val="31"/>
         </w:numPr>
+        <w:spacing w:after="0" w:line="240" w:lineRule="auto"/>
         <w:rPr>
-          <w:rFonts w:ascii="Calibri" w:eastAsiaTheme="majorEastAsia" w:hAnsi="Calibri" w:cs="Calibri"/>
+          <w:rFonts w:asciiTheme="majorHAnsi" w:eastAsiaTheme="majorEastAsia" w:hAnsiTheme="majorHAnsi" w:cstheme="majorHAnsi"/>
           <w:lang w:val="fr-FR"/>
         </w:rPr>
       </w:pPr>
       <w:r>
         <w:rPr>
-          <w:rFonts w:ascii="Calibri" w:eastAsiaTheme="majorEastAsia" w:hAnsi="Calibri" w:cs="Calibri"/>
-          <w:lang w:val="fr-FR"/>
-        </w:rPr>
-        <w:t>Stockage final : les résultats peuvent être enregistrés dans une base PostgreSQL pour être visualisés avec un outil comme Metabase.</w:t>
-      </w:r>
-    </w:p>
-    <w:p>
-      <w:pPr>
-        <w:ind w:left="720"/>
-        <w:jc w:val="center"/>
-        <w:rPr>
-          <w:rFonts w:ascii="Calibri" w:eastAsiaTheme="majorEastAsia" w:hAnsi="Calibri" w:cs="Calibri"/>
-          <w:lang w:val="fr-FR"/>
-        </w:rPr>
-      </w:pPr>
-    </w:p>
-    <w:p>
-      <w:pPr>
-        <w:ind w:left="720"/>
-        <w:jc w:val="center"/>
-        <w:rPr>
-          <w:rFonts w:ascii="Calibri" w:eastAsiaTheme="majorEastAsia" w:hAnsi="Calibri" w:cs="Calibri"/>
-          <w:lang w:val="fr-FR"/>
-        </w:rPr>
-      </w:pPr>
-      <w:r>
-        <w:rPr>
-          <w:rFonts w:ascii="Calibri" w:eastAsiaTheme="majorEastAsia" w:hAnsi="Calibri" w:cs="Calibri"/>
-          <w:noProof/>
-          <w:lang w:val="fr-FR"/>
-        </w:rPr>
-        <w:drawing>
-          <wp:inline distT="0" distB="0" distL="0" distR="0" wp14:anchorId="7F1BD5AC" wp14:editId="621DD495">
-            <wp:extent cx="4617720" cy="4617720"/>
-            <wp:effectExtent l="0" t="0" r="0" b="0"/>
-            <wp:docPr id="941708088" name="Image 2" descr="Une image contenant texte, capture d’écran, Police, diagramme&#10;&#10;Le contenu généré par l’IA peut être incorrect."/>
-            <wp:cNvGraphicFramePr>
-              <a:graphicFrameLocks xmlns:a="http://schemas.openxmlformats.org/drawingml/2006/main" noChangeAspect="1"/>
-            </wp:cNvGraphicFramePr>
-            <a:graphic xmlns:a="http://schemas.openxmlformats.org/drawingml/2006/main">
-              <a:graphicData uri="http://schemas.openxmlformats.org/drawingml/2006/picture">
-                <pic:pic xmlns:pic="http://schemas.openxmlformats.org/drawingml/2006/picture">
-                  <pic:nvPicPr>
-                    <pic:cNvPr id="941708088" name="Image 2" descr="Une image contenant texte, capture d’écran, Police, diagramme&#10;&#10;Le contenu généré par l’IA peut être incorrect."/>
-                    <pic:cNvPicPr/>
-                  </pic:nvPicPr>
-                  <pic:blipFill>
-                    <a:blip r:embed="rId8"/>
-                    <a:stretch>
-                      <a:fillRect/>
-                    </a:stretch>
-                  </pic:blipFill>
-                  <pic:spPr>
-                    <a:xfrm>
-                      <a:off x="0" y="0"/>
-                      <a:ext cx="4617720" cy="4617720"/>
-                    </a:xfrm>
-                    <a:prstGeom prst="rect">
-                      <a:avLst/>
-                    </a:prstGeom>
-                  </pic:spPr>
-                </pic:pic>
-              </a:graphicData>
-            </a:graphic>
-          </wp:inline>
-        </w:drawing>
-      </w:r>
-    </w:p>
-    <w:p>
-      <w:pPr>
-        <w:rPr>
-          <w:rFonts w:ascii="Calibri" w:eastAsiaTheme="majorEastAsia" w:hAnsi="Calibri" w:cs="Calibri"/>
-          <w:lang w:val="fr-FR"/>
-        </w:rPr>
-      </w:pPr>
-    </w:p>
-    <w:p>
-      <w:pPr>
-        <w:pStyle w:val="Titre2"/>
-        <w:rPr>
-          <w:lang w:val="fr-FR"/>
-        </w:rPr>
-      </w:pPr>
-      <w:r>
-        <w:rPr>
-          <w:lang w:val="fr-FR"/>
-        </w:rPr>
-        <w:lastRenderedPageBreak/>
-        <w:t>3. Évaluation de la compatibilité avec le système existant</w:t>
-      </w:r>
-    </w:p>
-    <w:p>
-      <w:pPr>
-        <w:rPr>
-          <w:lang w:val="fr-FR"/>
-        </w:rPr>
-      </w:pPr>
-    </w:p>
-    <w:p>
-      <w:pPr>
-        <w:rPr>
-          <w:rFonts w:ascii="Calibri" w:eastAsiaTheme="majorEastAsia" w:hAnsi="Calibri" w:cs="Calibri"/>
-          <w:lang w:val="fr-FR"/>
-        </w:rPr>
-      </w:pPr>
-      <w:r>
-        <w:rPr>
-          <w:rFonts w:ascii="Segoe UI Emoji" w:eastAsiaTheme="majorEastAsia" w:hAnsi="Segoe UI Emoji" w:cs="Segoe UI Emoji"/>
-          <w:lang w:val="fr-FR"/>
-        </w:rPr>
-        <w:t>🔐</w:t>
-      </w:r>
-      <w:r>
-        <w:rPr>
-          <w:rFonts w:ascii="Calibri" w:eastAsiaTheme="majorEastAsia" w:hAnsi="Calibri" w:cs="Calibri"/>
-          <w:lang w:val="fr-FR"/>
-        </w:rPr>
-        <w:t xml:space="preserve"> Sécurité et conformité</w:t>
-      </w:r>
-    </w:p>
-    <w:p>
-      <w:pPr>
-        <w:rPr>
-          <w:rFonts w:ascii="Calibri" w:eastAsiaTheme="majorEastAsia" w:hAnsi="Calibri" w:cs="Calibri"/>
-          <w:lang w:val="fr-FR"/>
-        </w:rPr>
-      </w:pPr>
-      <w:r>
-        <w:rPr>
-          <w:rFonts w:ascii="Calibri" w:eastAsiaTheme="majorEastAsia" w:hAnsi="Calibri" w:cs="Calibri"/>
-          <w:lang w:val="fr-FR"/>
-        </w:rPr>
-        <w:t>Tous les outils choisis supportent le chiffrement TLS (ce qui protège les données qui circulent).</w:t>
-      </w:r>
-      <w:r>
-        <w:rPr>
-          <w:rFonts w:ascii="Calibri" w:eastAsiaTheme="majorEastAsia" w:hAnsi="Calibri" w:cs="Calibri"/>
-          <w:lang w:val="fr-FR"/>
-        </w:rPr>
-        <w:br/>
-        <w:t>Pour les accès, même si on ne connecte pas directement au vrai Active Directory, OpenLDAP ou des jetons JWT permettent de gérer les utilisateurs de façon centralisée et sécurisée.</w:t>
-      </w:r>
-    </w:p>
-    <w:p>
-      <w:pPr>
-        <w:rPr>
-          <w:rFonts w:ascii="Calibri" w:eastAsiaTheme="majorEastAsia" w:hAnsi="Calibri" w:cs="Calibri"/>
-          <w:lang w:val="fr-FR"/>
-        </w:rPr>
-      </w:pPr>
-      <w:r>
-        <w:rPr>
-          <w:rFonts w:ascii="Segoe UI Emoji" w:eastAsiaTheme="majorEastAsia" w:hAnsi="Segoe UI Emoji" w:cs="Segoe UI Emoji"/>
-          <w:lang w:val="fr-FR"/>
-        </w:rPr>
-        <w:t>🔄</w:t>
-      </w:r>
-      <w:r>
-        <w:rPr>
-          <w:rFonts w:ascii="Calibri" w:eastAsiaTheme="majorEastAsia" w:hAnsi="Calibri" w:cs="Calibri"/>
-          <w:lang w:val="fr-FR"/>
-        </w:rPr>
-        <w:t xml:space="preserve"> Interopérabilité</w:t>
-      </w:r>
-    </w:p>
-    <w:p>
-      <w:pPr>
-        <w:rPr>
-          <w:rFonts w:ascii="Calibri" w:eastAsiaTheme="majorEastAsia" w:hAnsi="Calibri" w:cs="Calibri"/>
-          <w:lang w:val="fr-FR"/>
-        </w:rPr>
-      </w:pPr>
-      <w:r>
-        <w:rPr>
-          <w:rFonts w:ascii="Calibri" w:eastAsiaTheme="majorEastAsia" w:hAnsi="Calibri" w:cs="Calibri"/>
-          <w:lang w:val="fr-FR"/>
-        </w:rPr>
-        <w:t>Le système est conçu pour s’intégrer avec les outils déjà utilisés par InduTechData :</w:t>
-      </w:r>
-    </w:p>
-    <w:p>
-      <w:pPr>
-        <w:numPr>
-          <w:ilvl w:val="0"/>
-          <w:numId w:val="19"/>
-        </w:numPr>
-        <w:rPr>
-          <w:rFonts w:ascii="Calibri" w:eastAsiaTheme="majorEastAsia" w:hAnsi="Calibri" w:cs="Calibri"/>
-          <w:lang w:val="fr-FR"/>
-        </w:rPr>
-      </w:pPr>
-      <w:r>
-        <w:rPr>
-          <w:rFonts w:ascii="Calibri" w:eastAsiaTheme="majorEastAsia" w:hAnsi="Calibri" w:cs="Calibri"/>
-          <w:lang w:val="fr-FR"/>
-        </w:rPr>
-        <w:t>Les données des bases SQL Server peuvent être extraites automatiquement (batch) avec des outils simples (ODBC ou scripts).</w:t>
-      </w:r>
-    </w:p>
-    <w:p>
-      <w:pPr>
-        <w:numPr>
-          <w:ilvl w:val="0"/>
-          <w:numId w:val="19"/>
-        </w:numPr>
-        <w:rPr>
-          <w:rFonts w:ascii="Calibri" w:eastAsiaTheme="majorEastAsia" w:hAnsi="Calibri" w:cs="Calibri"/>
-          <w:lang w:val="fr-FR"/>
-        </w:rPr>
-      </w:pPr>
-      <w:r>
-        <w:rPr>
-          <w:rFonts w:ascii="Calibri" w:eastAsiaTheme="majorEastAsia" w:hAnsi="Calibri" w:cs="Calibri"/>
-          <w:lang w:val="fr-FR"/>
-        </w:rPr>
-        <w:t>Ces données peuvent être transférées vers PostgreSQL ou ClickHouse pour les analyses.</w:t>
-      </w:r>
-    </w:p>
-    <w:p>
-      <w:pPr>
-        <w:numPr>
-          <w:ilvl w:val="0"/>
-          <w:numId w:val="19"/>
-        </w:numPr>
-        <w:rPr>
-          <w:rFonts w:ascii="Calibri" w:eastAsiaTheme="majorEastAsia" w:hAnsi="Calibri" w:cs="Calibri"/>
-          <w:lang w:val="fr-FR"/>
-        </w:rPr>
-      </w:pPr>
-      <w:r>
-        <w:rPr>
-          <w:rFonts w:ascii="Calibri" w:eastAsiaTheme="majorEastAsia" w:hAnsi="Calibri" w:cs="Calibri"/>
-          <w:lang w:val="fr-FR"/>
-        </w:rPr>
-        <w:t>Redpanda accepte les flux au format Kafka, ce qui est un standard compatible avec beaucoup d’outils comme Spark ou Flink.</w:t>
-      </w:r>
-    </w:p>
-    <w:p>
-      <w:pPr>
-        <w:numPr>
-          <w:ilvl w:val="0"/>
-          <w:numId w:val="19"/>
-        </w:numPr>
-        <w:rPr>
-          <w:rFonts w:ascii="Calibri" w:eastAsiaTheme="majorEastAsia" w:hAnsi="Calibri" w:cs="Calibri"/>
-          <w:lang w:val="fr-FR"/>
-        </w:rPr>
-      </w:pPr>
-      <w:r>
-        <w:rPr>
-          <w:rFonts w:ascii="Calibri" w:eastAsiaTheme="majorEastAsia" w:hAnsi="Calibri" w:cs="Calibri"/>
-          <w:lang w:val="fr-FR"/>
-        </w:rPr>
-        <w:t>Spark peut lire directement depuis Redpanda, traiter les données, et les sauvegarder dans des formats simples (Parquet ou JSON).</w:t>
-      </w:r>
-    </w:p>
-    <w:p>
-      <w:pPr>
-        <w:rPr>
-          <w:rFonts w:ascii="Calibri" w:eastAsiaTheme="majorEastAsia" w:hAnsi="Calibri" w:cs="Calibri"/>
-          <w:lang w:val="fr-FR"/>
-        </w:rPr>
-      </w:pPr>
-      <w:r>
-        <w:rPr>
-          <w:rFonts w:ascii="Segoe UI Emoji" w:eastAsiaTheme="majorEastAsia" w:hAnsi="Segoe UI Emoji" w:cs="Segoe UI Emoji"/>
-          <w:lang w:val="fr-FR"/>
-        </w:rPr>
-        <w:t>📈</w:t>
-      </w:r>
-      <w:r>
-        <w:rPr>
-          <w:rFonts w:ascii="Calibri" w:eastAsiaTheme="majorEastAsia" w:hAnsi="Calibri" w:cs="Calibri"/>
-          <w:lang w:val="fr-FR"/>
-        </w:rPr>
-        <w:t xml:space="preserve"> Scalabilité et coûts</w:t>
-      </w:r>
-    </w:p>
-    <w:p>
-      <w:pPr>
-        <w:rPr>
-          <w:rFonts w:ascii="Calibri" w:eastAsiaTheme="majorEastAsia" w:hAnsi="Calibri" w:cs="Calibri"/>
-          <w:lang w:val="fr-FR"/>
-        </w:rPr>
-      </w:pPr>
-      <w:r>
-        <w:rPr>
-          <w:rFonts w:ascii="Calibri" w:eastAsiaTheme="majorEastAsia" w:hAnsi="Calibri" w:cs="Calibri"/>
-          <w:lang w:val="fr-FR"/>
-        </w:rPr>
-        <w:t>Tous les composants peuvent s’adapter à une montée en charge :</w:t>
-      </w:r>
-    </w:p>
-    <w:p>
-      <w:pPr>
-        <w:numPr>
-          <w:ilvl w:val="0"/>
-          <w:numId w:val="20"/>
-        </w:numPr>
-        <w:rPr>
-          <w:rFonts w:ascii="Calibri" w:eastAsiaTheme="majorEastAsia" w:hAnsi="Calibri" w:cs="Calibri"/>
-          <w:lang w:val="fr-FR"/>
-        </w:rPr>
-      </w:pPr>
-      <w:r>
-        <w:rPr>
-          <w:rFonts w:ascii="Calibri" w:eastAsiaTheme="majorEastAsia" w:hAnsi="Calibri" w:cs="Calibri"/>
-          <w:lang w:val="fr-FR"/>
-        </w:rPr>
-        <w:t>MinIO peut gérer plusieurs disques.</w:t>
-      </w:r>
-    </w:p>
-    <w:p>
-      <w:pPr>
-        <w:numPr>
-          <w:ilvl w:val="0"/>
-          <w:numId w:val="20"/>
-        </w:numPr>
-        <w:rPr>
-          <w:rFonts w:ascii="Calibri" w:eastAsiaTheme="majorEastAsia" w:hAnsi="Calibri" w:cs="Calibri"/>
-          <w:lang w:val="fr-FR"/>
-        </w:rPr>
-      </w:pPr>
-      <w:r>
-        <w:rPr>
-          <w:rFonts w:ascii="Calibri" w:eastAsiaTheme="majorEastAsia" w:hAnsi="Calibri" w:cs="Calibri"/>
-          <w:lang w:val="fr-FR"/>
-        </w:rPr>
-        <w:t>Redpanda peut tourner sur plusieurs machines si besoin.</w:t>
-      </w:r>
-    </w:p>
-    <w:p>
-      <w:pPr>
-        <w:numPr>
-          <w:ilvl w:val="0"/>
-          <w:numId w:val="20"/>
-        </w:numPr>
-        <w:rPr>
-          <w:rFonts w:ascii="Calibri" w:eastAsiaTheme="majorEastAsia" w:hAnsi="Calibri" w:cs="Calibri"/>
-          <w:lang w:val="fr-FR"/>
-        </w:rPr>
-      </w:pPr>
-      <w:r>
-        <w:rPr>
-          <w:rFonts w:ascii="Calibri" w:eastAsiaTheme="majorEastAsia" w:hAnsi="Calibri" w:cs="Calibri"/>
-          <w:lang w:val="fr-FR"/>
-        </w:rPr>
-        <w:t>ClickHouse est très rapide même avec beaucoup de données.</w:t>
-      </w:r>
-    </w:p>
-    <w:p>
-      <w:pPr>
-        <w:numPr>
-          <w:ilvl w:val="0"/>
-          <w:numId w:val="20"/>
-        </w:numPr>
-        <w:rPr>
-          <w:rFonts w:ascii="Calibri" w:eastAsiaTheme="majorEastAsia" w:hAnsi="Calibri" w:cs="Calibri"/>
-          <w:lang w:val="fr-FR"/>
-        </w:rPr>
-      </w:pPr>
-      <w:r>
-        <w:rPr>
-          <w:rFonts w:ascii="Calibri" w:eastAsiaTheme="majorEastAsia" w:hAnsi="Calibri" w:cs="Calibri"/>
-          <w:lang w:val="fr-FR"/>
-        </w:rPr>
-        <w:t>Comme tout fonctionne avec Docker, il est possible de tout tester localement gratuitement.</w:t>
-      </w:r>
-    </w:p>
-    <w:p>
-      <w:pPr>
-        <w:rPr>
-          <w:rFonts w:ascii="Calibri" w:eastAsiaTheme="majorEastAsia" w:hAnsi="Calibri" w:cs="Calibri"/>
-          <w:lang w:val="fr-FR"/>
-        </w:rPr>
-      </w:pPr>
-      <w:r>
-        <w:rPr>
-          <w:rFonts w:ascii="Calibri" w:eastAsiaTheme="majorEastAsia" w:hAnsi="Calibri" w:cs="Calibri"/>
-          <w:lang w:val="fr-FR"/>
-        </w:rPr>
-        <w:t>Si l’entreprise décide un jour de tout déployer dans le cloud (AWS), il faudra surveiller les coûts (stockage, trafic réseau, temps de calcul) à l’aide d’outils comme AWS Pricing Calculator.</w:t>
-      </w:r>
-    </w:p>
-    <w:p>
-      <w:pPr>
-        <w:pStyle w:val="Titre2"/>
-        <w:rPr>
-          <w:lang w:val="fr-FR"/>
-        </w:rPr>
-      </w:pPr>
-      <w:r>
-        <w:rPr>
-          <w:lang w:val="fr-FR"/>
-        </w:rPr>
-        <w:t>4. Avantages, limites et points d’attention</w:t>
-      </w:r>
-    </w:p>
-    <w:p>
-      <w:pPr>
-        <w:rPr>
-          <w:lang w:val="fr-FR"/>
-        </w:rPr>
-      </w:pPr>
-    </w:p>
-    <w:p>
-      <w:pPr>
-        <w:rPr>
-          <w:rFonts w:ascii="Calibri" w:eastAsiaTheme="majorEastAsia" w:hAnsi="Calibri" w:cs="Calibri"/>
-          <w:lang w:val="fr-FR"/>
-        </w:rPr>
-      </w:pPr>
-      <w:r>
-        <w:rPr>
-          <w:rFonts w:ascii="Segoe UI Emoji" w:eastAsiaTheme="majorEastAsia" w:hAnsi="Segoe UI Emoji" w:cs="Segoe UI Emoji"/>
-          <w:lang w:val="fr-FR"/>
-        </w:rPr>
-        <w:t>✅</w:t>
-      </w:r>
-      <w:r>
-        <w:rPr>
-          <w:rFonts w:ascii="Calibri" w:eastAsiaTheme="majorEastAsia" w:hAnsi="Calibri" w:cs="Calibri"/>
-          <w:lang w:val="fr-FR"/>
-        </w:rPr>
-        <w:t xml:space="preserve"> Avantages :</w:t>
-      </w:r>
-    </w:p>
-    <w:p>
-      <w:pPr>
-        <w:numPr>
-          <w:ilvl w:val="0"/>
-          <w:numId w:val="21"/>
-        </w:numPr>
-        <w:rPr>
-          <w:rFonts w:ascii="Calibri" w:eastAsiaTheme="majorEastAsia" w:hAnsi="Calibri" w:cs="Calibri"/>
-          <w:lang w:val="fr-FR"/>
-        </w:rPr>
-      </w:pPr>
-      <w:r>
-        <w:rPr>
-          <w:rFonts w:ascii="Calibri" w:eastAsiaTheme="majorEastAsia" w:hAnsi="Calibri" w:cs="Calibri"/>
+          <w:rFonts w:asciiTheme="majorHAnsi" w:eastAsiaTheme="majorEastAsia" w:hAnsiTheme="majorHAnsi" w:cstheme="majorHAnsi"/>
           <w:lang w:val="fr-FR"/>
         </w:rPr>
         <w:t>L’architecture est simple à mettre en place localement.</w:t>
@@ -1243,241 +3541,392 @@
       <w:pPr>
         <w:numPr>
           <w:ilvl w:val="0"/>
-          <w:numId w:val="21"/>
+          <w:numId w:val="31"/>
         </w:numPr>
+        <w:spacing w:after="0" w:line="240" w:lineRule="auto"/>
         <w:rPr>
-          <w:rFonts w:ascii="Calibri" w:eastAsiaTheme="majorEastAsia" w:hAnsi="Calibri" w:cs="Calibri"/>
+          <w:rFonts w:asciiTheme="majorHAnsi" w:eastAsiaTheme="majorEastAsia" w:hAnsiTheme="majorHAnsi" w:cstheme="majorHAnsi"/>
           <w:lang w:val="fr-FR"/>
         </w:rPr>
       </w:pPr>
       <w:r>
         <w:rPr>
-          <w:rFonts w:ascii="Calibri" w:eastAsiaTheme="majorEastAsia" w:hAnsi="Calibri" w:cs="Calibri"/>
+          <w:rFonts w:asciiTheme="majorHAnsi" w:eastAsiaTheme="majorEastAsia" w:hAnsiTheme="majorHAnsi" w:cstheme="majorHAnsi"/>
           <w:lang w:val="fr-FR"/>
         </w:rPr>
-        <w:t>Tous les outils sont gratuits et open-source.</w:t>
+        <w:t>Elle est prête pour le cloud : tous les outils utilisés ont des équivalents managés dans AWS, Azure ou GCP.</w:t>
       </w:r>
     </w:p>
     <w:p>
       <w:pPr>
         <w:numPr>
           <w:ilvl w:val="0"/>
-          <w:numId w:val="21"/>
+          <w:numId w:val="31"/>
         </w:numPr>
+        <w:spacing w:after="0" w:line="240" w:lineRule="auto"/>
         <w:rPr>
-          <w:rFonts w:ascii="Calibri" w:eastAsiaTheme="majorEastAsia" w:hAnsi="Calibri" w:cs="Calibri"/>
+          <w:rFonts w:asciiTheme="majorHAnsi" w:eastAsiaTheme="majorEastAsia" w:hAnsiTheme="majorHAnsi" w:cstheme="majorHAnsi"/>
           <w:lang w:val="fr-FR"/>
         </w:rPr>
       </w:pPr>
       <w:r>
         <w:rPr>
-          <w:rFonts w:ascii="Calibri" w:eastAsiaTheme="majorEastAsia" w:hAnsi="Calibri" w:cs="Calibri"/>
+          <w:rFonts w:asciiTheme="majorHAnsi" w:eastAsiaTheme="majorEastAsia" w:hAnsiTheme="majorHAnsi" w:cstheme="majorHAnsi"/>
           <w:lang w:val="fr-FR"/>
         </w:rPr>
-        <w:t>Elle respecte les bonnes pratiques de traitement de données modernes.</w:t>
+        <w:t>L’automatisation via CLI permet une exécution guidée étape par étape.</w:t>
       </w:r>
     </w:p>
     <w:p>
       <w:pPr>
         <w:numPr>
           <w:ilvl w:val="0"/>
-          <w:numId w:val="21"/>
+          <w:numId w:val="31"/>
         </w:numPr>
+        <w:spacing w:after="0" w:line="240" w:lineRule="auto"/>
         <w:rPr>
-          <w:rFonts w:ascii="Calibri" w:eastAsiaTheme="majorEastAsia" w:hAnsi="Calibri" w:cs="Calibri"/>
+          <w:rFonts w:asciiTheme="majorHAnsi" w:eastAsiaTheme="majorEastAsia" w:hAnsiTheme="majorHAnsi" w:cstheme="majorHAnsi"/>
           <w:lang w:val="fr-FR"/>
         </w:rPr>
       </w:pPr>
       <w:r>
         <w:rPr>
-          <w:rFonts w:ascii="Calibri" w:eastAsiaTheme="majorEastAsia" w:hAnsi="Calibri" w:cs="Calibri"/>
+          <w:rFonts w:asciiTheme="majorHAnsi" w:eastAsiaTheme="majorEastAsia" w:hAnsiTheme="majorHAnsi" w:cstheme="majorHAnsi"/>
           <w:lang w:val="fr-FR"/>
         </w:rPr>
-        <w:t>Elle est prête pour un passage vers le cloud (AWS ou autre) sans tout recommencer.</w:t>
+        <w:t>Le système est modulaire et évolutif.</w:t>
       </w:r>
     </w:p>
     <w:p>
       <w:pPr>
+        <w:spacing w:after="0" w:line="240" w:lineRule="auto"/>
         <w:rPr>
-          <w:rFonts w:ascii="Calibri" w:eastAsiaTheme="majorEastAsia" w:hAnsi="Calibri" w:cs="Calibri"/>
+          <w:rFonts w:asciiTheme="majorHAnsi" w:eastAsiaTheme="majorEastAsia" w:hAnsiTheme="majorHAnsi" w:cstheme="majorHAnsi"/>
           <w:lang w:val="fr-FR"/>
         </w:rPr>
       </w:pPr>
+    </w:p>
+    <w:p>
+      <w:pPr>
+        <w:spacing w:after="0" w:line="240" w:lineRule="auto"/>
+        <w:rPr>
+          <w:rFonts w:asciiTheme="majorHAnsi" w:eastAsiaTheme="majorEastAsia" w:hAnsiTheme="majorHAnsi" w:cstheme="majorHAnsi"/>
+          <w:lang w:val="fr-FR"/>
+        </w:rPr>
+      </w:pPr>
       <w:r>
         <w:rPr>
-          <w:rFonts w:ascii="Segoe UI Emoji" w:eastAsiaTheme="majorEastAsia" w:hAnsi="Segoe UI Emoji" w:cs="Segoe UI Emoji"/>
+          <w:rFonts w:asciiTheme="majorHAnsi" w:eastAsiaTheme="majorEastAsia" w:hAnsiTheme="majorHAnsi" w:cstheme="majorHAnsi"/>
+          <w:lang w:val="fr-FR"/>
+        </w:rPr>
+        <w:t>Limites :</w:t>
+      </w:r>
+    </w:p>
+    <w:p>
+      <w:pPr>
+        <w:numPr>
+          <w:ilvl w:val="0"/>
+          <w:numId w:val="32"/>
+        </w:numPr>
+        <w:spacing w:after="0" w:line="240" w:lineRule="auto"/>
+        <w:rPr>
+          <w:rFonts w:asciiTheme="majorHAnsi" w:eastAsiaTheme="majorEastAsia" w:hAnsiTheme="majorHAnsi" w:cstheme="majorHAnsi"/>
+          <w:lang w:val="fr-FR"/>
+        </w:rPr>
+      </w:pPr>
+      <w:r>
+        <w:rPr>
+          <w:rFonts w:asciiTheme="majorHAnsi" w:eastAsiaTheme="majorEastAsia" w:hAnsiTheme="majorHAnsi" w:cstheme="majorHAnsi"/>
+          <w:lang w:val="fr-FR"/>
+        </w:rPr>
+        <w:t>Nécessite de gérer manuellement :</w:t>
+      </w:r>
+    </w:p>
+    <w:p>
+      <w:pPr>
+        <w:numPr>
+          <w:ilvl w:val="1"/>
+          <w:numId w:val="32"/>
+        </w:numPr>
+        <w:spacing w:after="0" w:line="240" w:lineRule="auto"/>
+        <w:rPr>
+          <w:rFonts w:asciiTheme="majorHAnsi" w:eastAsiaTheme="majorEastAsia" w:hAnsiTheme="majorHAnsi" w:cstheme="majorHAnsi"/>
+          <w:lang w:val="fr-FR"/>
+        </w:rPr>
+      </w:pPr>
+      <w:proofErr w:type="gramStart"/>
+      <w:r>
+        <w:rPr>
+          <w:rFonts w:asciiTheme="majorHAnsi" w:eastAsiaTheme="majorEastAsia" w:hAnsiTheme="majorHAnsi" w:cstheme="majorHAnsi"/>
+          <w:lang w:val="fr-FR"/>
+        </w:rPr>
+        <w:t>les</w:t>
+      </w:r>
+      <w:proofErr w:type="gramEnd"/>
+      <w:r>
+        <w:rPr>
+          <w:rFonts w:asciiTheme="majorHAnsi" w:eastAsiaTheme="majorEastAsia" w:hAnsiTheme="majorHAnsi" w:cstheme="majorHAnsi"/>
+          <w:lang w:val="fr-FR"/>
+        </w:rPr>
+        <w:t xml:space="preserve"> sauvegardes,</w:t>
+      </w:r>
+    </w:p>
+    <w:p>
+      <w:pPr>
+        <w:numPr>
+          <w:ilvl w:val="1"/>
+          <w:numId w:val="32"/>
+        </w:numPr>
+        <w:spacing w:after="0" w:line="240" w:lineRule="auto"/>
+        <w:rPr>
+          <w:rFonts w:asciiTheme="majorHAnsi" w:eastAsiaTheme="majorEastAsia" w:hAnsiTheme="majorHAnsi" w:cstheme="majorHAnsi"/>
+          <w:lang w:val="fr-FR"/>
+        </w:rPr>
+      </w:pPr>
+      <w:proofErr w:type="gramStart"/>
+      <w:r>
+        <w:rPr>
+          <w:rFonts w:asciiTheme="majorHAnsi" w:eastAsiaTheme="majorEastAsia" w:hAnsiTheme="majorHAnsi" w:cstheme="majorHAnsi"/>
+          <w:lang w:val="fr-FR"/>
+        </w:rPr>
+        <w:t>la</w:t>
+      </w:r>
+      <w:proofErr w:type="gramEnd"/>
+      <w:r>
+        <w:rPr>
+          <w:rFonts w:asciiTheme="majorHAnsi" w:eastAsiaTheme="majorEastAsia" w:hAnsiTheme="majorHAnsi" w:cstheme="majorHAnsi"/>
+          <w:lang w:val="fr-FR"/>
+        </w:rPr>
+        <w:t xml:space="preserve"> supervision des services,</w:t>
+      </w:r>
+    </w:p>
+    <w:p>
+      <w:pPr>
+        <w:numPr>
+          <w:ilvl w:val="1"/>
+          <w:numId w:val="32"/>
+        </w:numPr>
+        <w:spacing w:after="0" w:line="240" w:lineRule="auto"/>
+        <w:rPr>
+          <w:rFonts w:asciiTheme="majorHAnsi" w:eastAsiaTheme="majorEastAsia" w:hAnsiTheme="majorHAnsi" w:cstheme="majorHAnsi"/>
+          <w:lang w:val="fr-FR"/>
+        </w:rPr>
+      </w:pPr>
+      <w:proofErr w:type="gramStart"/>
+      <w:r>
+        <w:rPr>
+          <w:rFonts w:asciiTheme="majorHAnsi" w:eastAsiaTheme="majorEastAsia" w:hAnsiTheme="majorHAnsi" w:cstheme="majorHAnsi"/>
+          <w:lang w:val="fr-FR"/>
+        </w:rPr>
+        <w:t>la</w:t>
+      </w:r>
+      <w:proofErr w:type="gramEnd"/>
+      <w:r>
+        <w:rPr>
+          <w:rFonts w:asciiTheme="majorHAnsi" w:eastAsiaTheme="majorEastAsia" w:hAnsiTheme="majorHAnsi" w:cstheme="majorHAnsi"/>
+          <w:lang w:val="fr-FR"/>
+        </w:rPr>
+        <w:t xml:space="preserve"> sécurité des accès.</w:t>
+      </w:r>
+    </w:p>
+    <w:p>
+      <w:pPr>
+        <w:numPr>
+          <w:ilvl w:val="0"/>
+          <w:numId w:val="32"/>
+        </w:numPr>
+        <w:spacing w:after="0" w:line="240" w:lineRule="auto"/>
+        <w:rPr>
+          <w:rFonts w:asciiTheme="majorHAnsi" w:eastAsiaTheme="majorEastAsia" w:hAnsiTheme="majorHAnsi" w:cstheme="majorHAnsi"/>
+          <w:lang w:val="fr-FR"/>
+        </w:rPr>
+      </w:pPr>
+      <w:r>
+        <w:rPr>
+          <w:rFonts w:asciiTheme="majorHAnsi" w:eastAsiaTheme="majorEastAsia" w:hAnsiTheme="majorHAnsi" w:cstheme="majorHAnsi"/>
+          <w:lang w:val="fr-FR"/>
+        </w:rPr>
+        <w:t xml:space="preserve">Pas de haute disponibilité native (il faut ajouter un orchestrateur comme </w:t>
+      </w:r>
+      <w:proofErr w:type="spellStart"/>
+      <w:r>
+        <w:rPr>
+          <w:rFonts w:asciiTheme="majorHAnsi" w:eastAsiaTheme="majorEastAsia" w:hAnsiTheme="majorHAnsi" w:cstheme="majorHAnsi"/>
+          <w:lang w:val="fr-FR"/>
+        </w:rPr>
+        <w:t>Kubernetes</w:t>
+      </w:r>
+      <w:proofErr w:type="spellEnd"/>
+      <w:r>
+        <w:rPr>
+          <w:rFonts w:asciiTheme="majorHAnsi" w:eastAsiaTheme="majorEastAsia" w:hAnsiTheme="majorHAnsi" w:cstheme="majorHAnsi"/>
+          <w:lang w:val="fr-FR"/>
+        </w:rPr>
+        <w:t>).</w:t>
+      </w:r>
+    </w:p>
+    <w:p>
+      <w:pPr>
+        <w:numPr>
+          <w:ilvl w:val="0"/>
+          <w:numId w:val="32"/>
+        </w:numPr>
+        <w:spacing w:after="0" w:line="240" w:lineRule="auto"/>
+        <w:rPr>
+          <w:rFonts w:asciiTheme="majorHAnsi" w:eastAsiaTheme="majorEastAsia" w:hAnsiTheme="majorHAnsi" w:cstheme="majorHAnsi"/>
+          <w:lang w:val="fr-FR"/>
+        </w:rPr>
+      </w:pPr>
+      <w:r>
+        <w:rPr>
+          <w:rFonts w:asciiTheme="majorHAnsi" w:eastAsiaTheme="majorEastAsia" w:hAnsiTheme="majorHAnsi" w:cstheme="majorHAnsi"/>
           <w:lang w:val="fr-FR"/>
         </w:rPr>
         <w:lastRenderedPageBreak/>
-        <w:t>⚠️</w:t>
-      </w:r>
-      <w:r>
-        <w:rPr>
-          <w:rFonts w:ascii="Calibri" w:eastAsiaTheme="majorEastAsia" w:hAnsi="Calibri" w:cs="Calibri"/>
-          <w:lang w:val="fr-FR"/>
-        </w:rPr>
-        <w:t xml:space="preserve"> Limites :</w:t>
+        <w:t>Pas de vraie synchronisation avec Azure AD (LDAP simulé uniquement).</w:t>
       </w:r>
     </w:p>
     <w:p>
       <w:pPr>
-        <w:numPr>
-          <w:ilvl w:val="0"/>
-          <w:numId w:val="22"/>
-        </w:numPr>
+        <w:spacing w:after="0" w:line="240" w:lineRule="auto"/>
         <w:rPr>
-          <w:rFonts w:ascii="Calibri" w:eastAsiaTheme="majorEastAsia" w:hAnsi="Calibri" w:cs="Calibri"/>
+          <w:rFonts w:asciiTheme="majorHAnsi" w:eastAsiaTheme="majorEastAsia" w:hAnsiTheme="majorHAnsi" w:cstheme="majorHAnsi"/>
           <w:lang w:val="fr-FR"/>
         </w:rPr>
       </w:pPr>
+    </w:p>
+    <w:p>
+      <w:pPr>
+        <w:spacing w:after="0" w:line="240" w:lineRule="auto"/>
+        <w:rPr>
+          <w:rFonts w:asciiTheme="majorHAnsi" w:eastAsiaTheme="majorEastAsia" w:hAnsiTheme="majorHAnsi" w:cstheme="majorHAnsi"/>
+          <w:lang w:val="fr-FR"/>
+        </w:rPr>
+      </w:pPr>
       <w:r>
         <w:rPr>
-          <w:rFonts w:ascii="Calibri" w:eastAsiaTheme="majorEastAsia" w:hAnsi="Calibri" w:cs="Calibri"/>
+          <w:rFonts w:asciiTheme="majorHAnsi" w:eastAsiaTheme="majorEastAsia" w:hAnsiTheme="majorHAnsi" w:cstheme="majorHAnsi"/>
           <w:lang w:val="fr-FR"/>
         </w:rPr>
-        <w:t>Tout est auto-géré → il faut surveiller et sauvegarder les données manuellement.</w:t>
+        <w:t>Points d’attention :</w:t>
       </w:r>
     </w:p>
     <w:p>
       <w:pPr>
         <w:numPr>
           <w:ilvl w:val="0"/>
-          <w:numId w:val="22"/>
+          <w:numId w:val="33"/>
         </w:numPr>
+        <w:spacing w:after="0" w:line="240" w:lineRule="auto"/>
         <w:rPr>
-          <w:rFonts w:ascii="Calibri" w:eastAsiaTheme="majorEastAsia" w:hAnsi="Calibri" w:cs="Calibri"/>
+          <w:rFonts w:asciiTheme="majorHAnsi" w:eastAsiaTheme="majorEastAsia" w:hAnsiTheme="majorHAnsi" w:cstheme="majorHAnsi"/>
           <w:lang w:val="fr-FR"/>
         </w:rPr>
       </w:pPr>
       <w:r>
         <w:rPr>
-          <w:rFonts w:ascii="Calibri" w:eastAsiaTheme="majorEastAsia" w:hAnsi="Calibri" w:cs="Calibri"/>
+          <w:rFonts w:asciiTheme="majorHAnsi" w:eastAsiaTheme="majorEastAsia" w:hAnsiTheme="majorHAnsi" w:cstheme="majorHAnsi"/>
           <w:lang w:val="fr-FR"/>
         </w:rPr>
-        <w:t>Pas de vraie synchronisation avec un Active Directory cloud (comme Azure AD).</w:t>
+        <w:t xml:space="preserve">Planifier des sauvegardes régulières pour </w:t>
+      </w:r>
+      <w:proofErr w:type="spellStart"/>
+      <w:r>
+        <w:rPr>
+          <w:rFonts w:asciiTheme="majorHAnsi" w:eastAsiaTheme="majorEastAsia" w:hAnsiTheme="majorHAnsi" w:cstheme="majorHAnsi"/>
+          <w:lang w:val="fr-FR"/>
+        </w:rPr>
+        <w:t>MinIO</w:t>
+      </w:r>
+      <w:proofErr w:type="spellEnd"/>
+      <w:r>
+        <w:rPr>
+          <w:rFonts w:asciiTheme="majorHAnsi" w:eastAsiaTheme="majorEastAsia" w:hAnsiTheme="majorHAnsi" w:cstheme="majorHAnsi"/>
+          <w:lang w:val="fr-FR"/>
+        </w:rPr>
+        <w:t xml:space="preserve"> et les bases.</w:t>
       </w:r>
     </w:p>
     <w:p>
       <w:pPr>
         <w:numPr>
           <w:ilvl w:val="0"/>
-          <w:numId w:val="22"/>
+          <w:numId w:val="33"/>
         </w:numPr>
+        <w:spacing w:after="0" w:line="240" w:lineRule="auto"/>
         <w:rPr>
-          <w:rFonts w:ascii="Calibri" w:eastAsiaTheme="majorEastAsia" w:hAnsi="Calibri" w:cs="Calibri"/>
+          <w:rFonts w:asciiTheme="majorHAnsi" w:eastAsiaTheme="majorEastAsia" w:hAnsiTheme="majorHAnsi" w:cstheme="majorHAnsi"/>
           <w:lang w:val="fr-FR"/>
         </w:rPr>
       </w:pPr>
       <w:r>
         <w:rPr>
-          <w:rFonts w:ascii="Calibri" w:eastAsiaTheme="majorEastAsia" w:hAnsi="Calibri" w:cs="Calibri"/>
+          <w:rFonts w:asciiTheme="majorHAnsi" w:eastAsiaTheme="majorEastAsia" w:hAnsiTheme="majorHAnsi" w:cstheme="majorHAnsi"/>
           <w:lang w:val="fr-FR"/>
         </w:rPr>
-        <w:t>Pas de haute disponibilité (en cas de panne, tout s’arrête si on ne prévoit pas de redondance).</w:t>
+        <w:t>Surveiller la latence ou saturation des flux (Kafka/Spark).</w:t>
       </w:r>
     </w:p>
     <w:p>
       <w:pPr>
+        <w:numPr>
+          <w:ilvl w:val="0"/>
+          <w:numId w:val="33"/>
+        </w:numPr>
+        <w:spacing w:after="0" w:line="240" w:lineRule="auto"/>
         <w:rPr>
-          <w:rFonts w:ascii="Calibri" w:eastAsiaTheme="majorEastAsia" w:hAnsi="Calibri" w:cs="Calibri"/>
+          <w:rFonts w:asciiTheme="majorHAnsi" w:eastAsiaTheme="majorEastAsia" w:hAnsiTheme="majorHAnsi" w:cstheme="majorHAnsi"/>
           <w:lang w:val="fr-FR"/>
         </w:rPr>
       </w:pPr>
       <w:r>
         <w:rPr>
-          <w:rFonts w:ascii="Segoe UI Emoji" w:eastAsiaTheme="majorEastAsia" w:hAnsi="Segoe UI Emoji" w:cs="Segoe UI Emoji"/>
+          <w:rFonts w:asciiTheme="majorHAnsi" w:eastAsiaTheme="majorEastAsia" w:hAnsiTheme="majorHAnsi" w:cstheme="majorHAnsi"/>
           <w:lang w:val="fr-FR"/>
         </w:rPr>
-        <w:t>🔍</w:t>
+        <w:t>Vérifier les droits d’accès aux services (</w:t>
       </w:r>
+      <w:proofErr w:type="spellStart"/>
       <w:r>
         <w:rPr>
-          <w:rFonts w:ascii="Calibri" w:eastAsiaTheme="majorEastAsia" w:hAnsi="Calibri" w:cs="Calibri"/>
+          <w:rFonts w:asciiTheme="majorHAnsi" w:eastAsiaTheme="majorEastAsia" w:hAnsiTheme="majorHAnsi" w:cstheme="majorHAnsi"/>
           <w:lang w:val="fr-FR"/>
         </w:rPr>
-        <w:t xml:space="preserve"> Points d’attention :</w:t>
+        <w:t>ACLs</w:t>
+      </w:r>
+      <w:proofErr w:type="spellEnd"/>
+      <w:r>
+        <w:rPr>
+          <w:rFonts w:asciiTheme="majorHAnsi" w:eastAsiaTheme="majorEastAsia" w:hAnsiTheme="majorHAnsi" w:cstheme="majorHAnsi"/>
+          <w:lang w:val="fr-FR"/>
+        </w:rPr>
+        <w:t>, mots de passe forts).</w:t>
       </w:r>
     </w:p>
     <w:p>
       <w:pPr>
         <w:numPr>
           <w:ilvl w:val="0"/>
-          <w:numId w:val="23"/>
+          <w:numId w:val="33"/>
         </w:numPr>
+        <w:spacing w:after="0" w:line="240" w:lineRule="auto"/>
         <w:rPr>
-          <w:rFonts w:ascii="Calibri" w:eastAsiaTheme="majorEastAsia" w:hAnsi="Calibri" w:cs="Calibri"/>
+          <w:rFonts w:asciiTheme="majorHAnsi" w:eastAsiaTheme="majorEastAsia" w:hAnsiTheme="majorHAnsi" w:cstheme="majorHAnsi"/>
           <w:lang w:val="fr-FR"/>
         </w:rPr>
       </w:pPr>
       <w:r>
         <w:rPr>
-          <w:rFonts w:ascii="Calibri" w:eastAsiaTheme="majorEastAsia" w:hAnsi="Calibri" w:cs="Calibri"/>
+          <w:rFonts w:asciiTheme="majorHAnsi" w:eastAsiaTheme="majorEastAsia" w:hAnsiTheme="majorHAnsi" w:cstheme="majorHAnsi"/>
           <w:lang w:val="fr-FR"/>
         </w:rPr>
-        <w:t>Prévoir des sauvegardes régulières (notamment MinIO et ClickHouse).</w:t>
+        <w:t>S’assurer que les données extraites de SQL Server soient complètes, sans doublons ni pertes.</w:t>
       </w:r>
     </w:p>
     <w:p>
       <w:pPr>
-        <w:numPr>
-          <w:ilvl w:val="0"/>
-          <w:numId w:val="23"/>
-        </w:numPr>
         <w:rPr>
-          <w:rFonts w:ascii="Calibri" w:eastAsiaTheme="majorEastAsia" w:hAnsi="Calibri" w:cs="Calibri"/>
-          <w:lang w:val="fr-FR"/>
-        </w:rPr>
-      </w:pPr>
-      <w:r>
-        <w:rPr>
-          <w:rFonts w:ascii="Calibri" w:eastAsiaTheme="majorEastAsia" w:hAnsi="Calibri" w:cs="Calibri"/>
-          <w:lang w:val="fr-FR"/>
-        </w:rPr>
-        <w:t>Vérifier que les flux de données ne saturent pas les services.</w:t>
-      </w:r>
-    </w:p>
-    <w:p>
-      <w:pPr>
-        <w:numPr>
-          <w:ilvl w:val="0"/>
-          <w:numId w:val="23"/>
-        </w:numPr>
-        <w:rPr>
-          <w:rFonts w:ascii="Calibri" w:eastAsiaTheme="majorEastAsia" w:hAnsi="Calibri" w:cs="Calibri"/>
-          <w:lang w:val="fr-FR"/>
-        </w:rPr>
-      </w:pPr>
-      <w:r>
-        <w:rPr>
-          <w:rFonts w:ascii="Calibri" w:eastAsiaTheme="majorEastAsia" w:hAnsi="Calibri" w:cs="Calibri"/>
-          <w:lang w:val="fr-FR"/>
-        </w:rPr>
-        <w:t>Bien configurer les droits d’accès (ACLs, mots de passe forts, certificats).</w:t>
-      </w:r>
-    </w:p>
-    <w:p>
-      <w:pPr>
-        <w:numPr>
-          <w:ilvl w:val="0"/>
-          <w:numId w:val="23"/>
-        </w:numPr>
-        <w:rPr>
-          <w:rFonts w:ascii="Calibri" w:eastAsiaTheme="majorEastAsia" w:hAnsi="Calibri" w:cs="Calibri"/>
-          <w:lang w:val="fr-FR"/>
-        </w:rPr>
-      </w:pPr>
-      <w:r>
-        <w:rPr>
-          <w:rFonts w:ascii="Calibri" w:eastAsiaTheme="majorEastAsia" w:hAnsi="Calibri" w:cs="Calibri"/>
-          <w:lang w:val="fr-FR"/>
-        </w:rPr>
-        <w:t>S’assurer que les données transférées de SQL Server vers l’entrepôt soient bien complètes et sans doublons.</w:t>
-      </w:r>
-    </w:p>
-    <w:p>
-      <w:pPr>
-        <w:rPr>
-          <w:rFonts w:ascii="Calibri" w:hAnsi="Calibri" w:cs="Calibri"/>
+          <w:rFonts w:asciiTheme="majorHAnsi" w:hAnsiTheme="majorHAnsi" w:cstheme="majorHAnsi"/>
         </w:rPr>
       </w:pPr>
     </w:p>
@@ -1493,7 +3942,7 @@
 </file>
 
 <file path=word/endnotes.xml><?xml version="1.0" encoding="utf-8"?>
-<w:endnotes xmlns:wpc="http://schemas.microsoft.com/office/word/2010/wordprocessingCanvas" xmlns:cx="http://schemas.microsoft.com/office/drawing/2014/chartex" xmlns:cx1="http://schemas.microsoft.com/office/drawing/2015/9/8/chartex" xmlns:cx2="http://schemas.microsoft.com/office/drawing/2015/10/21/chartex" xmlns:cx3="http://schemas.microsoft.com/office/drawing/2016/5/9/chartex" xmlns:cx4="http://schemas.microsoft.com/office/drawing/2016/5/10/chartex" xmlns:cx5="http://schemas.microsoft.com/office/drawing/2016/5/11/chartex" xmlns:cx6="http://schemas.microsoft.com/office/drawing/2016/5/12/chartex" xmlns:cx7="http://schemas.microsoft.com/office/drawing/2016/5/13/chartex" xmlns:cx8="http://schemas.microsoft.com/office/drawing/2016/5/14/chartex" xmlns:mc="http://schemas.openxmlformats.org/markup-compatibility/2006" xmlns:aink="http://schemas.microsoft.com/office/drawing/2016/ink" xmlns:am3d="http://schemas.microsoft.com/office/drawing/2017/model3d" xmlns:o="urn:schemas-microsoft-com:office:office" xmlns:oel="http://schemas.microsoft.com/office/2019/extlst" xmlns:r="http://schemas.openxmlformats.org/officeDocument/2006/relationships" xmlns:m="http://schemas.openxmlformats.org/officeDocument/2006/math" xmlns:v="urn:schemas-microsoft-com:vml" xmlns:wp14="http://schemas.microsoft.com/office/word/2010/wordprocessingDrawing" xmlns:wp="http://schemas.openxmlformats.org/drawingml/2006/wordprocessingDrawing" xmlns:w10="urn:schemas-microsoft-com:office:word" xmlns:w="http://schemas.openxmlformats.org/wordprocessingml/2006/main" xmlns:w14="http://schemas.microsoft.com/office/word/2010/wordml" xmlns:w15="http://schemas.microsoft.com/office/word/2012/wordml" xmlns:w16cex="http://schemas.microsoft.com/office/word/2018/wordml/cex" xmlns:w16cid="http://schemas.microsoft.com/office/word/2016/wordml/cid" xmlns:w16="http://schemas.microsoft.com/office/word/2018/wordml" xmlns:w16du="http://schemas.microsoft.com/office/word/2023/wordml/word16du" xmlns:w16sdtdh="http://schemas.microsoft.com/office/word/2020/wordml/sdtdatahash" xmlns:w16sdtfl="http://schemas.microsoft.com/office/word/2024/wordml/sdtformatlock" xmlns:w16se="http://schemas.microsoft.com/office/word/2015/wordml/symex" xmlns:wpg="http://schemas.microsoft.com/office/word/2010/wordprocessingGroup" xmlns:wpi="http://schemas.microsoft.com/office/word/2010/wordprocessingInk" xmlns:wne="http://schemas.microsoft.com/office/word/2006/wordml" xmlns:wps="http://schemas.microsoft.com/office/word/2010/wordprocessingShape" mc:Ignorable="w14 w15 w16se w16cid w16 w16cex w16sdtdh w16sdtfl w16du wp14">
+<w:endnotes xmlns:wpc="http://schemas.microsoft.com/office/word/2010/wordprocessingCanvas" xmlns:cx="http://schemas.microsoft.com/office/drawing/2014/chartex" xmlns:cx1="http://schemas.microsoft.com/office/drawing/2015/9/8/chartex" xmlns:cx2="http://schemas.microsoft.com/office/drawing/2015/10/21/chartex" xmlns:cx3="http://schemas.microsoft.com/office/drawing/2016/5/9/chartex" xmlns:cx4="http://schemas.microsoft.com/office/drawing/2016/5/10/chartex" xmlns:cx5="http://schemas.microsoft.com/office/drawing/2016/5/11/chartex" xmlns:cx6="http://schemas.microsoft.com/office/drawing/2016/5/12/chartex" xmlns:cx7="http://schemas.microsoft.com/office/drawing/2016/5/13/chartex" xmlns:cx8="http://schemas.microsoft.com/office/drawing/2016/5/14/chartex" xmlns:mc="http://schemas.openxmlformats.org/markup-compatibility/2006" xmlns:aink="http://schemas.microsoft.com/office/drawing/2016/ink" xmlns:am3d="http://schemas.microsoft.com/office/drawing/2017/model3d" xmlns:o="urn:schemas-microsoft-com:office:office" xmlns:oel="http://schemas.microsoft.com/office/2019/extlst" xmlns:r="http://schemas.openxmlformats.org/officeDocument/2006/relationships" xmlns:m="http://schemas.openxmlformats.org/officeDocument/2006/math" xmlns:v="urn:schemas-microsoft-com:vml" xmlns:wp14="http://schemas.microsoft.com/office/word/2010/wordprocessingDrawing" xmlns:wp="http://schemas.openxmlformats.org/drawingml/2006/wordprocessingDrawing" xmlns:w10="urn:schemas-microsoft-com:office:word" xmlns:w="http://schemas.openxmlformats.org/wordprocessingml/2006/main" xmlns:w14="http://schemas.microsoft.com/office/word/2010/wordml" xmlns:w15="http://schemas.microsoft.com/office/word/2012/wordml" xmlns:w16cex="http://schemas.microsoft.com/office/word/2018/wordml/cex" xmlns:w16cid="http://schemas.microsoft.com/office/word/2016/wordml/cid" xmlns:w16="http://schemas.microsoft.com/office/word/2018/wordml" xmlns:w16sdtdh="http://schemas.microsoft.com/office/word/2020/wordml/sdtdatahash" xmlns:w16se="http://schemas.microsoft.com/office/word/2015/wordml/symex" xmlns:wpg="http://schemas.microsoft.com/office/word/2010/wordprocessingGroup" xmlns:wpi="http://schemas.microsoft.com/office/word/2010/wordprocessingInk" xmlns:wne="http://schemas.microsoft.com/office/word/2006/wordml" xmlns:wps="http://schemas.microsoft.com/office/word/2010/wordprocessingShape" mc:Ignorable="w14 w15 w16se w16cid w16 w16cex w16sdtdh wp14">
   <w:endnote w:type="separator" w:id="-1">
     <w:p>
       <w:pPr>
@@ -1518,7 +3967,7 @@
 </file>
 
 <file path=word/footer1.xml><?xml version="1.0" encoding="utf-8"?>
-<w:ftr xmlns:wpc="http://schemas.microsoft.com/office/word/2010/wordprocessingCanvas" xmlns:cx="http://schemas.microsoft.com/office/drawing/2014/chartex" xmlns:cx1="http://schemas.microsoft.com/office/drawing/2015/9/8/chartex" xmlns:cx2="http://schemas.microsoft.com/office/drawing/2015/10/21/chartex" xmlns:cx3="http://schemas.microsoft.com/office/drawing/2016/5/9/chartex" xmlns:cx4="http://schemas.microsoft.com/office/drawing/2016/5/10/chartex" xmlns:cx5="http://schemas.microsoft.com/office/drawing/2016/5/11/chartex" xmlns:cx6="http://schemas.microsoft.com/office/drawing/2016/5/12/chartex" xmlns:cx7="http://schemas.microsoft.com/office/drawing/2016/5/13/chartex" xmlns:cx8="http://schemas.microsoft.com/office/drawing/2016/5/14/chartex" xmlns:mc="http://schemas.openxmlformats.org/markup-compatibility/2006" xmlns:aink="http://schemas.microsoft.com/office/drawing/2016/ink" xmlns:am3d="http://schemas.microsoft.com/office/drawing/2017/model3d" xmlns:o="urn:schemas-microsoft-com:office:office" xmlns:oel="http://schemas.microsoft.com/office/2019/extlst" xmlns:r="http://schemas.openxmlformats.org/officeDocument/2006/relationships" xmlns:m="http://schemas.openxmlformats.org/officeDocument/2006/math" xmlns:v="urn:schemas-microsoft-com:vml" xmlns:wp14="http://schemas.microsoft.com/office/word/2010/wordprocessingDrawing" xmlns:wp="http://schemas.openxmlformats.org/drawingml/2006/wordprocessingDrawing" xmlns:w10="urn:schemas-microsoft-com:office:word" xmlns:w="http://schemas.openxmlformats.org/wordprocessingml/2006/main" xmlns:w14="http://schemas.microsoft.com/office/word/2010/wordml" xmlns:w15="http://schemas.microsoft.com/office/word/2012/wordml" xmlns:w16cex="http://schemas.microsoft.com/office/word/2018/wordml/cex" xmlns:w16cid="http://schemas.microsoft.com/office/word/2016/wordml/cid" xmlns:w16="http://schemas.microsoft.com/office/word/2018/wordml" xmlns:w16du="http://schemas.microsoft.com/office/word/2023/wordml/word16du" xmlns:w16sdtdh="http://schemas.microsoft.com/office/word/2020/wordml/sdtdatahash" xmlns:w16sdtfl="http://schemas.microsoft.com/office/word/2024/wordml/sdtformatlock" xmlns:w16se="http://schemas.microsoft.com/office/word/2015/wordml/symex" xmlns:wpg="http://schemas.microsoft.com/office/word/2010/wordprocessingGroup" xmlns:wpi="http://schemas.microsoft.com/office/word/2010/wordprocessingInk" xmlns:wne="http://schemas.microsoft.com/office/word/2006/wordml" xmlns:wps="http://schemas.microsoft.com/office/word/2010/wordprocessingShape" mc:Ignorable="w14 w15 w16se w16cid w16 w16cex w16sdtdh w16sdtfl w16du wp14">
+<w:ftr xmlns:wpc="http://schemas.microsoft.com/office/word/2010/wordprocessingCanvas" xmlns:cx="http://schemas.microsoft.com/office/drawing/2014/chartex" xmlns:cx1="http://schemas.microsoft.com/office/drawing/2015/9/8/chartex" xmlns:cx2="http://schemas.microsoft.com/office/drawing/2015/10/21/chartex" xmlns:cx3="http://schemas.microsoft.com/office/drawing/2016/5/9/chartex" xmlns:cx4="http://schemas.microsoft.com/office/drawing/2016/5/10/chartex" xmlns:cx5="http://schemas.microsoft.com/office/drawing/2016/5/11/chartex" xmlns:cx6="http://schemas.microsoft.com/office/drawing/2016/5/12/chartex" xmlns:cx7="http://schemas.microsoft.com/office/drawing/2016/5/13/chartex" xmlns:cx8="http://schemas.microsoft.com/office/drawing/2016/5/14/chartex" xmlns:mc="http://schemas.openxmlformats.org/markup-compatibility/2006" xmlns:aink="http://schemas.microsoft.com/office/drawing/2016/ink" xmlns:am3d="http://schemas.microsoft.com/office/drawing/2017/model3d" xmlns:o="urn:schemas-microsoft-com:office:office" xmlns:oel="http://schemas.microsoft.com/office/2019/extlst" xmlns:r="http://schemas.openxmlformats.org/officeDocument/2006/relationships" xmlns:m="http://schemas.openxmlformats.org/officeDocument/2006/math" xmlns:v="urn:schemas-microsoft-com:vml" xmlns:wp14="http://schemas.microsoft.com/office/word/2010/wordprocessingDrawing" xmlns:wp="http://schemas.openxmlformats.org/drawingml/2006/wordprocessingDrawing" xmlns:w10="urn:schemas-microsoft-com:office:word" xmlns:w="http://schemas.openxmlformats.org/wordprocessingml/2006/main" xmlns:w14="http://schemas.microsoft.com/office/word/2010/wordml" xmlns:w15="http://schemas.microsoft.com/office/word/2012/wordml" xmlns:w16cex="http://schemas.microsoft.com/office/word/2018/wordml/cex" xmlns:w16cid="http://schemas.microsoft.com/office/word/2016/wordml/cid" xmlns:w16="http://schemas.microsoft.com/office/word/2018/wordml" xmlns:w16sdtdh="http://schemas.microsoft.com/office/word/2020/wordml/sdtdatahash" xmlns:w16se="http://schemas.microsoft.com/office/word/2015/wordml/symex" xmlns:wpg="http://schemas.microsoft.com/office/word/2010/wordprocessingGroup" xmlns:wpi="http://schemas.microsoft.com/office/word/2010/wordprocessingInk" xmlns:wne="http://schemas.microsoft.com/office/word/2006/wordml" xmlns:wps="http://schemas.microsoft.com/office/word/2010/wordprocessingShape" mc:Ignorable="w14 w15 w16se w16cid w16 w16cex w16sdtdh wp14">
   <w:sdt>
     <w:sdtPr>
       <w:rPr>
@@ -1576,7 +4025,7 @@
 </file>
 
 <file path=word/footnotes.xml><?xml version="1.0" encoding="utf-8"?>
-<w:footnotes xmlns:wpc="http://schemas.microsoft.com/office/word/2010/wordprocessingCanvas" xmlns:cx="http://schemas.microsoft.com/office/drawing/2014/chartex" xmlns:cx1="http://schemas.microsoft.com/office/drawing/2015/9/8/chartex" xmlns:cx2="http://schemas.microsoft.com/office/drawing/2015/10/21/chartex" xmlns:cx3="http://schemas.microsoft.com/office/drawing/2016/5/9/chartex" xmlns:cx4="http://schemas.microsoft.com/office/drawing/2016/5/10/chartex" xmlns:cx5="http://schemas.microsoft.com/office/drawing/2016/5/11/chartex" xmlns:cx6="http://schemas.microsoft.com/office/drawing/2016/5/12/chartex" xmlns:cx7="http://schemas.microsoft.com/office/drawing/2016/5/13/chartex" xmlns:cx8="http://schemas.microsoft.com/office/drawing/2016/5/14/chartex" xmlns:mc="http://schemas.openxmlformats.org/markup-compatibility/2006" xmlns:aink="http://schemas.microsoft.com/office/drawing/2016/ink" xmlns:am3d="http://schemas.microsoft.com/office/drawing/2017/model3d" xmlns:o="urn:schemas-microsoft-com:office:office" xmlns:oel="http://schemas.microsoft.com/office/2019/extlst" xmlns:r="http://schemas.openxmlformats.org/officeDocument/2006/relationships" xmlns:m="http://schemas.openxmlformats.org/officeDocument/2006/math" xmlns:v="urn:schemas-microsoft-com:vml" xmlns:wp14="http://schemas.microsoft.com/office/word/2010/wordprocessingDrawing" xmlns:wp="http://schemas.openxmlformats.org/drawingml/2006/wordprocessingDrawing" xmlns:w10="urn:schemas-microsoft-com:office:word" xmlns:w="http://schemas.openxmlformats.org/wordprocessingml/2006/main" xmlns:w14="http://schemas.microsoft.com/office/word/2010/wordml" xmlns:w15="http://schemas.microsoft.com/office/word/2012/wordml" xmlns:w16cex="http://schemas.microsoft.com/office/word/2018/wordml/cex" xmlns:w16cid="http://schemas.microsoft.com/office/word/2016/wordml/cid" xmlns:w16="http://schemas.microsoft.com/office/word/2018/wordml" xmlns:w16du="http://schemas.microsoft.com/office/word/2023/wordml/word16du" xmlns:w16sdtdh="http://schemas.microsoft.com/office/word/2020/wordml/sdtdatahash" xmlns:w16sdtfl="http://schemas.microsoft.com/office/word/2024/wordml/sdtformatlock" xmlns:w16se="http://schemas.microsoft.com/office/word/2015/wordml/symex" xmlns:wpg="http://schemas.microsoft.com/office/word/2010/wordprocessingGroup" xmlns:wpi="http://schemas.microsoft.com/office/word/2010/wordprocessingInk" xmlns:wne="http://schemas.microsoft.com/office/word/2006/wordml" xmlns:wps="http://schemas.microsoft.com/office/word/2010/wordprocessingShape" mc:Ignorable="w14 w15 w16se w16cid w16 w16cex w16sdtdh w16sdtfl w16du wp14">
+<w:footnotes xmlns:wpc="http://schemas.microsoft.com/office/word/2010/wordprocessingCanvas" xmlns:cx="http://schemas.microsoft.com/office/drawing/2014/chartex" xmlns:cx1="http://schemas.microsoft.com/office/drawing/2015/9/8/chartex" xmlns:cx2="http://schemas.microsoft.com/office/drawing/2015/10/21/chartex" xmlns:cx3="http://schemas.microsoft.com/office/drawing/2016/5/9/chartex" xmlns:cx4="http://schemas.microsoft.com/office/drawing/2016/5/10/chartex" xmlns:cx5="http://schemas.microsoft.com/office/drawing/2016/5/11/chartex" xmlns:cx6="http://schemas.microsoft.com/office/drawing/2016/5/12/chartex" xmlns:cx7="http://schemas.microsoft.com/office/drawing/2016/5/13/chartex" xmlns:cx8="http://schemas.microsoft.com/office/drawing/2016/5/14/chartex" xmlns:mc="http://schemas.openxmlformats.org/markup-compatibility/2006" xmlns:aink="http://schemas.microsoft.com/office/drawing/2016/ink" xmlns:am3d="http://schemas.microsoft.com/office/drawing/2017/model3d" xmlns:o="urn:schemas-microsoft-com:office:office" xmlns:oel="http://schemas.microsoft.com/office/2019/extlst" xmlns:r="http://schemas.openxmlformats.org/officeDocument/2006/relationships" xmlns:m="http://schemas.openxmlformats.org/officeDocument/2006/math" xmlns:v="urn:schemas-microsoft-com:vml" xmlns:wp14="http://schemas.microsoft.com/office/word/2010/wordprocessingDrawing" xmlns:wp="http://schemas.openxmlformats.org/drawingml/2006/wordprocessingDrawing" xmlns:w10="urn:schemas-microsoft-com:office:word" xmlns:w="http://schemas.openxmlformats.org/wordprocessingml/2006/main" xmlns:w14="http://schemas.microsoft.com/office/word/2010/wordml" xmlns:w15="http://schemas.microsoft.com/office/word/2012/wordml" xmlns:w16cex="http://schemas.microsoft.com/office/word/2018/wordml/cex" xmlns:w16cid="http://schemas.microsoft.com/office/word/2016/wordml/cid" xmlns:w16="http://schemas.microsoft.com/office/word/2018/wordml" xmlns:w16sdtdh="http://schemas.microsoft.com/office/word/2020/wordml/sdtdatahash" xmlns:w16se="http://schemas.microsoft.com/office/word/2015/wordml/symex" xmlns:wpg="http://schemas.microsoft.com/office/word/2010/wordprocessingGroup" xmlns:wpi="http://schemas.microsoft.com/office/word/2010/wordprocessingInk" xmlns:wne="http://schemas.microsoft.com/office/word/2006/wordml" xmlns:wps="http://schemas.microsoft.com/office/word/2010/wordprocessingShape" mc:Ignorable="w14 w15 w16se w16cid w16 w16cex w16sdtdh wp14">
   <w:footnote w:type="separator" w:id="-1">
     <w:p>
       <w:pPr>
@@ -1601,7 +4050,7 @@
 </file>
 
 <file path=word/numbering.xml><?xml version="1.0" encoding="utf-8"?>
-<w:numbering xmlns:wpc="http://schemas.microsoft.com/office/word/2010/wordprocessingCanvas" xmlns:cx="http://schemas.microsoft.com/office/drawing/2014/chartex" xmlns:cx1="http://schemas.microsoft.com/office/drawing/2015/9/8/chartex" xmlns:cx2="http://schemas.microsoft.com/office/drawing/2015/10/21/chartex" xmlns:cx3="http://schemas.microsoft.com/office/drawing/2016/5/9/chartex" xmlns:cx4="http://schemas.microsoft.com/office/drawing/2016/5/10/chartex" xmlns:cx5="http://schemas.microsoft.com/office/drawing/2016/5/11/chartex" xmlns:cx6="http://schemas.microsoft.com/office/drawing/2016/5/12/chartex" xmlns:cx7="http://schemas.microsoft.com/office/drawing/2016/5/13/chartex" xmlns:cx8="http://schemas.microsoft.com/office/drawing/2016/5/14/chartex" xmlns:mc="http://schemas.openxmlformats.org/markup-compatibility/2006" xmlns:aink="http://schemas.microsoft.com/office/drawing/2016/ink" xmlns:am3d="http://schemas.microsoft.com/office/drawing/2017/model3d" xmlns:o="urn:schemas-microsoft-com:office:office" xmlns:oel="http://schemas.microsoft.com/office/2019/extlst" xmlns:r="http://schemas.openxmlformats.org/officeDocument/2006/relationships" xmlns:m="http://schemas.openxmlformats.org/officeDocument/2006/math" xmlns:v="urn:schemas-microsoft-com:vml" xmlns:wp14="http://schemas.microsoft.com/office/word/2010/wordprocessingDrawing" xmlns:wp="http://schemas.openxmlformats.org/drawingml/2006/wordprocessingDrawing" xmlns:w10="urn:schemas-microsoft-com:office:word" xmlns:w="http://schemas.openxmlformats.org/wordprocessingml/2006/main" xmlns:w14="http://schemas.microsoft.com/office/word/2010/wordml" xmlns:w15="http://schemas.microsoft.com/office/word/2012/wordml" xmlns:w16cex="http://schemas.microsoft.com/office/word/2018/wordml/cex" xmlns:w16cid="http://schemas.microsoft.com/office/word/2016/wordml/cid" xmlns:w16="http://schemas.microsoft.com/office/word/2018/wordml" xmlns:w16du="http://schemas.microsoft.com/office/word/2023/wordml/word16du" xmlns:w16sdtdh="http://schemas.microsoft.com/office/word/2020/wordml/sdtdatahash" xmlns:w16sdtfl="http://schemas.microsoft.com/office/word/2024/wordml/sdtformatlock" xmlns:w16se="http://schemas.microsoft.com/office/word/2015/wordml/symex" xmlns:wpg="http://schemas.microsoft.com/office/word/2010/wordprocessingGroup" xmlns:wpi="http://schemas.microsoft.com/office/word/2010/wordprocessingInk" xmlns:wne="http://schemas.microsoft.com/office/word/2006/wordml" xmlns:wps="http://schemas.microsoft.com/office/word/2010/wordprocessingShape" mc:Ignorable="w14 w15 w16se w16cid w16 w16cex w16sdtdh w16sdtfl w16du wp14">
+<w:numbering xmlns:wpc="http://schemas.microsoft.com/office/word/2010/wordprocessingCanvas" xmlns:cx="http://schemas.microsoft.com/office/drawing/2014/chartex" xmlns:cx1="http://schemas.microsoft.com/office/drawing/2015/9/8/chartex" xmlns:cx2="http://schemas.microsoft.com/office/drawing/2015/10/21/chartex" xmlns:cx3="http://schemas.microsoft.com/office/drawing/2016/5/9/chartex" xmlns:cx4="http://schemas.microsoft.com/office/drawing/2016/5/10/chartex" xmlns:cx5="http://schemas.microsoft.com/office/drawing/2016/5/11/chartex" xmlns:cx6="http://schemas.microsoft.com/office/drawing/2016/5/12/chartex" xmlns:cx7="http://schemas.microsoft.com/office/drawing/2016/5/13/chartex" xmlns:cx8="http://schemas.microsoft.com/office/drawing/2016/5/14/chartex" xmlns:mc="http://schemas.openxmlformats.org/markup-compatibility/2006" xmlns:aink="http://schemas.microsoft.com/office/drawing/2016/ink" xmlns:am3d="http://schemas.microsoft.com/office/drawing/2017/model3d" xmlns:o="urn:schemas-microsoft-com:office:office" xmlns:oel="http://schemas.microsoft.com/office/2019/extlst" xmlns:r="http://schemas.openxmlformats.org/officeDocument/2006/relationships" xmlns:m="http://schemas.openxmlformats.org/officeDocument/2006/math" xmlns:v="urn:schemas-microsoft-com:vml" xmlns:wp14="http://schemas.microsoft.com/office/word/2010/wordprocessingDrawing" xmlns:wp="http://schemas.openxmlformats.org/drawingml/2006/wordprocessingDrawing" xmlns:w10="urn:schemas-microsoft-com:office:word" xmlns:w="http://schemas.openxmlformats.org/wordprocessingml/2006/main" xmlns:w14="http://schemas.microsoft.com/office/word/2010/wordml" xmlns:w15="http://schemas.microsoft.com/office/word/2012/wordml" xmlns:w16cex="http://schemas.microsoft.com/office/word/2018/wordml/cex" xmlns:w16cid="http://schemas.microsoft.com/office/word/2016/wordml/cid" xmlns:w16="http://schemas.microsoft.com/office/word/2018/wordml" xmlns:w16sdtdh="http://schemas.microsoft.com/office/word/2020/wordml/sdtdatahash" xmlns:w16se="http://schemas.microsoft.com/office/word/2015/wordml/symex" xmlns:wpg="http://schemas.microsoft.com/office/word/2010/wordprocessingGroup" xmlns:wpi="http://schemas.microsoft.com/office/word/2010/wordprocessingInk" xmlns:wne="http://schemas.microsoft.com/office/word/2006/wordml" xmlns:wps="http://schemas.microsoft.com/office/word/2010/wordprocessingShape" mc:Ignorable="w14 w15 w16se w16cid w16 w16cex w16sdtdh wp14">
   <w:abstractNum w:abstractNumId="0" w15:restartNumberingAfterBreak="0">
     <w:nsid w:val="FFFFFF7C"/>
     <w:multiLevelType w:val="singleLevel"/>
@@ -2519,6 +4968,155 @@
     </w:lvl>
   </w:abstractNum>
   <w:abstractNum w:abstractNumId="14" w15:restartNumberingAfterBreak="0">
+    <w:nsid w:val="16C95D94"/>
+    <w:multiLevelType w:val="multilevel"/>
+    <w:tmpl w:val="9E4AF3EC"/>
+    <w:lvl w:ilvl="0">
+      <w:start w:val="1"/>
+      <w:numFmt w:val="bullet"/>
+      <w:lvlText w:val=""/>
+      <w:lvlJc w:val="left"/>
+      <w:pPr>
+        <w:tabs>
+          <w:tab w:val="num" w:pos="720"/>
+        </w:tabs>
+        <w:ind w:left="720" w:hanging="360"/>
+      </w:pPr>
+      <w:rPr>
+        <w:rFonts w:ascii="Symbol" w:hAnsi="Symbol" w:hint="default"/>
+        <w:sz w:val="20"/>
+      </w:rPr>
+    </w:lvl>
+    <w:lvl w:ilvl="1" w:tentative="1">
+      <w:start w:val="1"/>
+      <w:numFmt w:val="bullet"/>
+      <w:lvlText w:val="o"/>
+      <w:lvlJc w:val="left"/>
+      <w:pPr>
+        <w:tabs>
+          <w:tab w:val="num" w:pos="1440"/>
+        </w:tabs>
+        <w:ind w:left="1440" w:hanging="360"/>
+      </w:pPr>
+      <w:rPr>
+        <w:rFonts w:ascii="Courier New" w:hAnsi="Courier New" w:hint="default"/>
+        <w:sz w:val="20"/>
+      </w:rPr>
+    </w:lvl>
+    <w:lvl w:ilvl="2" w:tentative="1">
+      <w:start w:val="1"/>
+      <w:numFmt w:val="bullet"/>
+      <w:lvlText w:val=""/>
+      <w:lvlJc w:val="left"/>
+      <w:pPr>
+        <w:tabs>
+          <w:tab w:val="num" w:pos="2160"/>
+        </w:tabs>
+        <w:ind w:left="2160" w:hanging="360"/>
+      </w:pPr>
+      <w:rPr>
+        <w:rFonts w:ascii="Wingdings" w:hAnsi="Wingdings" w:hint="default"/>
+        <w:sz w:val="20"/>
+      </w:rPr>
+    </w:lvl>
+    <w:lvl w:ilvl="3" w:tentative="1">
+      <w:start w:val="1"/>
+      <w:numFmt w:val="bullet"/>
+      <w:lvlText w:val=""/>
+      <w:lvlJc w:val="left"/>
+      <w:pPr>
+        <w:tabs>
+          <w:tab w:val="num" w:pos="2880"/>
+        </w:tabs>
+        <w:ind w:left="2880" w:hanging="360"/>
+      </w:pPr>
+      <w:rPr>
+        <w:rFonts w:ascii="Wingdings" w:hAnsi="Wingdings" w:hint="default"/>
+        <w:sz w:val="20"/>
+      </w:rPr>
+    </w:lvl>
+    <w:lvl w:ilvl="4" w:tentative="1">
+      <w:start w:val="1"/>
+      <w:numFmt w:val="bullet"/>
+      <w:lvlText w:val=""/>
+      <w:lvlJc w:val="left"/>
+      <w:pPr>
+        <w:tabs>
+          <w:tab w:val="num" w:pos="3600"/>
+        </w:tabs>
+        <w:ind w:left="3600" w:hanging="360"/>
+      </w:pPr>
+      <w:rPr>
+        <w:rFonts w:ascii="Wingdings" w:hAnsi="Wingdings" w:hint="default"/>
+        <w:sz w:val="20"/>
+      </w:rPr>
+    </w:lvl>
+    <w:lvl w:ilvl="5" w:tentative="1">
+      <w:start w:val="1"/>
+      <w:numFmt w:val="bullet"/>
+      <w:lvlText w:val=""/>
+      <w:lvlJc w:val="left"/>
+      <w:pPr>
+        <w:tabs>
+          <w:tab w:val="num" w:pos="4320"/>
+        </w:tabs>
+        <w:ind w:left="4320" w:hanging="360"/>
+      </w:pPr>
+      <w:rPr>
+        <w:rFonts w:ascii="Wingdings" w:hAnsi="Wingdings" w:hint="default"/>
+        <w:sz w:val="20"/>
+      </w:rPr>
+    </w:lvl>
+    <w:lvl w:ilvl="6" w:tentative="1">
+      <w:start w:val="1"/>
+      <w:numFmt w:val="bullet"/>
+      <w:lvlText w:val=""/>
+      <w:lvlJc w:val="left"/>
+      <w:pPr>
+        <w:tabs>
+          <w:tab w:val="num" w:pos="5040"/>
+        </w:tabs>
+        <w:ind w:left="5040" w:hanging="360"/>
+      </w:pPr>
+      <w:rPr>
+        <w:rFonts w:ascii="Wingdings" w:hAnsi="Wingdings" w:hint="default"/>
+        <w:sz w:val="20"/>
+      </w:rPr>
+    </w:lvl>
+    <w:lvl w:ilvl="7" w:tentative="1">
+      <w:start w:val="1"/>
+      <w:numFmt w:val="bullet"/>
+      <w:lvlText w:val=""/>
+      <w:lvlJc w:val="left"/>
+      <w:pPr>
+        <w:tabs>
+          <w:tab w:val="num" w:pos="5760"/>
+        </w:tabs>
+        <w:ind w:left="5760" w:hanging="360"/>
+      </w:pPr>
+      <w:rPr>
+        <w:rFonts w:ascii="Wingdings" w:hAnsi="Wingdings" w:hint="default"/>
+        <w:sz w:val="20"/>
+      </w:rPr>
+    </w:lvl>
+    <w:lvl w:ilvl="8" w:tentative="1">
+      <w:start w:val="1"/>
+      <w:numFmt w:val="bullet"/>
+      <w:lvlText w:val=""/>
+      <w:lvlJc w:val="left"/>
+      <w:pPr>
+        <w:tabs>
+          <w:tab w:val="num" w:pos="6480"/>
+        </w:tabs>
+        <w:ind w:left="6480" w:hanging="360"/>
+      </w:pPr>
+      <w:rPr>
+        <w:rFonts w:ascii="Wingdings" w:hAnsi="Wingdings" w:hint="default"/>
+        <w:sz w:val="20"/>
+      </w:rPr>
+    </w:lvl>
+  </w:abstractNum>
+  <w:abstractNum w:abstractNumId="15" w15:restartNumberingAfterBreak="0">
     <w:nsid w:val="1E9F7F25"/>
     <w:multiLevelType w:val="multilevel"/>
     <w:tmpl w:val="E1E80246"/>
@@ -2667,7 +5265,7 @@
       </w:rPr>
     </w:lvl>
   </w:abstractNum>
-  <w:abstractNum w:abstractNumId="15" w15:restartNumberingAfterBreak="0">
+  <w:abstractNum w:abstractNumId="16" w15:restartNumberingAfterBreak="0">
     <w:nsid w:val="1ED62621"/>
     <w:multiLevelType w:val="multilevel"/>
     <w:tmpl w:val="D3F4F50E"/>
@@ -2816,7 +5414,7 @@
       </w:rPr>
     </w:lvl>
   </w:abstractNum>
-  <w:abstractNum w:abstractNumId="16" w15:restartNumberingAfterBreak="0">
+  <w:abstractNum w:abstractNumId="17" w15:restartNumberingAfterBreak="0">
     <w:nsid w:val="2D431145"/>
     <w:multiLevelType w:val="multilevel"/>
     <w:tmpl w:val="4E0A63B8"/>
@@ -2965,7 +5563,7 @@
       </w:rPr>
     </w:lvl>
   </w:abstractNum>
-  <w:abstractNum w:abstractNumId="17" w15:restartNumberingAfterBreak="0">
+  <w:abstractNum w:abstractNumId="18" w15:restartNumberingAfterBreak="0">
     <w:nsid w:val="32453A29"/>
     <w:multiLevelType w:val="multilevel"/>
     <w:tmpl w:val="EDD20FDE"/>
@@ -3114,7 +5712,7 @@
       </w:rPr>
     </w:lvl>
   </w:abstractNum>
-  <w:abstractNum w:abstractNumId="18" w15:restartNumberingAfterBreak="0">
+  <w:abstractNum w:abstractNumId="19" w15:restartNumberingAfterBreak="0">
     <w:nsid w:val="42BD7C6F"/>
     <w:multiLevelType w:val="multilevel"/>
     <w:tmpl w:val="26F4EAF2"/>
@@ -3263,7 +5861,334 @@
       </w:rPr>
     </w:lvl>
   </w:abstractNum>
-  <w:abstractNum w:abstractNumId="19" w15:restartNumberingAfterBreak="0">
+  <w:abstractNum w:abstractNumId="20" w15:restartNumberingAfterBreak="0">
+    <w:nsid w:val="442A51AC"/>
+    <w:multiLevelType w:val="hybridMultilevel"/>
+    <w:tmpl w:val="CAE09946"/>
+    <w:lvl w:ilvl="0" w:tplc="040C000F">
+      <w:start w:val="1"/>
+      <w:numFmt w:val="decimal"/>
+      <w:lvlText w:val="%1."/>
+      <w:lvlJc w:val="left"/>
+      <w:pPr>
+        <w:ind w:left="720" w:hanging="360"/>
+      </w:pPr>
+      <w:rPr>
+        <w:rFonts w:hint="default"/>
+      </w:rPr>
+    </w:lvl>
+    <w:lvl w:ilvl="1" w:tplc="040C0019" w:tentative="1">
+      <w:start w:val="1"/>
+      <w:numFmt w:val="lowerLetter"/>
+      <w:lvlText w:val="%2."/>
+      <w:lvlJc w:val="left"/>
+      <w:pPr>
+        <w:ind w:left="1440" w:hanging="360"/>
+      </w:pPr>
+    </w:lvl>
+    <w:lvl w:ilvl="2" w:tplc="040C001B" w:tentative="1">
+      <w:start w:val="1"/>
+      <w:numFmt w:val="lowerRoman"/>
+      <w:lvlText w:val="%3."/>
+      <w:lvlJc w:val="right"/>
+      <w:pPr>
+        <w:ind w:left="2160" w:hanging="180"/>
+      </w:pPr>
+    </w:lvl>
+    <w:lvl w:ilvl="3" w:tplc="040C000F" w:tentative="1">
+      <w:start w:val="1"/>
+      <w:numFmt w:val="decimal"/>
+      <w:lvlText w:val="%4."/>
+      <w:lvlJc w:val="left"/>
+      <w:pPr>
+        <w:ind w:left="2880" w:hanging="360"/>
+      </w:pPr>
+    </w:lvl>
+    <w:lvl w:ilvl="4" w:tplc="040C0019" w:tentative="1">
+      <w:start w:val="1"/>
+      <w:numFmt w:val="lowerLetter"/>
+      <w:lvlText w:val="%5."/>
+      <w:lvlJc w:val="left"/>
+      <w:pPr>
+        <w:ind w:left="3600" w:hanging="360"/>
+      </w:pPr>
+    </w:lvl>
+    <w:lvl w:ilvl="5" w:tplc="040C001B" w:tentative="1">
+      <w:start w:val="1"/>
+      <w:numFmt w:val="lowerRoman"/>
+      <w:lvlText w:val="%6."/>
+      <w:lvlJc w:val="right"/>
+      <w:pPr>
+        <w:ind w:left="4320" w:hanging="180"/>
+      </w:pPr>
+    </w:lvl>
+    <w:lvl w:ilvl="6" w:tplc="040C000F" w:tentative="1">
+      <w:start w:val="1"/>
+      <w:numFmt w:val="decimal"/>
+      <w:lvlText w:val="%7."/>
+      <w:lvlJc w:val="left"/>
+      <w:pPr>
+        <w:ind w:left="5040" w:hanging="360"/>
+      </w:pPr>
+    </w:lvl>
+    <w:lvl w:ilvl="7" w:tplc="040C0019" w:tentative="1">
+      <w:start w:val="1"/>
+      <w:numFmt w:val="lowerLetter"/>
+      <w:lvlText w:val="%8."/>
+      <w:lvlJc w:val="left"/>
+      <w:pPr>
+        <w:ind w:left="5760" w:hanging="360"/>
+      </w:pPr>
+    </w:lvl>
+    <w:lvl w:ilvl="8" w:tplc="040C001B" w:tentative="1">
+      <w:start w:val="1"/>
+      <w:numFmt w:val="lowerRoman"/>
+      <w:lvlText w:val="%9."/>
+      <w:lvlJc w:val="right"/>
+      <w:pPr>
+        <w:ind w:left="6480" w:hanging="180"/>
+      </w:pPr>
+    </w:lvl>
+  </w:abstractNum>
+  <w:abstractNum w:abstractNumId="21" w15:restartNumberingAfterBreak="0">
+    <w:nsid w:val="4A572098"/>
+    <w:multiLevelType w:val="hybridMultilevel"/>
+    <w:tmpl w:val="4CBE9430"/>
+    <w:lvl w:ilvl="0" w:tplc="040C000F">
+      <w:start w:val="1"/>
+      <w:numFmt w:val="decimal"/>
+      <w:lvlText w:val="%1."/>
+      <w:lvlJc w:val="left"/>
+      <w:pPr>
+        <w:ind w:left="720" w:hanging="360"/>
+      </w:pPr>
+      <w:rPr>
+        <w:rFonts w:hint="default"/>
+      </w:rPr>
+    </w:lvl>
+    <w:lvl w:ilvl="1" w:tplc="040C0019" w:tentative="1">
+      <w:start w:val="1"/>
+      <w:numFmt w:val="lowerLetter"/>
+      <w:lvlText w:val="%2."/>
+      <w:lvlJc w:val="left"/>
+      <w:pPr>
+        <w:ind w:left="1440" w:hanging="360"/>
+      </w:pPr>
+    </w:lvl>
+    <w:lvl w:ilvl="2" w:tplc="040C001B" w:tentative="1">
+      <w:start w:val="1"/>
+      <w:numFmt w:val="lowerRoman"/>
+      <w:lvlText w:val="%3."/>
+      <w:lvlJc w:val="right"/>
+      <w:pPr>
+        <w:ind w:left="2160" w:hanging="180"/>
+      </w:pPr>
+    </w:lvl>
+    <w:lvl w:ilvl="3" w:tplc="040C000F" w:tentative="1">
+      <w:start w:val="1"/>
+      <w:numFmt w:val="decimal"/>
+      <w:lvlText w:val="%4."/>
+      <w:lvlJc w:val="left"/>
+      <w:pPr>
+        <w:ind w:left="2880" w:hanging="360"/>
+      </w:pPr>
+    </w:lvl>
+    <w:lvl w:ilvl="4" w:tplc="040C0019" w:tentative="1">
+      <w:start w:val="1"/>
+      <w:numFmt w:val="lowerLetter"/>
+      <w:lvlText w:val="%5."/>
+      <w:lvlJc w:val="left"/>
+      <w:pPr>
+        <w:ind w:left="3600" w:hanging="360"/>
+      </w:pPr>
+    </w:lvl>
+    <w:lvl w:ilvl="5" w:tplc="040C001B" w:tentative="1">
+      <w:start w:val="1"/>
+      <w:numFmt w:val="lowerRoman"/>
+      <w:lvlText w:val="%6."/>
+      <w:lvlJc w:val="right"/>
+      <w:pPr>
+        <w:ind w:left="4320" w:hanging="180"/>
+      </w:pPr>
+    </w:lvl>
+    <w:lvl w:ilvl="6" w:tplc="040C000F" w:tentative="1">
+      <w:start w:val="1"/>
+      <w:numFmt w:val="decimal"/>
+      <w:lvlText w:val="%7."/>
+      <w:lvlJc w:val="left"/>
+      <w:pPr>
+        <w:ind w:left="5040" w:hanging="360"/>
+      </w:pPr>
+    </w:lvl>
+    <w:lvl w:ilvl="7" w:tplc="040C0019" w:tentative="1">
+      <w:start w:val="1"/>
+      <w:numFmt w:val="lowerLetter"/>
+      <w:lvlText w:val="%8."/>
+      <w:lvlJc w:val="left"/>
+      <w:pPr>
+        <w:ind w:left="5760" w:hanging="360"/>
+      </w:pPr>
+    </w:lvl>
+    <w:lvl w:ilvl="8" w:tplc="040C001B" w:tentative="1">
+      <w:start w:val="1"/>
+      <w:numFmt w:val="lowerRoman"/>
+      <w:lvlText w:val="%9."/>
+      <w:lvlJc w:val="right"/>
+      <w:pPr>
+        <w:ind w:left="6480" w:hanging="180"/>
+      </w:pPr>
+    </w:lvl>
+  </w:abstractNum>
+  <w:abstractNum w:abstractNumId="22" w15:restartNumberingAfterBreak="0">
+    <w:nsid w:val="548E25F9"/>
+    <w:multiLevelType w:val="multilevel"/>
+    <w:tmpl w:val="EE8E6FFE"/>
+    <w:lvl w:ilvl="0">
+      <w:start w:val="1"/>
+      <w:numFmt w:val="bullet"/>
+      <w:lvlText w:val=""/>
+      <w:lvlJc w:val="left"/>
+      <w:pPr>
+        <w:tabs>
+          <w:tab w:val="num" w:pos="720"/>
+        </w:tabs>
+        <w:ind w:left="720" w:hanging="360"/>
+      </w:pPr>
+      <w:rPr>
+        <w:rFonts w:ascii="Symbol" w:hAnsi="Symbol" w:hint="default"/>
+        <w:sz w:val="20"/>
+      </w:rPr>
+    </w:lvl>
+    <w:lvl w:ilvl="1" w:tentative="1">
+      <w:start w:val="1"/>
+      <w:numFmt w:val="bullet"/>
+      <w:lvlText w:val="o"/>
+      <w:lvlJc w:val="left"/>
+      <w:pPr>
+        <w:tabs>
+          <w:tab w:val="num" w:pos="1440"/>
+        </w:tabs>
+        <w:ind w:left="1440" w:hanging="360"/>
+      </w:pPr>
+      <w:rPr>
+        <w:rFonts w:ascii="Courier New" w:hAnsi="Courier New" w:hint="default"/>
+        <w:sz w:val="20"/>
+      </w:rPr>
+    </w:lvl>
+    <w:lvl w:ilvl="2" w:tentative="1">
+      <w:start w:val="1"/>
+      <w:numFmt w:val="bullet"/>
+      <w:lvlText w:val=""/>
+      <w:lvlJc w:val="left"/>
+      <w:pPr>
+        <w:tabs>
+          <w:tab w:val="num" w:pos="2160"/>
+        </w:tabs>
+        <w:ind w:left="2160" w:hanging="360"/>
+      </w:pPr>
+      <w:rPr>
+        <w:rFonts w:ascii="Wingdings" w:hAnsi="Wingdings" w:hint="default"/>
+        <w:sz w:val="20"/>
+      </w:rPr>
+    </w:lvl>
+    <w:lvl w:ilvl="3" w:tentative="1">
+      <w:start w:val="1"/>
+      <w:numFmt w:val="bullet"/>
+      <w:lvlText w:val=""/>
+      <w:lvlJc w:val="left"/>
+      <w:pPr>
+        <w:tabs>
+          <w:tab w:val="num" w:pos="2880"/>
+        </w:tabs>
+        <w:ind w:left="2880" w:hanging="360"/>
+      </w:pPr>
+      <w:rPr>
+        <w:rFonts w:ascii="Wingdings" w:hAnsi="Wingdings" w:hint="default"/>
+        <w:sz w:val="20"/>
+      </w:rPr>
+    </w:lvl>
+    <w:lvl w:ilvl="4" w:tentative="1">
+      <w:start w:val="1"/>
+      <w:numFmt w:val="bullet"/>
+      <w:lvlText w:val=""/>
+      <w:lvlJc w:val="left"/>
+      <w:pPr>
+        <w:tabs>
+          <w:tab w:val="num" w:pos="3600"/>
+        </w:tabs>
+        <w:ind w:left="3600" w:hanging="360"/>
+      </w:pPr>
+      <w:rPr>
+        <w:rFonts w:ascii="Wingdings" w:hAnsi="Wingdings" w:hint="default"/>
+        <w:sz w:val="20"/>
+      </w:rPr>
+    </w:lvl>
+    <w:lvl w:ilvl="5" w:tentative="1">
+      <w:start w:val="1"/>
+      <w:numFmt w:val="bullet"/>
+      <w:lvlText w:val=""/>
+      <w:lvlJc w:val="left"/>
+      <w:pPr>
+        <w:tabs>
+          <w:tab w:val="num" w:pos="4320"/>
+        </w:tabs>
+        <w:ind w:left="4320" w:hanging="360"/>
+      </w:pPr>
+      <w:rPr>
+        <w:rFonts w:ascii="Wingdings" w:hAnsi="Wingdings" w:hint="default"/>
+        <w:sz w:val="20"/>
+      </w:rPr>
+    </w:lvl>
+    <w:lvl w:ilvl="6" w:tentative="1">
+      <w:start w:val="1"/>
+      <w:numFmt w:val="bullet"/>
+      <w:lvlText w:val=""/>
+      <w:lvlJc w:val="left"/>
+      <w:pPr>
+        <w:tabs>
+          <w:tab w:val="num" w:pos="5040"/>
+        </w:tabs>
+        <w:ind w:left="5040" w:hanging="360"/>
+      </w:pPr>
+      <w:rPr>
+        <w:rFonts w:ascii="Wingdings" w:hAnsi="Wingdings" w:hint="default"/>
+        <w:sz w:val="20"/>
+      </w:rPr>
+    </w:lvl>
+    <w:lvl w:ilvl="7" w:tentative="1">
+      <w:start w:val="1"/>
+      <w:numFmt w:val="bullet"/>
+      <w:lvlText w:val=""/>
+      <w:lvlJc w:val="left"/>
+      <w:pPr>
+        <w:tabs>
+          <w:tab w:val="num" w:pos="5760"/>
+        </w:tabs>
+        <w:ind w:left="5760" w:hanging="360"/>
+      </w:pPr>
+      <w:rPr>
+        <w:rFonts w:ascii="Wingdings" w:hAnsi="Wingdings" w:hint="default"/>
+        <w:sz w:val="20"/>
+      </w:rPr>
+    </w:lvl>
+    <w:lvl w:ilvl="8" w:tentative="1">
+      <w:start w:val="1"/>
+      <w:numFmt w:val="bullet"/>
+      <w:lvlText w:val=""/>
+      <w:lvlJc w:val="left"/>
+      <w:pPr>
+        <w:tabs>
+          <w:tab w:val="num" w:pos="6480"/>
+        </w:tabs>
+        <w:ind w:left="6480" w:hanging="360"/>
+      </w:pPr>
+      <w:rPr>
+        <w:rFonts w:ascii="Wingdings" w:hAnsi="Wingdings" w:hint="default"/>
+        <w:sz w:val="20"/>
+      </w:rPr>
+    </w:lvl>
+  </w:abstractNum>
+  <w:abstractNum w:abstractNumId="23" w15:restartNumberingAfterBreak="0">
     <w:nsid w:val="54AC1F7B"/>
     <w:multiLevelType w:val="multilevel"/>
     <w:tmpl w:val="D388C612"/>
@@ -3412,7 +6337,752 @@
       </w:rPr>
     </w:lvl>
   </w:abstractNum>
-  <w:abstractNum w:abstractNumId="20" w15:restartNumberingAfterBreak="0">
+  <w:abstractNum w:abstractNumId="24" w15:restartNumberingAfterBreak="0">
+    <w:nsid w:val="5BCE2F5D"/>
+    <w:multiLevelType w:val="multilevel"/>
+    <w:tmpl w:val="85FA685A"/>
+    <w:lvl w:ilvl="0">
+      <w:start w:val="1"/>
+      <w:numFmt w:val="bullet"/>
+      <w:lvlText w:val=""/>
+      <w:lvlJc w:val="left"/>
+      <w:pPr>
+        <w:tabs>
+          <w:tab w:val="num" w:pos="720"/>
+        </w:tabs>
+        <w:ind w:left="720" w:hanging="360"/>
+      </w:pPr>
+      <w:rPr>
+        <w:rFonts w:ascii="Symbol" w:hAnsi="Symbol" w:hint="default"/>
+        <w:sz w:val="20"/>
+      </w:rPr>
+    </w:lvl>
+    <w:lvl w:ilvl="1">
+      <w:start w:val="1"/>
+      <w:numFmt w:val="bullet"/>
+      <w:lvlText w:val="o"/>
+      <w:lvlJc w:val="left"/>
+      <w:pPr>
+        <w:tabs>
+          <w:tab w:val="num" w:pos="1440"/>
+        </w:tabs>
+        <w:ind w:left="1440" w:hanging="360"/>
+      </w:pPr>
+      <w:rPr>
+        <w:rFonts w:ascii="Courier New" w:hAnsi="Courier New" w:hint="default"/>
+        <w:sz w:val="20"/>
+      </w:rPr>
+    </w:lvl>
+    <w:lvl w:ilvl="2" w:tentative="1">
+      <w:start w:val="1"/>
+      <w:numFmt w:val="bullet"/>
+      <w:lvlText w:val=""/>
+      <w:lvlJc w:val="left"/>
+      <w:pPr>
+        <w:tabs>
+          <w:tab w:val="num" w:pos="2160"/>
+        </w:tabs>
+        <w:ind w:left="2160" w:hanging="360"/>
+      </w:pPr>
+      <w:rPr>
+        <w:rFonts w:ascii="Wingdings" w:hAnsi="Wingdings" w:hint="default"/>
+        <w:sz w:val="20"/>
+      </w:rPr>
+    </w:lvl>
+    <w:lvl w:ilvl="3" w:tentative="1">
+      <w:start w:val="1"/>
+      <w:numFmt w:val="bullet"/>
+      <w:lvlText w:val=""/>
+      <w:lvlJc w:val="left"/>
+      <w:pPr>
+        <w:tabs>
+          <w:tab w:val="num" w:pos="2880"/>
+        </w:tabs>
+        <w:ind w:left="2880" w:hanging="360"/>
+      </w:pPr>
+      <w:rPr>
+        <w:rFonts w:ascii="Wingdings" w:hAnsi="Wingdings" w:hint="default"/>
+        <w:sz w:val="20"/>
+      </w:rPr>
+    </w:lvl>
+    <w:lvl w:ilvl="4" w:tentative="1">
+      <w:start w:val="1"/>
+      <w:numFmt w:val="bullet"/>
+      <w:lvlText w:val=""/>
+      <w:lvlJc w:val="left"/>
+      <w:pPr>
+        <w:tabs>
+          <w:tab w:val="num" w:pos="3600"/>
+        </w:tabs>
+        <w:ind w:left="3600" w:hanging="360"/>
+      </w:pPr>
+      <w:rPr>
+        <w:rFonts w:ascii="Wingdings" w:hAnsi="Wingdings" w:hint="default"/>
+        <w:sz w:val="20"/>
+      </w:rPr>
+    </w:lvl>
+    <w:lvl w:ilvl="5" w:tentative="1">
+      <w:start w:val="1"/>
+      <w:numFmt w:val="bullet"/>
+      <w:lvlText w:val=""/>
+      <w:lvlJc w:val="left"/>
+      <w:pPr>
+        <w:tabs>
+          <w:tab w:val="num" w:pos="4320"/>
+        </w:tabs>
+        <w:ind w:left="4320" w:hanging="360"/>
+      </w:pPr>
+      <w:rPr>
+        <w:rFonts w:ascii="Wingdings" w:hAnsi="Wingdings" w:hint="default"/>
+        <w:sz w:val="20"/>
+      </w:rPr>
+    </w:lvl>
+    <w:lvl w:ilvl="6" w:tentative="1">
+      <w:start w:val="1"/>
+      <w:numFmt w:val="bullet"/>
+      <w:lvlText w:val=""/>
+      <w:lvlJc w:val="left"/>
+      <w:pPr>
+        <w:tabs>
+          <w:tab w:val="num" w:pos="5040"/>
+        </w:tabs>
+        <w:ind w:left="5040" w:hanging="360"/>
+      </w:pPr>
+      <w:rPr>
+        <w:rFonts w:ascii="Wingdings" w:hAnsi="Wingdings" w:hint="default"/>
+        <w:sz w:val="20"/>
+      </w:rPr>
+    </w:lvl>
+    <w:lvl w:ilvl="7" w:tentative="1">
+      <w:start w:val="1"/>
+      <w:numFmt w:val="bullet"/>
+      <w:lvlText w:val=""/>
+      <w:lvlJc w:val="left"/>
+      <w:pPr>
+        <w:tabs>
+          <w:tab w:val="num" w:pos="5760"/>
+        </w:tabs>
+        <w:ind w:left="5760" w:hanging="360"/>
+      </w:pPr>
+      <w:rPr>
+        <w:rFonts w:ascii="Wingdings" w:hAnsi="Wingdings" w:hint="default"/>
+        <w:sz w:val="20"/>
+      </w:rPr>
+    </w:lvl>
+    <w:lvl w:ilvl="8" w:tentative="1">
+      <w:start w:val="1"/>
+      <w:numFmt w:val="bullet"/>
+      <w:lvlText w:val=""/>
+      <w:lvlJc w:val="left"/>
+      <w:pPr>
+        <w:tabs>
+          <w:tab w:val="num" w:pos="6480"/>
+        </w:tabs>
+        <w:ind w:left="6480" w:hanging="360"/>
+      </w:pPr>
+      <w:rPr>
+        <w:rFonts w:ascii="Wingdings" w:hAnsi="Wingdings" w:hint="default"/>
+        <w:sz w:val="20"/>
+      </w:rPr>
+    </w:lvl>
+  </w:abstractNum>
+  <w:abstractNum w:abstractNumId="25" w15:restartNumberingAfterBreak="0">
+    <w:nsid w:val="617D489D"/>
+    <w:multiLevelType w:val="multilevel"/>
+    <w:tmpl w:val="EC5E68F4"/>
+    <w:lvl w:ilvl="0">
+      <w:start w:val="1"/>
+      <w:numFmt w:val="bullet"/>
+      <w:lvlText w:val=""/>
+      <w:lvlJc w:val="left"/>
+      <w:pPr>
+        <w:tabs>
+          <w:tab w:val="num" w:pos="720"/>
+        </w:tabs>
+        <w:ind w:left="720" w:hanging="360"/>
+      </w:pPr>
+      <w:rPr>
+        <w:rFonts w:ascii="Symbol" w:hAnsi="Symbol" w:hint="default"/>
+        <w:sz w:val="20"/>
+      </w:rPr>
+    </w:lvl>
+    <w:lvl w:ilvl="1" w:tentative="1">
+      <w:start w:val="1"/>
+      <w:numFmt w:val="bullet"/>
+      <w:lvlText w:val="o"/>
+      <w:lvlJc w:val="left"/>
+      <w:pPr>
+        <w:tabs>
+          <w:tab w:val="num" w:pos="1440"/>
+        </w:tabs>
+        <w:ind w:left="1440" w:hanging="360"/>
+      </w:pPr>
+      <w:rPr>
+        <w:rFonts w:ascii="Courier New" w:hAnsi="Courier New" w:hint="default"/>
+        <w:sz w:val="20"/>
+      </w:rPr>
+    </w:lvl>
+    <w:lvl w:ilvl="2" w:tentative="1">
+      <w:start w:val="1"/>
+      <w:numFmt w:val="bullet"/>
+      <w:lvlText w:val=""/>
+      <w:lvlJc w:val="left"/>
+      <w:pPr>
+        <w:tabs>
+          <w:tab w:val="num" w:pos="2160"/>
+        </w:tabs>
+        <w:ind w:left="2160" w:hanging="360"/>
+      </w:pPr>
+      <w:rPr>
+        <w:rFonts w:ascii="Wingdings" w:hAnsi="Wingdings" w:hint="default"/>
+        <w:sz w:val="20"/>
+      </w:rPr>
+    </w:lvl>
+    <w:lvl w:ilvl="3" w:tentative="1">
+      <w:start w:val="1"/>
+      <w:numFmt w:val="bullet"/>
+      <w:lvlText w:val=""/>
+      <w:lvlJc w:val="left"/>
+      <w:pPr>
+        <w:tabs>
+          <w:tab w:val="num" w:pos="2880"/>
+        </w:tabs>
+        <w:ind w:left="2880" w:hanging="360"/>
+      </w:pPr>
+      <w:rPr>
+        <w:rFonts w:ascii="Wingdings" w:hAnsi="Wingdings" w:hint="default"/>
+        <w:sz w:val="20"/>
+      </w:rPr>
+    </w:lvl>
+    <w:lvl w:ilvl="4" w:tentative="1">
+      <w:start w:val="1"/>
+      <w:numFmt w:val="bullet"/>
+      <w:lvlText w:val=""/>
+      <w:lvlJc w:val="left"/>
+      <w:pPr>
+        <w:tabs>
+          <w:tab w:val="num" w:pos="3600"/>
+        </w:tabs>
+        <w:ind w:left="3600" w:hanging="360"/>
+      </w:pPr>
+      <w:rPr>
+        <w:rFonts w:ascii="Wingdings" w:hAnsi="Wingdings" w:hint="default"/>
+        <w:sz w:val="20"/>
+      </w:rPr>
+    </w:lvl>
+    <w:lvl w:ilvl="5" w:tentative="1">
+      <w:start w:val="1"/>
+      <w:numFmt w:val="bullet"/>
+      <w:lvlText w:val=""/>
+      <w:lvlJc w:val="left"/>
+      <w:pPr>
+        <w:tabs>
+          <w:tab w:val="num" w:pos="4320"/>
+        </w:tabs>
+        <w:ind w:left="4320" w:hanging="360"/>
+      </w:pPr>
+      <w:rPr>
+        <w:rFonts w:ascii="Wingdings" w:hAnsi="Wingdings" w:hint="default"/>
+        <w:sz w:val="20"/>
+      </w:rPr>
+    </w:lvl>
+    <w:lvl w:ilvl="6" w:tentative="1">
+      <w:start w:val="1"/>
+      <w:numFmt w:val="bullet"/>
+      <w:lvlText w:val=""/>
+      <w:lvlJc w:val="left"/>
+      <w:pPr>
+        <w:tabs>
+          <w:tab w:val="num" w:pos="5040"/>
+        </w:tabs>
+        <w:ind w:left="5040" w:hanging="360"/>
+      </w:pPr>
+      <w:rPr>
+        <w:rFonts w:ascii="Wingdings" w:hAnsi="Wingdings" w:hint="default"/>
+        <w:sz w:val="20"/>
+      </w:rPr>
+    </w:lvl>
+    <w:lvl w:ilvl="7" w:tentative="1">
+      <w:start w:val="1"/>
+      <w:numFmt w:val="bullet"/>
+      <w:lvlText w:val=""/>
+      <w:lvlJc w:val="left"/>
+      <w:pPr>
+        <w:tabs>
+          <w:tab w:val="num" w:pos="5760"/>
+        </w:tabs>
+        <w:ind w:left="5760" w:hanging="360"/>
+      </w:pPr>
+      <w:rPr>
+        <w:rFonts w:ascii="Wingdings" w:hAnsi="Wingdings" w:hint="default"/>
+        <w:sz w:val="20"/>
+      </w:rPr>
+    </w:lvl>
+    <w:lvl w:ilvl="8" w:tentative="1">
+      <w:start w:val="1"/>
+      <w:numFmt w:val="bullet"/>
+      <w:lvlText w:val=""/>
+      <w:lvlJc w:val="left"/>
+      <w:pPr>
+        <w:tabs>
+          <w:tab w:val="num" w:pos="6480"/>
+        </w:tabs>
+        <w:ind w:left="6480" w:hanging="360"/>
+      </w:pPr>
+      <w:rPr>
+        <w:rFonts w:ascii="Wingdings" w:hAnsi="Wingdings" w:hint="default"/>
+        <w:sz w:val="20"/>
+      </w:rPr>
+    </w:lvl>
+  </w:abstractNum>
+  <w:abstractNum w:abstractNumId="26" w15:restartNumberingAfterBreak="0">
+    <w:nsid w:val="637D73D5"/>
+    <w:multiLevelType w:val="multilevel"/>
+    <w:tmpl w:val="E95E65D6"/>
+    <w:lvl w:ilvl="0">
+      <w:start w:val="1"/>
+      <w:numFmt w:val="bullet"/>
+      <w:lvlText w:val=""/>
+      <w:lvlJc w:val="left"/>
+      <w:pPr>
+        <w:tabs>
+          <w:tab w:val="num" w:pos="720"/>
+        </w:tabs>
+        <w:ind w:left="720" w:hanging="360"/>
+      </w:pPr>
+      <w:rPr>
+        <w:rFonts w:ascii="Symbol" w:hAnsi="Symbol" w:hint="default"/>
+        <w:sz w:val="20"/>
+      </w:rPr>
+    </w:lvl>
+    <w:lvl w:ilvl="1">
+      <w:start w:val="1"/>
+      <w:numFmt w:val="bullet"/>
+      <w:lvlText w:val="o"/>
+      <w:lvlJc w:val="left"/>
+      <w:pPr>
+        <w:tabs>
+          <w:tab w:val="num" w:pos="1440"/>
+        </w:tabs>
+        <w:ind w:left="1440" w:hanging="360"/>
+      </w:pPr>
+      <w:rPr>
+        <w:rFonts w:ascii="Courier New" w:hAnsi="Courier New" w:hint="default"/>
+        <w:sz w:val="20"/>
+      </w:rPr>
+    </w:lvl>
+    <w:lvl w:ilvl="2" w:tentative="1">
+      <w:start w:val="1"/>
+      <w:numFmt w:val="bullet"/>
+      <w:lvlText w:val=""/>
+      <w:lvlJc w:val="left"/>
+      <w:pPr>
+        <w:tabs>
+          <w:tab w:val="num" w:pos="2160"/>
+        </w:tabs>
+        <w:ind w:left="2160" w:hanging="360"/>
+      </w:pPr>
+      <w:rPr>
+        <w:rFonts w:ascii="Wingdings" w:hAnsi="Wingdings" w:hint="default"/>
+        <w:sz w:val="20"/>
+      </w:rPr>
+    </w:lvl>
+    <w:lvl w:ilvl="3" w:tentative="1">
+      <w:start w:val="1"/>
+      <w:numFmt w:val="bullet"/>
+      <w:lvlText w:val=""/>
+      <w:lvlJc w:val="left"/>
+      <w:pPr>
+        <w:tabs>
+          <w:tab w:val="num" w:pos="2880"/>
+        </w:tabs>
+        <w:ind w:left="2880" w:hanging="360"/>
+      </w:pPr>
+      <w:rPr>
+        <w:rFonts w:ascii="Wingdings" w:hAnsi="Wingdings" w:hint="default"/>
+        <w:sz w:val="20"/>
+      </w:rPr>
+    </w:lvl>
+    <w:lvl w:ilvl="4" w:tentative="1">
+      <w:start w:val="1"/>
+      <w:numFmt w:val="bullet"/>
+      <w:lvlText w:val=""/>
+      <w:lvlJc w:val="left"/>
+      <w:pPr>
+        <w:tabs>
+          <w:tab w:val="num" w:pos="3600"/>
+        </w:tabs>
+        <w:ind w:left="3600" w:hanging="360"/>
+      </w:pPr>
+      <w:rPr>
+        <w:rFonts w:ascii="Wingdings" w:hAnsi="Wingdings" w:hint="default"/>
+        <w:sz w:val="20"/>
+      </w:rPr>
+    </w:lvl>
+    <w:lvl w:ilvl="5" w:tentative="1">
+      <w:start w:val="1"/>
+      <w:numFmt w:val="bullet"/>
+      <w:lvlText w:val=""/>
+      <w:lvlJc w:val="left"/>
+      <w:pPr>
+        <w:tabs>
+          <w:tab w:val="num" w:pos="4320"/>
+        </w:tabs>
+        <w:ind w:left="4320" w:hanging="360"/>
+      </w:pPr>
+      <w:rPr>
+        <w:rFonts w:ascii="Wingdings" w:hAnsi="Wingdings" w:hint="default"/>
+        <w:sz w:val="20"/>
+      </w:rPr>
+    </w:lvl>
+    <w:lvl w:ilvl="6" w:tentative="1">
+      <w:start w:val="1"/>
+      <w:numFmt w:val="bullet"/>
+      <w:lvlText w:val=""/>
+      <w:lvlJc w:val="left"/>
+      <w:pPr>
+        <w:tabs>
+          <w:tab w:val="num" w:pos="5040"/>
+        </w:tabs>
+        <w:ind w:left="5040" w:hanging="360"/>
+      </w:pPr>
+      <w:rPr>
+        <w:rFonts w:ascii="Wingdings" w:hAnsi="Wingdings" w:hint="default"/>
+        <w:sz w:val="20"/>
+      </w:rPr>
+    </w:lvl>
+    <w:lvl w:ilvl="7" w:tentative="1">
+      <w:start w:val="1"/>
+      <w:numFmt w:val="bullet"/>
+      <w:lvlText w:val=""/>
+      <w:lvlJc w:val="left"/>
+      <w:pPr>
+        <w:tabs>
+          <w:tab w:val="num" w:pos="5760"/>
+        </w:tabs>
+        <w:ind w:left="5760" w:hanging="360"/>
+      </w:pPr>
+      <w:rPr>
+        <w:rFonts w:ascii="Wingdings" w:hAnsi="Wingdings" w:hint="default"/>
+        <w:sz w:val="20"/>
+      </w:rPr>
+    </w:lvl>
+    <w:lvl w:ilvl="8" w:tentative="1">
+      <w:start w:val="1"/>
+      <w:numFmt w:val="bullet"/>
+      <w:lvlText w:val=""/>
+      <w:lvlJc w:val="left"/>
+      <w:pPr>
+        <w:tabs>
+          <w:tab w:val="num" w:pos="6480"/>
+        </w:tabs>
+        <w:ind w:left="6480" w:hanging="360"/>
+      </w:pPr>
+      <w:rPr>
+        <w:rFonts w:ascii="Wingdings" w:hAnsi="Wingdings" w:hint="default"/>
+        <w:sz w:val="20"/>
+      </w:rPr>
+    </w:lvl>
+  </w:abstractNum>
+  <w:abstractNum w:abstractNumId="27" w15:restartNumberingAfterBreak="0">
+    <w:nsid w:val="655A7D1A"/>
+    <w:multiLevelType w:val="multilevel"/>
+    <w:tmpl w:val="67DCCC4E"/>
+    <w:lvl w:ilvl="0">
+      <w:start w:val="1"/>
+      <w:numFmt w:val="bullet"/>
+      <w:lvlText w:val=""/>
+      <w:lvlJc w:val="left"/>
+      <w:pPr>
+        <w:tabs>
+          <w:tab w:val="num" w:pos="720"/>
+        </w:tabs>
+        <w:ind w:left="720" w:hanging="360"/>
+      </w:pPr>
+      <w:rPr>
+        <w:rFonts w:ascii="Symbol" w:hAnsi="Symbol" w:hint="default"/>
+        <w:sz w:val="20"/>
+      </w:rPr>
+    </w:lvl>
+    <w:lvl w:ilvl="1" w:tentative="1">
+      <w:start w:val="1"/>
+      <w:numFmt w:val="bullet"/>
+      <w:lvlText w:val="o"/>
+      <w:lvlJc w:val="left"/>
+      <w:pPr>
+        <w:tabs>
+          <w:tab w:val="num" w:pos="1440"/>
+        </w:tabs>
+        <w:ind w:left="1440" w:hanging="360"/>
+      </w:pPr>
+      <w:rPr>
+        <w:rFonts w:ascii="Courier New" w:hAnsi="Courier New" w:hint="default"/>
+        <w:sz w:val="20"/>
+      </w:rPr>
+    </w:lvl>
+    <w:lvl w:ilvl="2" w:tentative="1">
+      <w:start w:val="1"/>
+      <w:numFmt w:val="bullet"/>
+      <w:lvlText w:val=""/>
+      <w:lvlJc w:val="left"/>
+      <w:pPr>
+        <w:tabs>
+          <w:tab w:val="num" w:pos="2160"/>
+        </w:tabs>
+        <w:ind w:left="2160" w:hanging="360"/>
+      </w:pPr>
+      <w:rPr>
+        <w:rFonts w:ascii="Wingdings" w:hAnsi="Wingdings" w:hint="default"/>
+        <w:sz w:val="20"/>
+      </w:rPr>
+    </w:lvl>
+    <w:lvl w:ilvl="3" w:tentative="1">
+      <w:start w:val="1"/>
+      <w:numFmt w:val="bullet"/>
+      <w:lvlText w:val=""/>
+      <w:lvlJc w:val="left"/>
+      <w:pPr>
+        <w:tabs>
+          <w:tab w:val="num" w:pos="2880"/>
+        </w:tabs>
+        <w:ind w:left="2880" w:hanging="360"/>
+      </w:pPr>
+      <w:rPr>
+        <w:rFonts w:ascii="Wingdings" w:hAnsi="Wingdings" w:hint="default"/>
+        <w:sz w:val="20"/>
+      </w:rPr>
+    </w:lvl>
+    <w:lvl w:ilvl="4" w:tentative="1">
+      <w:start w:val="1"/>
+      <w:numFmt w:val="bullet"/>
+      <w:lvlText w:val=""/>
+      <w:lvlJc w:val="left"/>
+      <w:pPr>
+        <w:tabs>
+          <w:tab w:val="num" w:pos="3600"/>
+        </w:tabs>
+        <w:ind w:left="3600" w:hanging="360"/>
+      </w:pPr>
+      <w:rPr>
+        <w:rFonts w:ascii="Wingdings" w:hAnsi="Wingdings" w:hint="default"/>
+        <w:sz w:val="20"/>
+      </w:rPr>
+    </w:lvl>
+    <w:lvl w:ilvl="5" w:tentative="1">
+      <w:start w:val="1"/>
+      <w:numFmt w:val="bullet"/>
+      <w:lvlText w:val=""/>
+      <w:lvlJc w:val="left"/>
+      <w:pPr>
+        <w:tabs>
+          <w:tab w:val="num" w:pos="4320"/>
+        </w:tabs>
+        <w:ind w:left="4320" w:hanging="360"/>
+      </w:pPr>
+      <w:rPr>
+        <w:rFonts w:ascii="Wingdings" w:hAnsi="Wingdings" w:hint="default"/>
+        <w:sz w:val="20"/>
+      </w:rPr>
+    </w:lvl>
+    <w:lvl w:ilvl="6" w:tentative="1">
+      <w:start w:val="1"/>
+      <w:numFmt w:val="bullet"/>
+      <w:lvlText w:val=""/>
+      <w:lvlJc w:val="left"/>
+      <w:pPr>
+        <w:tabs>
+          <w:tab w:val="num" w:pos="5040"/>
+        </w:tabs>
+        <w:ind w:left="5040" w:hanging="360"/>
+      </w:pPr>
+      <w:rPr>
+        <w:rFonts w:ascii="Wingdings" w:hAnsi="Wingdings" w:hint="default"/>
+        <w:sz w:val="20"/>
+      </w:rPr>
+    </w:lvl>
+    <w:lvl w:ilvl="7" w:tentative="1">
+      <w:start w:val="1"/>
+      <w:numFmt w:val="bullet"/>
+      <w:lvlText w:val=""/>
+      <w:lvlJc w:val="left"/>
+      <w:pPr>
+        <w:tabs>
+          <w:tab w:val="num" w:pos="5760"/>
+        </w:tabs>
+        <w:ind w:left="5760" w:hanging="360"/>
+      </w:pPr>
+      <w:rPr>
+        <w:rFonts w:ascii="Wingdings" w:hAnsi="Wingdings" w:hint="default"/>
+        <w:sz w:val="20"/>
+      </w:rPr>
+    </w:lvl>
+    <w:lvl w:ilvl="8" w:tentative="1">
+      <w:start w:val="1"/>
+      <w:numFmt w:val="bullet"/>
+      <w:lvlText w:val=""/>
+      <w:lvlJc w:val="left"/>
+      <w:pPr>
+        <w:tabs>
+          <w:tab w:val="num" w:pos="6480"/>
+        </w:tabs>
+        <w:ind w:left="6480" w:hanging="360"/>
+      </w:pPr>
+      <w:rPr>
+        <w:rFonts w:ascii="Wingdings" w:hAnsi="Wingdings" w:hint="default"/>
+        <w:sz w:val="20"/>
+      </w:rPr>
+    </w:lvl>
+  </w:abstractNum>
+  <w:abstractNum w:abstractNumId="28" w15:restartNumberingAfterBreak="0">
+    <w:nsid w:val="69F8129C"/>
+    <w:multiLevelType w:val="multilevel"/>
+    <w:tmpl w:val="535C75E4"/>
+    <w:lvl w:ilvl="0">
+      <w:start w:val="1"/>
+      <w:numFmt w:val="bullet"/>
+      <w:lvlText w:val=""/>
+      <w:lvlJc w:val="left"/>
+      <w:pPr>
+        <w:tabs>
+          <w:tab w:val="num" w:pos="720"/>
+        </w:tabs>
+        <w:ind w:left="720" w:hanging="360"/>
+      </w:pPr>
+      <w:rPr>
+        <w:rFonts w:ascii="Symbol" w:hAnsi="Symbol" w:hint="default"/>
+        <w:sz w:val="20"/>
+      </w:rPr>
+    </w:lvl>
+    <w:lvl w:ilvl="1" w:tentative="1">
+      <w:start w:val="1"/>
+      <w:numFmt w:val="bullet"/>
+      <w:lvlText w:val="o"/>
+      <w:lvlJc w:val="left"/>
+      <w:pPr>
+        <w:tabs>
+          <w:tab w:val="num" w:pos="1440"/>
+        </w:tabs>
+        <w:ind w:left="1440" w:hanging="360"/>
+      </w:pPr>
+      <w:rPr>
+        <w:rFonts w:ascii="Courier New" w:hAnsi="Courier New" w:hint="default"/>
+        <w:sz w:val="20"/>
+      </w:rPr>
+    </w:lvl>
+    <w:lvl w:ilvl="2" w:tentative="1">
+      <w:start w:val="1"/>
+      <w:numFmt w:val="bullet"/>
+      <w:lvlText w:val=""/>
+      <w:lvlJc w:val="left"/>
+      <w:pPr>
+        <w:tabs>
+          <w:tab w:val="num" w:pos="2160"/>
+        </w:tabs>
+        <w:ind w:left="2160" w:hanging="360"/>
+      </w:pPr>
+      <w:rPr>
+        <w:rFonts w:ascii="Wingdings" w:hAnsi="Wingdings" w:hint="default"/>
+        <w:sz w:val="20"/>
+      </w:rPr>
+    </w:lvl>
+    <w:lvl w:ilvl="3" w:tentative="1">
+      <w:start w:val="1"/>
+      <w:numFmt w:val="bullet"/>
+      <w:lvlText w:val=""/>
+      <w:lvlJc w:val="left"/>
+      <w:pPr>
+        <w:tabs>
+          <w:tab w:val="num" w:pos="2880"/>
+        </w:tabs>
+        <w:ind w:left="2880" w:hanging="360"/>
+      </w:pPr>
+      <w:rPr>
+        <w:rFonts w:ascii="Wingdings" w:hAnsi="Wingdings" w:hint="default"/>
+        <w:sz w:val="20"/>
+      </w:rPr>
+    </w:lvl>
+    <w:lvl w:ilvl="4" w:tentative="1">
+      <w:start w:val="1"/>
+      <w:numFmt w:val="bullet"/>
+      <w:lvlText w:val=""/>
+      <w:lvlJc w:val="left"/>
+      <w:pPr>
+        <w:tabs>
+          <w:tab w:val="num" w:pos="3600"/>
+        </w:tabs>
+        <w:ind w:left="3600" w:hanging="360"/>
+      </w:pPr>
+      <w:rPr>
+        <w:rFonts w:ascii="Wingdings" w:hAnsi="Wingdings" w:hint="default"/>
+        <w:sz w:val="20"/>
+      </w:rPr>
+    </w:lvl>
+    <w:lvl w:ilvl="5" w:tentative="1">
+      <w:start w:val="1"/>
+      <w:numFmt w:val="bullet"/>
+      <w:lvlText w:val=""/>
+      <w:lvlJc w:val="left"/>
+      <w:pPr>
+        <w:tabs>
+          <w:tab w:val="num" w:pos="4320"/>
+        </w:tabs>
+        <w:ind w:left="4320" w:hanging="360"/>
+      </w:pPr>
+      <w:rPr>
+        <w:rFonts w:ascii="Wingdings" w:hAnsi="Wingdings" w:hint="default"/>
+        <w:sz w:val="20"/>
+      </w:rPr>
+    </w:lvl>
+    <w:lvl w:ilvl="6" w:tentative="1">
+      <w:start w:val="1"/>
+      <w:numFmt w:val="bullet"/>
+      <w:lvlText w:val=""/>
+      <w:lvlJc w:val="left"/>
+      <w:pPr>
+        <w:tabs>
+          <w:tab w:val="num" w:pos="5040"/>
+        </w:tabs>
+        <w:ind w:left="5040" w:hanging="360"/>
+      </w:pPr>
+      <w:rPr>
+        <w:rFonts w:ascii="Wingdings" w:hAnsi="Wingdings" w:hint="default"/>
+        <w:sz w:val="20"/>
+      </w:rPr>
+    </w:lvl>
+    <w:lvl w:ilvl="7" w:tentative="1">
+      <w:start w:val="1"/>
+      <w:numFmt w:val="bullet"/>
+      <w:lvlText w:val=""/>
+      <w:lvlJc w:val="left"/>
+      <w:pPr>
+        <w:tabs>
+          <w:tab w:val="num" w:pos="5760"/>
+        </w:tabs>
+        <w:ind w:left="5760" w:hanging="360"/>
+      </w:pPr>
+      <w:rPr>
+        <w:rFonts w:ascii="Wingdings" w:hAnsi="Wingdings" w:hint="default"/>
+        <w:sz w:val="20"/>
+      </w:rPr>
+    </w:lvl>
+    <w:lvl w:ilvl="8" w:tentative="1">
+      <w:start w:val="1"/>
+      <w:numFmt w:val="bullet"/>
+      <w:lvlText w:val=""/>
+      <w:lvlJc w:val="left"/>
+      <w:pPr>
+        <w:tabs>
+          <w:tab w:val="num" w:pos="6480"/>
+        </w:tabs>
+        <w:ind w:left="6480" w:hanging="360"/>
+      </w:pPr>
+      <w:rPr>
+        <w:rFonts w:ascii="Wingdings" w:hAnsi="Wingdings" w:hint="default"/>
+        <w:sz w:val="20"/>
+      </w:rPr>
+    </w:lvl>
+  </w:abstractNum>
+  <w:abstractNum w:abstractNumId="29" w15:restartNumberingAfterBreak="0">
     <w:nsid w:val="6BD11052"/>
     <w:multiLevelType w:val="multilevel"/>
     <w:tmpl w:val="A4D889DA"/>
@@ -3561,7 +7231,305 @@
       </w:rPr>
     </w:lvl>
   </w:abstractNum>
-  <w:abstractNum w:abstractNumId="21" w15:restartNumberingAfterBreak="0">
+  <w:abstractNum w:abstractNumId="30" w15:restartNumberingAfterBreak="0">
+    <w:nsid w:val="6F1E0E50"/>
+    <w:multiLevelType w:val="multilevel"/>
+    <w:tmpl w:val="9594BC46"/>
+    <w:lvl w:ilvl="0">
+      <w:start w:val="1"/>
+      <w:numFmt w:val="bullet"/>
+      <w:lvlText w:val=""/>
+      <w:lvlJc w:val="left"/>
+      <w:pPr>
+        <w:tabs>
+          <w:tab w:val="num" w:pos="720"/>
+        </w:tabs>
+        <w:ind w:left="720" w:hanging="360"/>
+      </w:pPr>
+      <w:rPr>
+        <w:rFonts w:ascii="Symbol" w:hAnsi="Symbol" w:hint="default"/>
+        <w:sz w:val="20"/>
+      </w:rPr>
+    </w:lvl>
+    <w:lvl w:ilvl="1" w:tentative="1">
+      <w:start w:val="1"/>
+      <w:numFmt w:val="bullet"/>
+      <w:lvlText w:val="o"/>
+      <w:lvlJc w:val="left"/>
+      <w:pPr>
+        <w:tabs>
+          <w:tab w:val="num" w:pos="1440"/>
+        </w:tabs>
+        <w:ind w:left="1440" w:hanging="360"/>
+      </w:pPr>
+      <w:rPr>
+        <w:rFonts w:ascii="Courier New" w:hAnsi="Courier New" w:hint="default"/>
+        <w:sz w:val="20"/>
+      </w:rPr>
+    </w:lvl>
+    <w:lvl w:ilvl="2" w:tentative="1">
+      <w:start w:val="1"/>
+      <w:numFmt w:val="bullet"/>
+      <w:lvlText w:val=""/>
+      <w:lvlJc w:val="left"/>
+      <w:pPr>
+        <w:tabs>
+          <w:tab w:val="num" w:pos="2160"/>
+        </w:tabs>
+        <w:ind w:left="2160" w:hanging="360"/>
+      </w:pPr>
+      <w:rPr>
+        <w:rFonts w:ascii="Wingdings" w:hAnsi="Wingdings" w:hint="default"/>
+        <w:sz w:val="20"/>
+      </w:rPr>
+    </w:lvl>
+    <w:lvl w:ilvl="3" w:tentative="1">
+      <w:start w:val="1"/>
+      <w:numFmt w:val="bullet"/>
+      <w:lvlText w:val=""/>
+      <w:lvlJc w:val="left"/>
+      <w:pPr>
+        <w:tabs>
+          <w:tab w:val="num" w:pos="2880"/>
+        </w:tabs>
+        <w:ind w:left="2880" w:hanging="360"/>
+      </w:pPr>
+      <w:rPr>
+        <w:rFonts w:ascii="Wingdings" w:hAnsi="Wingdings" w:hint="default"/>
+        <w:sz w:val="20"/>
+      </w:rPr>
+    </w:lvl>
+    <w:lvl w:ilvl="4" w:tentative="1">
+      <w:start w:val="1"/>
+      <w:numFmt w:val="bullet"/>
+      <w:lvlText w:val=""/>
+      <w:lvlJc w:val="left"/>
+      <w:pPr>
+        <w:tabs>
+          <w:tab w:val="num" w:pos="3600"/>
+        </w:tabs>
+        <w:ind w:left="3600" w:hanging="360"/>
+      </w:pPr>
+      <w:rPr>
+        <w:rFonts w:ascii="Wingdings" w:hAnsi="Wingdings" w:hint="default"/>
+        <w:sz w:val="20"/>
+      </w:rPr>
+    </w:lvl>
+    <w:lvl w:ilvl="5" w:tentative="1">
+      <w:start w:val="1"/>
+      <w:numFmt w:val="bullet"/>
+      <w:lvlText w:val=""/>
+      <w:lvlJc w:val="left"/>
+      <w:pPr>
+        <w:tabs>
+          <w:tab w:val="num" w:pos="4320"/>
+        </w:tabs>
+        <w:ind w:left="4320" w:hanging="360"/>
+      </w:pPr>
+      <w:rPr>
+        <w:rFonts w:ascii="Wingdings" w:hAnsi="Wingdings" w:hint="default"/>
+        <w:sz w:val="20"/>
+      </w:rPr>
+    </w:lvl>
+    <w:lvl w:ilvl="6" w:tentative="1">
+      <w:start w:val="1"/>
+      <w:numFmt w:val="bullet"/>
+      <w:lvlText w:val=""/>
+      <w:lvlJc w:val="left"/>
+      <w:pPr>
+        <w:tabs>
+          <w:tab w:val="num" w:pos="5040"/>
+        </w:tabs>
+        <w:ind w:left="5040" w:hanging="360"/>
+      </w:pPr>
+      <w:rPr>
+        <w:rFonts w:ascii="Wingdings" w:hAnsi="Wingdings" w:hint="default"/>
+        <w:sz w:val="20"/>
+      </w:rPr>
+    </w:lvl>
+    <w:lvl w:ilvl="7" w:tentative="1">
+      <w:start w:val="1"/>
+      <w:numFmt w:val="bullet"/>
+      <w:lvlText w:val=""/>
+      <w:lvlJc w:val="left"/>
+      <w:pPr>
+        <w:tabs>
+          <w:tab w:val="num" w:pos="5760"/>
+        </w:tabs>
+        <w:ind w:left="5760" w:hanging="360"/>
+      </w:pPr>
+      <w:rPr>
+        <w:rFonts w:ascii="Wingdings" w:hAnsi="Wingdings" w:hint="default"/>
+        <w:sz w:val="20"/>
+      </w:rPr>
+    </w:lvl>
+    <w:lvl w:ilvl="8" w:tentative="1">
+      <w:start w:val="1"/>
+      <w:numFmt w:val="bullet"/>
+      <w:lvlText w:val=""/>
+      <w:lvlJc w:val="left"/>
+      <w:pPr>
+        <w:tabs>
+          <w:tab w:val="num" w:pos="6480"/>
+        </w:tabs>
+        <w:ind w:left="6480" w:hanging="360"/>
+      </w:pPr>
+      <w:rPr>
+        <w:rFonts w:ascii="Wingdings" w:hAnsi="Wingdings" w:hint="default"/>
+        <w:sz w:val="20"/>
+      </w:rPr>
+    </w:lvl>
+  </w:abstractNum>
+  <w:abstractNum w:abstractNumId="31" w15:restartNumberingAfterBreak="0">
+    <w:nsid w:val="707A36C4"/>
+    <w:multiLevelType w:val="multilevel"/>
+    <w:tmpl w:val="5CBE4176"/>
+    <w:lvl w:ilvl="0">
+      <w:start w:val="1"/>
+      <w:numFmt w:val="bullet"/>
+      <w:lvlText w:val=""/>
+      <w:lvlJc w:val="left"/>
+      <w:pPr>
+        <w:tabs>
+          <w:tab w:val="num" w:pos="720"/>
+        </w:tabs>
+        <w:ind w:left="720" w:hanging="360"/>
+      </w:pPr>
+      <w:rPr>
+        <w:rFonts w:ascii="Symbol" w:hAnsi="Symbol" w:hint="default"/>
+        <w:sz w:val="20"/>
+      </w:rPr>
+    </w:lvl>
+    <w:lvl w:ilvl="1" w:tentative="1">
+      <w:start w:val="1"/>
+      <w:numFmt w:val="bullet"/>
+      <w:lvlText w:val="o"/>
+      <w:lvlJc w:val="left"/>
+      <w:pPr>
+        <w:tabs>
+          <w:tab w:val="num" w:pos="1440"/>
+        </w:tabs>
+        <w:ind w:left="1440" w:hanging="360"/>
+      </w:pPr>
+      <w:rPr>
+        <w:rFonts w:ascii="Courier New" w:hAnsi="Courier New" w:hint="default"/>
+        <w:sz w:val="20"/>
+      </w:rPr>
+    </w:lvl>
+    <w:lvl w:ilvl="2" w:tentative="1">
+      <w:start w:val="1"/>
+      <w:numFmt w:val="bullet"/>
+      <w:lvlText w:val=""/>
+      <w:lvlJc w:val="left"/>
+      <w:pPr>
+        <w:tabs>
+          <w:tab w:val="num" w:pos="2160"/>
+        </w:tabs>
+        <w:ind w:left="2160" w:hanging="360"/>
+      </w:pPr>
+      <w:rPr>
+        <w:rFonts w:ascii="Wingdings" w:hAnsi="Wingdings" w:hint="default"/>
+        <w:sz w:val="20"/>
+      </w:rPr>
+    </w:lvl>
+    <w:lvl w:ilvl="3" w:tentative="1">
+      <w:start w:val="1"/>
+      <w:numFmt w:val="bullet"/>
+      <w:lvlText w:val=""/>
+      <w:lvlJc w:val="left"/>
+      <w:pPr>
+        <w:tabs>
+          <w:tab w:val="num" w:pos="2880"/>
+        </w:tabs>
+        <w:ind w:left="2880" w:hanging="360"/>
+      </w:pPr>
+      <w:rPr>
+        <w:rFonts w:ascii="Wingdings" w:hAnsi="Wingdings" w:hint="default"/>
+        <w:sz w:val="20"/>
+      </w:rPr>
+    </w:lvl>
+    <w:lvl w:ilvl="4" w:tentative="1">
+      <w:start w:val="1"/>
+      <w:numFmt w:val="bullet"/>
+      <w:lvlText w:val=""/>
+      <w:lvlJc w:val="left"/>
+      <w:pPr>
+        <w:tabs>
+          <w:tab w:val="num" w:pos="3600"/>
+        </w:tabs>
+        <w:ind w:left="3600" w:hanging="360"/>
+      </w:pPr>
+      <w:rPr>
+        <w:rFonts w:ascii="Wingdings" w:hAnsi="Wingdings" w:hint="default"/>
+        <w:sz w:val="20"/>
+      </w:rPr>
+    </w:lvl>
+    <w:lvl w:ilvl="5" w:tentative="1">
+      <w:start w:val="1"/>
+      <w:numFmt w:val="bullet"/>
+      <w:lvlText w:val=""/>
+      <w:lvlJc w:val="left"/>
+      <w:pPr>
+        <w:tabs>
+          <w:tab w:val="num" w:pos="4320"/>
+        </w:tabs>
+        <w:ind w:left="4320" w:hanging="360"/>
+      </w:pPr>
+      <w:rPr>
+        <w:rFonts w:ascii="Wingdings" w:hAnsi="Wingdings" w:hint="default"/>
+        <w:sz w:val="20"/>
+      </w:rPr>
+    </w:lvl>
+    <w:lvl w:ilvl="6" w:tentative="1">
+      <w:start w:val="1"/>
+      <w:numFmt w:val="bullet"/>
+      <w:lvlText w:val=""/>
+      <w:lvlJc w:val="left"/>
+      <w:pPr>
+        <w:tabs>
+          <w:tab w:val="num" w:pos="5040"/>
+        </w:tabs>
+        <w:ind w:left="5040" w:hanging="360"/>
+      </w:pPr>
+      <w:rPr>
+        <w:rFonts w:ascii="Wingdings" w:hAnsi="Wingdings" w:hint="default"/>
+        <w:sz w:val="20"/>
+      </w:rPr>
+    </w:lvl>
+    <w:lvl w:ilvl="7" w:tentative="1">
+      <w:start w:val="1"/>
+      <w:numFmt w:val="bullet"/>
+      <w:lvlText w:val=""/>
+      <w:lvlJc w:val="left"/>
+      <w:pPr>
+        <w:tabs>
+          <w:tab w:val="num" w:pos="5760"/>
+        </w:tabs>
+        <w:ind w:left="5760" w:hanging="360"/>
+      </w:pPr>
+      <w:rPr>
+        <w:rFonts w:ascii="Wingdings" w:hAnsi="Wingdings" w:hint="default"/>
+        <w:sz w:val="20"/>
+      </w:rPr>
+    </w:lvl>
+    <w:lvl w:ilvl="8" w:tentative="1">
+      <w:start w:val="1"/>
+      <w:numFmt w:val="bullet"/>
+      <w:lvlText w:val=""/>
+      <w:lvlJc w:val="left"/>
+      <w:pPr>
+        <w:tabs>
+          <w:tab w:val="num" w:pos="6480"/>
+        </w:tabs>
+        <w:ind w:left="6480" w:hanging="360"/>
+      </w:pPr>
+      <w:rPr>
+        <w:rFonts w:ascii="Wingdings" w:hAnsi="Wingdings" w:hint="default"/>
+        <w:sz w:val="20"/>
+      </w:rPr>
+    </w:lvl>
+  </w:abstractNum>
+  <w:abstractNum w:abstractNumId="32" w15:restartNumberingAfterBreak="0">
     <w:nsid w:val="77F00D6B"/>
     <w:multiLevelType w:val="multilevel"/>
     <w:tmpl w:val="07629844"/>
@@ -3710,7 +7678,156 @@
       </w:rPr>
     </w:lvl>
   </w:abstractNum>
-  <w:abstractNum w:abstractNumId="22" w15:restartNumberingAfterBreak="0">
+  <w:abstractNum w:abstractNumId="33" w15:restartNumberingAfterBreak="0">
+    <w:nsid w:val="79D52E61"/>
+    <w:multiLevelType w:val="multilevel"/>
+    <w:tmpl w:val="D416C90A"/>
+    <w:lvl w:ilvl="0">
+      <w:start w:val="1"/>
+      <w:numFmt w:val="bullet"/>
+      <w:lvlText w:val=""/>
+      <w:lvlJc w:val="left"/>
+      <w:pPr>
+        <w:tabs>
+          <w:tab w:val="num" w:pos="720"/>
+        </w:tabs>
+        <w:ind w:left="720" w:hanging="360"/>
+      </w:pPr>
+      <w:rPr>
+        <w:rFonts w:ascii="Symbol" w:hAnsi="Symbol" w:hint="default"/>
+        <w:sz w:val="20"/>
+      </w:rPr>
+    </w:lvl>
+    <w:lvl w:ilvl="1" w:tentative="1">
+      <w:start w:val="1"/>
+      <w:numFmt w:val="bullet"/>
+      <w:lvlText w:val="o"/>
+      <w:lvlJc w:val="left"/>
+      <w:pPr>
+        <w:tabs>
+          <w:tab w:val="num" w:pos="1440"/>
+        </w:tabs>
+        <w:ind w:left="1440" w:hanging="360"/>
+      </w:pPr>
+      <w:rPr>
+        <w:rFonts w:ascii="Courier New" w:hAnsi="Courier New" w:hint="default"/>
+        <w:sz w:val="20"/>
+      </w:rPr>
+    </w:lvl>
+    <w:lvl w:ilvl="2" w:tentative="1">
+      <w:start w:val="1"/>
+      <w:numFmt w:val="bullet"/>
+      <w:lvlText w:val=""/>
+      <w:lvlJc w:val="left"/>
+      <w:pPr>
+        <w:tabs>
+          <w:tab w:val="num" w:pos="2160"/>
+        </w:tabs>
+        <w:ind w:left="2160" w:hanging="360"/>
+      </w:pPr>
+      <w:rPr>
+        <w:rFonts w:ascii="Wingdings" w:hAnsi="Wingdings" w:hint="default"/>
+        <w:sz w:val="20"/>
+      </w:rPr>
+    </w:lvl>
+    <w:lvl w:ilvl="3" w:tentative="1">
+      <w:start w:val="1"/>
+      <w:numFmt w:val="bullet"/>
+      <w:lvlText w:val=""/>
+      <w:lvlJc w:val="left"/>
+      <w:pPr>
+        <w:tabs>
+          <w:tab w:val="num" w:pos="2880"/>
+        </w:tabs>
+        <w:ind w:left="2880" w:hanging="360"/>
+      </w:pPr>
+      <w:rPr>
+        <w:rFonts w:ascii="Wingdings" w:hAnsi="Wingdings" w:hint="default"/>
+        <w:sz w:val="20"/>
+      </w:rPr>
+    </w:lvl>
+    <w:lvl w:ilvl="4" w:tentative="1">
+      <w:start w:val="1"/>
+      <w:numFmt w:val="bullet"/>
+      <w:lvlText w:val=""/>
+      <w:lvlJc w:val="left"/>
+      <w:pPr>
+        <w:tabs>
+          <w:tab w:val="num" w:pos="3600"/>
+        </w:tabs>
+        <w:ind w:left="3600" w:hanging="360"/>
+      </w:pPr>
+      <w:rPr>
+        <w:rFonts w:ascii="Wingdings" w:hAnsi="Wingdings" w:hint="default"/>
+        <w:sz w:val="20"/>
+      </w:rPr>
+    </w:lvl>
+    <w:lvl w:ilvl="5" w:tentative="1">
+      <w:start w:val="1"/>
+      <w:numFmt w:val="bullet"/>
+      <w:lvlText w:val=""/>
+      <w:lvlJc w:val="left"/>
+      <w:pPr>
+        <w:tabs>
+          <w:tab w:val="num" w:pos="4320"/>
+        </w:tabs>
+        <w:ind w:left="4320" w:hanging="360"/>
+      </w:pPr>
+      <w:rPr>
+        <w:rFonts w:ascii="Wingdings" w:hAnsi="Wingdings" w:hint="default"/>
+        <w:sz w:val="20"/>
+      </w:rPr>
+    </w:lvl>
+    <w:lvl w:ilvl="6" w:tentative="1">
+      <w:start w:val="1"/>
+      <w:numFmt w:val="bullet"/>
+      <w:lvlText w:val=""/>
+      <w:lvlJc w:val="left"/>
+      <w:pPr>
+        <w:tabs>
+          <w:tab w:val="num" w:pos="5040"/>
+        </w:tabs>
+        <w:ind w:left="5040" w:hanging="360"/>
+      </w:pPr>
+      <w:rPr>
+        <w:rFonts w:ascii="Wingdings" w:hAnsi="Wingdings" w:hint="default"/>
+        <w:sz w:val="20"/>
+      </w:rPr>
+    </w:lvl>
+    <w:lvl w:ilvl="7" w:tentative="1">
+      <w:start w:val="1"/>
+      <w:numFmt w:val="bullet"/>
+      <w:lvlText w:val=""/>
+      <w:lvlJc w:val="left"/>
+      <w:pPr>
+        <w:tabs>
+          <w:tab w:val="num" w:pos="5760"/>
+        </w:tabs>
+        <w:ind w:left="5760" w:hanging="360"/>
+      </w:pPr>
+      <w:rPr>
+        <w:rFonts w:ascii="Wingdings" w:hAnsi="Wingdings" w:hint="default"/>
+        <w:sz w:val="20"/>
+      </w:rPr>
+    </w:lvl>
+    <w:lvl w:ilvl="8" w:tentative="1">
+      <w:start w:val="1"/>
+      <w:numFmt w:val="bullet"/>
+      <w:lvlText w:val=""/>
+      <w:lvlJc w:val="left"/>
+      <w:pPr>
+        <w:tabs>
+          <w:tab w:val="num" w:pos="6480"/>
+        </w:tabs>
+        <w:ind w:left="6480" w:hanging="360"/>
+      </w:pPr>
+      <w:rPr>
+        <w:rFonts w:ascii="Wingdings" w:hAnsi="Wingdings" w:hint="default"/>
+        <w:sz w:val="20"/>
+      </w:rPr>
+    </w:lvl>
+  </w:abstractNum>
+  <w:abstractNum w:abstractNumId="34" w15:restartNumberingAfterBreak="0">
     <w:nsid w:val="7F315435"/>
     <w:multiLevelType w:val="multilevel"/>
     <w:tmpl w:val="89645C8A"/>
@@ -3890,25 +8007,25 @@
     <w:abstractNumId w:val="11"/>
   </w:num>
   <w:num w:numId="11" w16cid:durableId="1502622130">
-    <w:abstractNumId w:val="22"/>
+    <w:abstractNumId w:val="34"/>
   </w:num>
   <w:num w:numId="12" w16cid:durableId="130249350">
-    <w:abstractNumId w:val="21"/>
+    <w:abstractNumId w:val="32"/>
   </w:num>
   <w:num w:numId="13" w16cid:durableId="1952472264">
-    <w:abstractNumId w:val="18"/>
+    <w:abstractNumId w:val="19"/>
   </w:num>
   <w:num w:numId="14" w16cid:durableId="2057391112">
-    <w:abstractNumId w:val="16"/>
+    <w:abstractNumId w:val="17"/>
   </w:num>
   <w:num w:numId="15" w16cid:durableId="1976983742">
     <w:abstractNumId w:val="13"/>
   </w:num>
   <w:num w:numId="16" w16cid:durableId="257953958">
-    <w:abstractNumId w:val="17"/>
+    <w:abstractNumId w:val="18"/>
   </w:num>
   <w:num w:numId="17" w16cid:durableId="274757661">
-    <w:abstractNumId w:val="19"/>
+    <w:abstractNumId w:val="23"/>
   </w:num>
   <w:num w:numId="18" w16cid:durableId="2117096213">
     <w:abstractNumId w:val="12"/>
@@ -3920,19 +8037,55 @@
     <w:abstractNumId w:val="9"/>
   </w:num>
   <w:num w:numId="21" w16cid:durableId="2014019276">
-    <w:abstractNumId w:val="20"/>
+    <w:abstractNumId w:val="29"/>
   </w:num>
   <w:num w:numId="22" w16cid:durableId="1630086520">
+    <w:abstractNumId w:val="16"/>
+  </w:num>
+  <w:num w:numId="23" w16cid:durableId="1110858487">
     <w:abstractNumId w:val="15"/>
   </w:num>
-  <w:num w:numId="23" w16cid:durableId="1110858487">
+  <w:num w:numId="24" w16cid:durableId="1734234119">
+    <w:abstractNumId w:val="22"/>
+  </w:num>
+  <w:num w:numId="25" w16cid:durableId="1839886757">
+    <w:abstractNumId w:val="31"/>
+  </w:num>
+  <w:num w:numId="26" w16cid:durableId="750395025">
     <w:abstractNumId w:val="14"/>
+  </w:num>
+  <w:num w:numId="27" w16cid:durableId="1552154766">
+    <w:abstractNumId w:val="25"/>
+  </w:num>
+  <w:num w:numId="28" w16cid:durableId="981539076">
+    <w:abstractNumId w:val="27"/>
+  </w:num>
+  <w:num w:numId="29" w16cid:durableId="1932424481">
+    <w:abstractNumId w:val="24"/>
+  </w:num>
+  <w:num w:numId="30" w16cid:durableId="170485866">
+    <w:abstractNumId w:val="33"/>
+  </w:num>
+  <w:num w:numId="31" w16cid:durableId="533275879">
+    <w:abstractNumId w:val="30"/>
+  </w:num>
+  <w:num w:numId="32" w16cid:durableId="399140292">
+    <w:abstractNumId w:val="26"/>
+  </w:num>
+  <w:num w:numId="33" w16cid:durableId="256519687">
+    <w:abstractNumId w:val="28"/>
+  </w:num>
+  <w:num w:numId="34" w16cid:durableId="1684816423">
+    <w:abstractNumId w:val="21"/>
+  </w:num>
+  <w:num w:numId="35" w16cid:durableId="1385059616">
+    <w:abstractNumId w:val="20"/>
   </w:num>
 </w:numbering>
 </file>
 
 <file path=word/styles.xml><?xml version="1.0" encoding="utf-8"?>
-<w:styles xmlns:mc="http://schemas.openxmlformats.org/markup-compatibility/2006" xmlns:r="http://schemas.openxmlformats.org/officeDocument/2006/relationships" xmlns:w="http://schemas.openxmlformats.org/wordprocessingml/2006/main" xmlns:w14="http://schemas.microsoft.com/office/word/2010/wordml" xmlns:w15="http://schemas.microsoft.com/office/word/2012/wordml" xmlns:w16cex="http://schemas.microsoft.com/office/word/2018/wordml/cex" xmlns:w16cid="http://schemas.microsoft.com/office/word/2016/wordml/cid" xmlns:w16="http://schemas.microsoft.com/office/word/2018/wordml" xmlns:w16du="http://schemas.microsoft.com/office/word/2023/wordml/word16du" xmlns:w16sdtdh="http://schemas.microsoft.com/office/word/2020/wordml/sdtdatahash" xmlns:w16sdtfl="http://schemas.microsoft.com/office/word/2024/wordml/sdtformatlock" xmlns:w16se="http://schemas.microsoft.com/office/word/2015/wordml/symex" mc:Ignorable="w14 w15 w16se w16cid w16 w16cex w16sdtdh w16sdtfl w16du">
+<w:styles xmlns:mc="http://schemas.openxmlformats.org/markup-compatibility/2006" xmlns:r="http://schemas.openxmlformats.org/officeDocument/2006/relationships" xmlns:w="http://schemas.openxmlformats.org/wordprocessingml/2006/main" xmlns:w14="http://schemas.microsoft.com/office/word/2010/wordml" xmlns:w15="http://schemas.microsoft.com/office/word/2012/wordml" xmlns:w16cex="http://schemas.microsoft.com/office/word/2018/wordml/cex" xmlns:w16cid="http://schemas.microsoft.com/office/word/2016/wordml/cid" xmlns:w16="http://schemas.microsoft.com/office/word/2018/wordml" xmlns:w16sdtdh="http://schemas.microsoft.com/office/word/2020/wordml/sdtdatahash" xmlns:w16se="http://schemas.microsoft.com/office/word/2015/wordml/symex" mc:Ignorable="w14 w15 w16se w16cid w16 w16cex w16sdtdh">
   <w:docDefaults>
     <w:rPrDefault>
       <w:rPr>
